--- a/documentos/Semana 6  Identidad Digital Cristian Noriega Geraldine Plata.docx
+++ b/documentos/Semana 6  Identidad Digital Cristian Noriega Geraldine Plata.docx
@@ -151,7 +151,23 @@
           <w:rFonts w:ascii="Times New Roman" w:eastAsia="Times New Roman" w:hAnsi="Times New Roman" w:cs="Times New Roman"/>
           <w:color w:val="000000" w:themeColor="text1"/>
         </w:rPr>
-        <w:t>Estudiantes: Geraldine Jholany Plata Angarita</w:t>
+        <w:t xml:space="preserve">Estudiantes: Geraldine </w:t>
+      </w:r>
+      <w:proofErr w:type="spellStart"/>
+      <w:r>
+        <w:rPr>
+          <w:rFonts w:ascii="Times New Roman" w:eastAsia="Times New Roman" w:hAnsi="Times New Roman" w:cs="Times New Roman"/>
+          <w:color w:val="000000" w:themeColor="text1"/>
+        </w:rPr>
+        <w:t>Jholany</w:t>
+      </w:r>
+      <w:proofErr w:type="spellEnd"/>
+      <w:r>
+        <w:rPr>
+          <w:rFonts w:ascii="Times New Roman" w:eastAsia="Times New Roman" w:hAnsi="Times New Roman" w:cs="Times New Roman"/>
+          <w:color w:val="000000" w:themeColor="text1"/>
+        </w:rPr>
+        <w:t xml:space="preserve"> Plata Angarita</w:t>
       </w:r>
     </w:p>
     <w:p>
@@ -554,7 +570,25 @@
           <w:color w:val="000000" w:themeColor="text1"/>
           <w:lang w:val="es-CO"/>
         </w:rPr>
-        <w:t>Sistema web de gestión de identidad digital para servicios gubernamentales. La plataforma permitirá registrar usuarios, verificar su identidad mediante autenticación multifactor y controlar acceso a los servicios según los roles y permisos asignados. El sistema busca ofrecer una forma más segura de gestionar la identidad de los ciudadanos reduciendo el riesgo de suplantación y accesos no autorizados.</w:t>
+        <w:t xml:space="preserve">Sistema web de gestión de identidad digital para servicios gubernamentales. La plataforma permitirá registrar usuarios, verificar su identidad mediante autenticación </w:t>
+      </w:r>
+      <w:proofErr w:type="spellStart"/>
+      <w:r>
+        <w:rPr>
+          <w:rFonts w:ascii="Times New Roman" w:eastAsia="Times New Roman" w:hAnsi="Times New Roman" w:cs="Times New Roman"/>
+          <w:color w:val="000000" w:themeColor="text1"/>
+          <w:lang w:val="es-CO"/>
+        </w:rPr>
+        <w:t>multifactor</w:t>
+      </w:r>
+      <w:proofErr w:type="spellEnd"/>
+      <w:r>
+        <w:rPr>
+          <w:rFonts w:ascii="Times New Roman" w:eastAsia="Times New Roman" w:hAnsi="Times New Roman" w:cs="Times New Roman"/>
+          <w:color w:val="000000" w:themeColor="text1"/>
+          <w:lang w:val="es-CO"/>
+        </w:rPr>
+        <w:t xml:space="preserve"> y controlar acceso a los servicios según los roles y permisos asignados. El sistema busca ofrecer una forma más segura de gestionar la identidad de los ciudadanos reduciendo el riesgo de suplantación y accesos no autorizados.</w:t>
       </w:r>
     </w:p>
     <w:p>
@@ -642,13 +676,41 @@
           <w:lang w:val="es-CO"/>
         </w:rPr>
       </w:pPr>
-      <w:r>
-        <w:rPr>
-          <w:rFonts w:ascii="Times New Roman" w:eastAsia="Times New Roman" w:hAnsi="Times New Roman" w:cs="Times New Roman"/>
-          <w:color w:val="000000" w:themeColor="text1"/>
-          <w:lang w:val="es-CO"/>
-        </w:rPr>
-        <w:t>Crud de ciudadanos, autenticador multifactor, gestión de citas para tramite de renovación de cédula por perdida, consultas y cancelación de citas, administración de permisos y roles. No incluye integración con la registraduría, bases de datos gubernamentales ni servicios reales externos, los procesos serán simulados para la entrega del proyecto.</w:t>
+      <w:proofErr w:type="spellStart"/>
+      <w:r>
+        <w:rPr>
+          <w:rFonts w:ascii="Times New Roman" w:eastAsia="Times New Roman" w:hAnsi="Times New Roman" w:cs="Times New Roman"/>
+          <w:color w:val="000000" w:themeColor="text1"/>
+          <w:lang w:val="es-CO"/>
+        </w:rPr>
+        <w:t>Crud</w:t>
+      </w:r>
+      <w:proofErr w:type="spellEnd"/>
+      <w:r>
+        <w:rPr>
+          <w:rFonts w:ascii="Times New Roman" w:eastAsia="Times New Roman" w:hAnsi="Times New Roman" w:cs="Times New Roman"/>
+          <w:color w:val="000000" w:themeColor="text1"/>
+          <w:lang w:val="es-CO"/>
+        </w:rPr>
+        <w:t xml:space="preserve"> de ciudadanos, autenticador </w:t>
+      </w:r>
+      <w:proofErr w:type="spellStart"/>
+      <w:r>
+        <w:rPr>
+          <w:rFonts w:ascii="Times New Roman" w:eastAsia="Times New Roman" w:hAnsi="Times New Roman" w:cs="Times New Roman"/>
+          <w:color w:val="000000" w:themeColor="text1"/>
+          <w:lang w:val="es-CO"/>
+        </w:rPr>
+        <w:t>multifactor</w:t>
+      </w:r>
+      <w:proofErr w:type="spellEnd"/>
+      <w:r>
+        <w:rPr>
+          <w:rFonts w:ascii="Times New Roman" w:eastAsia="Times New Roman" w:hAnsi="Times New Roman" w:cs="Times New Roman"/>
+          <w:color w:val="000000" w:themeColor="text1"/>
+          <w:lang w:val="es-CO"/>
+        </w:rPr>
+        <w:t>, gestión de citas para tramite de renovación de cédula por perdida, consultas y cancelación de citas, administración de permisos y roles. No incluye integración con la registraduría, bases de datos gubernamentales ni servicios reales externos, los procesos serán simulados para la entrega del proyecto.</w:t>
       </w:r>
     </w:p>
     <w:p>
@@ -769,7 +831,25 @@
           <w:color w:val="000000" w:themeColor="text1"/>
           <w:lang w:val="es-CO"/>
         </w:rPr>
-        <w:t>Implementar un mecanismo de autenticación multifactor para fortalecer la seguridad del acceso de los usuarios.</w:t>
+        <w:t xml:space="preserve">Implementar un mecanismo de autenticación </w:t>
+      </w:r>
+      <w:proofErr w:type="spellStart"/>
+      <w:r>
+        <w:rPr>
+          <w:rFonts w:ascii="Times New Roman" w:eastAsia="Times New Roman" w:hAnsi="Times New Roman" w:cs="Times New Roman"/>
+          <w:color w:val="000000" w:themeColor="text1"/>
+          <w:lang w:val="es-CO"/>
+        </w:rPr>
+        <w:t>multifactor</w:t>
+      </w:r>
+      <w:proofErr w:type="spellEnd"/>
+      <w:r>
+        <w:rPr>
+          <w:rFonts w:ascii="Times New Roman" w:eastAsia="Times New Roman" w:hAnsi="Times New Roman" w:cs="Times New Roman"/>
+          <w:color w:val="000000" w:themeColor="text1"/>
+          <w:lang w:val="es-CO"/>
+        </w:rPr>
+        <w:t xml:space="preserve"> para fortalecer la seguridad del acceso de los usuarios.</w:t>
       </w:r>
     </w:p>
     <w:p>
@@ -859,6 +939,7 @@
           <w:lang w:val="es-CO"/>
         </w:rPr>
       </w:pPr>
+      <w:proofErr w:type="spellStart"/>
       <w:r>
         <w:rPr>
           <w:rFonts w:ascii="Times New Roman" w:eastAsia="Times New Roman" w:hAnsi="Times New Roman" w:cs="Times New Roman"/>
@@ -868,6 +949,7 @@
         </w:rPr>
         <w:t>Vision</w:t>
       </w:r>
+      <w:proofErr w:type="spellEnd"/>
     </w:p>
     <w:p>
       <w:pPr>
@@ -1081,8 +1163,18 @@
           <w:bCs/>
         </w:rPr>
         <w:lastRenderedPageBreak/>
-        <w:t>Análisis para la aplicación del Singleton</w:t>
-      </w:r>
+        <w:t xml:space="preserve">Análisis para la aplicación del </w:t>
+      </w:r>
+      <w:proofErr w:type="spellStart"/>
+      <w:r>
+        <w:rPr>
+          <w:rFonts w:ascii="Times New Roman" w:eastAsia="Times New Roman" w:hAnsi="Times New Roman" w:cs="Times New Roman"/>
+          <w:b/>
+          <w:bCs/>
+        </w:rPr>
+        <w:t>Singleton</w:t>
+      </w:r>
+      <w:proofErr w:type="spellEnd"/>
     </w:p>
     <w:p>
       <w:pPr>
@@ -1140,7 +1232,21 @@
         <w:rPr>
           <w:rFonts w:ascii="Times New Roman" w:hAnsi="Times New Roman" w:cs="Times New Roman"/>
         </w:rPr>
-        <w:t>Servir como un centro de control único para registrar los inicios de sesión. Al usar un solo LoginManager para mostrar en la consola cuándo alguien entra o se equivoca de clave, evitamos crear copias innecesarias en el sistema cada vez que un usuario intenta ingresar. Esto hace que el programa gaste menos memoria y funcione de forma más rápida y ordenada, asegurando que todos los mensajes de seguridad se manejen siempre en el mismo lugar.</w:t>
+        <w:t xml:space="preserve">Servir como un centro de control único para registrar los inicios de sesión. Al usar un solo </w:t>
+      </w:r>
+      <w:proofErr w:type="spellStart"/>
+      <w:r>
+        <w:rPr>
+          <w:rFonts w:ascii="Times New Roman" w:hAnsi="Times New Roman" w:cs="Times New Roman"/>
+        </w:rPr>
+        <w:t>LoginManager</w:t>
+      </w:r>
+      <w:proofErr w:type="spellEnd"/>
+      <w:r>
+        <w:rPr>
+          <w:rFonts w:ascii="Times New Roman" w:hAnsi="Times New Roman" w:cs="Times New Roman"/>
+        </w:rPr>
+        <w:t xml:space="preserve"> para mostrar en la consola cuándo alguien entra o se equivoca de clave, evitamos crear copias innecesarias en el sistema cada vez que un usuario intenta ingresar. Esto hace que el programa gaste menos memoria y funcione de forma más rápida y ordenada, asegurando que todos los mensajes de seguridad se manejen siempre en el mismo lugar.</w:t>
       </w:r>
     </w:p>
     <w:p>
@@ -1248,7 +1354,21 @@
         <w:rPr>
           <w:rFonts w:ascii="Times New Roman" w:eastAsia="Times New Roman" w:hAnsi="Times New Roman" w:cs="Times New Roman"/>
         </w:rPr>
-        <w:t xml:space="preserve"> Este diagrama muestra el flujo del proceso de autenticación y la aplicación del patrón Singleton.</w:t>
+        <w:t xml:space="preserve"> Este diagrama muestra el flujo del proceso de autenticación y la aplicación del patrón </w:t>
+      </w:r>
+      <w:proofErr w:type="spellStart"/>
+      <w:r>
+        <w:rPr>
+          <w:rFonts w:ascii="Times New Roman" w:eastAsia="Times New Roman" w:hAnsi="Times New Roman" w:cs="Times New Roman"/>
+        </w:rPr>
+        <w:t>Singleton</w:t>
+      </w:r>
+      <w:proofErr w:type="spellEnd"/>
+      <w:r>
+        <w:rPr>
+          <w:rFonts w:ascii="Times New Roman" w:eastAsia="Times New Roman" w:hAnsi="Times New Roman" w:cs="Times New Roman"/>
+        </w:rPr>
+        <w:t>.</w:t>
       </w:r>
     </w:p>
     <w:p>
@@ -1263,6 +1383,7 @@
           <w:rFonts w:ascii="Times New Roman" w:eastAsia="Times New Roman" w:hAnsi="Times New Roman" w:cs="Times New Roman"/>
         </w:rPr>
       </w:pPr>
+      <w:proofErr w:type="spellStart"/>
       <w:r>
         <w:rPr>
           <w:rFonts w:ascii="Times New Roman" w:eastAsia="Times New Roman" w:hAnsi="Times New Roman" w:cs="Times New Roman"/>
@@ -1271,11 +1392,40 @@
         </w:rPr>
         <w:t>SecurityConfig</w:t>
       </w:r>
-      <w:r>
-        <w:rPr>
-          <w:rFonts w:ascii="Times New Roman" w:eastAsia="Times New Roman" w:hAnsi="Times New Roman" w:cs="Times New Roman"/>
-        </w:rPr>
-        <w:t xml:space="preserve"> configura el proceso de autenticación y utiliza LoginAuthenticationHandler y CustomUserDetailsService.</w:t>
+      <w:proofErr w:type="spellEnd"/>
+      <w:r>
+        <w:rPr>
+          <w:rFonts w:ascii="Times New Roman" w:eastAsia="Times New Roman" w:hAnsi="Times New Roman" w:cs="Times New Roman"/>
+        </w:rPr>
+        <w:t xml:space="preserve"> configura el proceso de autenticación y utiliza </w:t>
+      </w:r>
+      <w:proofErr w:type="spellStart"/>
+      <w:r>
+        <w:rPr>
+          <w:rFonts w:ascii="Times New Roman" w:eastAsia="Times New Roman" w:hAnsi="Times New Roman" w:cs="Times New Roman"/>
+        </w:rPr>
+        <w:t>LoginAuthenticationHandler</w:t>
+      </w:r>
+      <w:proofErr w:type="spellEnd"/>
+      <w:r>
+        <w:rPr>
+          <w:rFonts w:ascii="Times New Roman" w:eastAsia="Times New Roman" w:hAnsi="Times New Roman" w:cs="Times New Roman"/>
+        </w:rPr>
+        <w:t xml:space="preserve"> y </w:t>
+      </w:r>
+      <w:proofErr w:type="spellStart"/>
+      <w:r>
+        <w:rPr>
+          <w:rFonts w:ascii="Times New Roman" w:eastAsia="Times New Roman" w:hAnsi="Times New Roman" w:cs="Times New Roman"/>
+        </w:rPr>
+        <w:t>CustomUserDetailsService</w:t>
+      </w:r>
+      <w:proofErr w:type="spellEnd"/>
+      <w:r>
+        <w:rPr>
+          <w:rFonts w:ascii="Times New Roman" w:eastAsia="Times New Roman" w:hAnsi="Times New Roman" w:cs="Times New Roman"/>
+        </w:rPr>
+        <w:t>.</w:t>
       </w:r>
     </w:p>
     <w:p>
@@ -1290,6 +1440,7 @@
           <w:rFonts w:ascii="Times New Roman" w:eastAsia="Times New Roman" w:hAnsi="Times New Roman" w:cs="Times New Roman"/>
         </w:rPr>
       </w:pPr>
+      <w:proofErr w:type="spellStart"/>
       <w:r>
         <w:rPr>
           <w:rFonts w:ascii="Times New Roman" w:eastAsia="Times New Roman" w:hAnsi="Times New Roman" w:cs="Times New Roman"/>
@@ -1299,11 +1450,26 @@
         <w:lastRenderedPageBreak/>
         <w:t>CustomUserDetailsService</w:t>
       </w:r>
-      <w:r>
-        <w:rPr>
-          <w:rFonts w:ascii="Times New Roman" w:eastAsia="Times New Roman" w:hAnsi="Times New Roman" w:cs="Times New Roman"/>
-        </w:rPr>
-        <w:t xml:space="preserve"> utiliza CiudadanoRepository para consultar los datos del ciudadano y verificar la información necesaria para la autenticación.</w:t>
+      <w:proofErr w:type="spellEnd"/>
+      <w:r>
+        <w:rPr>
+          <w:rFonts w:ascii="Times New Roman" w:eastAsia="Times New Roman" w:hAnsi="Times New Roman" w:cs="Times New Roman"/>
+        </w:rPr>
+        <w:t xml:space="preserve"> utiliza </w:t>
+      </w:r>
+      <w:proofErr w:type="spellStart"/>
+      <w:r>
+        <w:rPr>
+          <w:rFonts w:ascii="Times New Roman" w:eastAsia="Times New Roman" w:hAnsi="Times New Roman" w:cs="Times New Roman"/>
+        </w:rPr>
+        <w:t>CiudadanoRepository</w:t>
+      </w:r>
+      <w:proofErr w:type="spellEnd"/>
+      <w:r>
+        <w:rPr>
+          <w:rFonts w:ascii="Times New Roman" w:eastAsia="Times New Roman" w:hAnsi="Times New Roman" w:cs="Times New Roman"/>
+        </w:rPr>
+        <w:t xml:space="preserve"> para consultar los datos del ciudadano y verificar la información necesaria para la autenticación.</w:t>
       </w:r>
     </w:p>
     <w:p>
@@ -1318,6 +1484,7 @@
           <w:rFonts w:ascii="Times New Roman" w:eastAsia="Times New Roman" w:hAnsi="Times New Roman" w:cs="Times New Roman"/>
         </w:rPr>
       </w:pPr>
+      <w:proofErr w:type="spellStart"/>
       <w:r>
         <w:rPr>
           <w:rFonts w:ascii="Times New Roman" w:eastAsia="Times New Roman" w:hAnsi="Times New Roman" w:cs="Times New Roman"/>
@@ -1326,11 +1493,26 @@
         </w:rPr>
         <w:t>LoginAuthenticationHandler</w:t>
       </w:r>
-      <w:r>
-        <w:rPr>
-          <w:rFonts w:ascii="Times New Roman" w:eastAsia="Times New Roman" w:hAnsi="Times New Roman" w:cs="Times New Roman"/>
-        </w:rPr>
-        <w:t xml:space="preserve"> recibe el resultado del inicio de sesión y utiliza LoginManager para registrar si el acceso fue exitoso o fallido.</w:t>
+      <w:proofErr w:type="spellEnd"/>
+      <w:r>
+        <w:rPr>
+          <w:rFonts w:ascii="Times New Roman" w:eastAsia="Times New Roman" w:hAnsi="Times New Roman" w:cs="Times New Roman"/>
+        </w:rPr>
+        <w:t xml:space="preserve"> recibe el resultado del inicio de sesión y utiliza </w:t>
+      </w:r>
+      <w:proofErr w:type="spellStart"/>
+      <w:r>
+        <w:rPr>
+          <w:rFonts w:ascii="Times New Roman" w:eastAsia="Times New Roman" w:hAnsi="Times New Roman" w:cs="Times New Roman"/>
+        </w:rPr>
+        <w:t>LoginManager</w:t>
+      </w:r>
+      <w:proofErr w:type="spellEnd"/>
+      <w:r>
+        <w:rPr>
+          <w:rFonts w:ascii="Times New Roman" w:eastAsia="Times New Roman" w:hAnsi="Times New Roman" w:cs="Times New Roman"/>
+        </w:rPr>
+        <w:t xml:space="preserve"> para registrar si el acceso fue exitoso o fallido.</w:t>
       </w:r>
     </w:p>
     <w:p>
@@ -1345,13 +1527,23 @@
           <w:rFonts w:ascii="Times New Roman" w:eastAsia="Times New Roman" w:hAnsi="Times New Roman" w:cs="Times New Roman"/>
         </w:rPr>
       </w:pPr>
-      <w:r>
-        <w:rPr>
-          <w:rFonts w:ascii="Times New Roman" w:eastAsia="Times New Roman" w:hAnsi="Times New Roman" w:cs="Times New Roman"/>
-          <w:b/>
-          <w:bCs/>
-        </w:rPr>
-        <w:t>LoginManager:</w:t>
+      <w:proofErr w:type="spellStart"/>
+      <w:r>
+        <w:rPr>
+          <w:rFonts w:ascii="Times New Roman" w:eastAsia="Times New Roman" w:hAnsi="Times New Roman" w:cs="Times New Roman"/>
+          <w:b/>
+          <w:bCs/>
+        </w:rPr>
+        <w:t>LoginManager</w:t>
+      </w:r>
+      <w:proofErr w:type="spellEnd"/>
+      <w:r>
+        <w:rPr>
+          <w:rFonts w:ascii="Times New Roman" w:eastAsia="Times New Roman" w:hAnsi="Times New Roman" w:cs="Times New Roman"/>
+          <w:b/>
+          <w:bCs/>
+        </w:rPr>
+        <w:t>:</w:t>
       </w:r>
       <w:r>
         <w:rPr>
@@ -1359,12 +1551,20 @@
         </w:rPr>
         <w:t xml:space="preserve"> Garantiza que exista una única instancia durante la ejecución de la aplicación mediante su instancia estática, constructor privado y método </w:t>
       </w:r>
+      <w:proofErr w:type="spellStart"/>
       <w:proofErr w:type="gramStart"/>
       <w:r>
         <w:rPr>
           <w:rFonts w:ascii="Times New Roman" w:eastAsia="Times New Roman" w:hAnsi="Times New Roman" w:cs="Times New Roman"/>
         </w:rPr>
-        <w:t>getInstance(</w:t>
+        <w:t>getInstance</w:t>
+      </w:r>
+      <w:proofErr w:type="spellEnd"/>
+      <w:r>
+        <w:rPr>
+          <w:rFonts w:ascii="Times New Roman" w:eastAsia="Times New Roman" w:hAnsi="Times New Roman" w:cs="Times New Roman"/>
+        </w:rPr>
+        <w:t>(</w:t>
       </w:r>
       <w:proofErr w:type="gramEnd"/>
       <w:r>
@@ -1386,6 +1586,7 @@
           <w:rFonts w:ascii="Times New Roman" w:eastAsia="Times New Roman" w:hAnsi="Times New Roman" w:cs="Times New Roman"/>
         </w:rPr>
       </w:pPr>
+      <w:proofErr w:type="spellStart"/>
       <w:r>
         <w:rPr>
           <w:rFonts w:ascii="Times New Roman" w:eastAsia="Times New Roman" w:hAnsi="Times New Roman" w:cs="Times New Roman"/>
@@ -1394,6 +1595,7 @@
         </w:rPr>
         <w:t>CiudadanoRepository</w:t>
       </w:r>
+      <w:proofErr w:type="spellEnd"/>
       <w:r>
         <w:rPr>
           <w:rFonts w:ascii="Times New Roman" w:eastAsia="Times New Roman" w:hAnsi="Times New Roman" w:cs="Times New Roman"/>
@@ -1437,8 +1639,18 @@
           <w:b/>
           <w:bCs/>
         </w:rPr>
-        <w:t>Aplicación del patrón Singleton</w:t>
-      </w:r>
+        <w:t xml:space="preserve">Aplicación del patrón </w:t>
+      </w:r>
+      <w:proofErr w:type="spellStart"/>
+      <w:r>
+        <w:rPr>
+          <w:rFonts w:ascii="Times New Roman" w:eastAsia="Times New Roman" w:hAnsi="Times New Roman" w:cs="Times New Roman"/>
+          <w:b/>
+          <w:bCs/>
+        </w:rPr>
+        <w:t>Singleton</w:t>
+      </w:r>
+      <w:proofErr w:type="spellEnd"/>
     </w:p>
     <w:p>
       <w:pPr>
@@ -1459,8 +1671,16 @@
         <w:rPr>
           <w:rFonts w:ascii="Times New Roman" w:eastAsia="Times New Roman" w:hAnsi="Times New Roman" w:cs="Times New Roman"/>
         </w:rPr>
-        <w:t xml:space="preserve"> LoginManager</w:t>
-      </w:r>
+        <w:t xml:space="preserve"> </w:t>
+      </w:r>
+      <w:proofErr w:type="spellStart"/>
+      <w:r>
+        <w:rPr>
+          <w:rFonts w:ascii="Times New Roman" w:eastAsia="Times New Roman" w:hAnsi="Times New Roman" w:cs="Times New Roman"/>
+        </w:rPr>
+        <w:t>LoginManager</w:t>
+      </w:r>
+      <w:proofErr w:type="spellEnd"/>
     </w:p>
     <w:p>
       <w:pPr>
@@ -1531,25 +1751,69 @@
         </w:rPr>
         <w:t xml:space="preserve">Explicación: </w:t>
       </w:r>
-      <w:r>
-        <w:rPr>
-          <w:rFonts w:ascii="Times New Roman" w:eastAsia="Times New Roman" w:hAnsi="Times New Roman" w:cs="Times New Roman"/>
-        </w:rPr>
-        <w:t xml:space="preserve">LoginManager implementa el patrón Singleton mediante una instancia estática, un constructor privado y el método </w:t>
-      </w:r>
+      <w:proofErr w:type="spellStart"/>
+      <w:r>
+        <w:rPr>
+          <w:rFonts w:ascii="Times New Roman" w:eastAsia="Times New Roman" w:hAnsi="Times New Roman" w:cs="Times New Roman"/>
+        </w:rPr>
+        <w:t>LoginManager</w:t>
+      </w:r>
+      <w:proofErr w:type="spellEnd"/>
+      <w:r>
+        <w:rPr>
+          <w:rFonts w:ascii="Times New Roman" w:eastAsia="Times New Roman" w:hAnsi="Times New Roman" w:cs="Times New Roman"/>
+        </w:rPr>
+        <w:t xml:space="preserve"> implementa el patrón </w:t>
+      </w:r>
+      <w:proofErr w:type="spellStart"/>
+      <w:r>
+        <w:rPr>
+          <w:rFonts w:ascii="Times New Roman" w:eastAsia="Times New Roman" w:hAnsi="Times New Roman" w:cs="Times New Roman"/>
+        </w:rPr>
+        <w:t>Singleton</w:t>
+      </w:r>
+      <w:proofErr w:type="spellEnd"/>
+      <w:r>
+        <w:rPr>
+          <w:rFonts w:ascii="Times New Roman" w:eastAsia="Times New Roman" w:hAnsi="Times New Roman" w:cs="Times New Roman"/>
+        </w:rPr>
+        <w:t xml:space="preserve"> mediante una instancia estática, un constructor privado y el método </w:t>
+      </w:r>
+      <w:proofErr w:type="spellStart"/>
       <w:proofErr w:type="gramStart"/>
       <w:r>
         <w:rPr>
           <w:rFonts w:ascii="Times New Roman" w:eastAsia="Times New Roman" w:hAnsi="Times New Roman" w:cs="Times New Roman"/>
         </w:rPr>
-        <w:t>getInstance(</w:t>
+        <w:t>getInstance</w:t>
+      </w:r>
+      <w:proofErr w:type="spellEnd"/>
+      <w:r>
+        <w:rPr>
+          <w:rFonts w:ascii="Times New Roman" w:eastAsia="Times New Roman" w:hAnsi="Times New Roman" w:cs="Times New Roman"/>
+        </w:rPr>
+        <w:t>(</w:t>
       </w:r>
       <w:proofErr w:type="gramEnd"/>
       <w:r>
         <w:rPr>
           <w:rFonts w:ascii="Times New Roman" w:eastAsia="Times New Roman" w:hAnsi="Times New Roman" w:cs="Times New Roman"/>
         </w:rPr>
-        <w:t>). Esto garantiza que se utilice una única instancia de LoginManager durante la ejecución de la aplicación.</w:t>
+        <w:t xml:space="preserve">). Esto garantiza que se utilice una única instancia de </w:t>
+      </w:r>
+      <w:proofErr w:type="spellStart"/>
+      <w:r>
+        <w:rPr>
+          <w:rFonts w:ascii="Times New Roman" w:eastAsia="Times New Roman" w:hAnsi="Times New Roman" w:cs="Times New Roman"/>
+        </w:rPr>
+        <w:t>LoginManager</w:t>
+      </w:r>
+      <w:proofErr w:type="spellEnd"/>
+      <w:r>
+        <w:rPr>
+          <w:rFonts w:ascii="Times New Roman" w:eastAsia="Times New Roman" w:hAnsi="Times New Roman" w:cs="Times New Roman"/>
+        </w:rPr>
+        <w:t xml:space="preserve"> durante la ejecución de la aplicación.</w:t>
       </w:r>
     </w:p>
     <w:p>
@@ -1578,8 +1842,16 @@
         <w:rPr>
           <w:rFonts w:ascii="Times New Roman" w:eastAsia="Times New Roman" w:hAnsi="Times New Roman" w:cs="Times New Roman"/>
         </w:rPr>
-        <w:t xml:space="preserve"> LoginAuthenticationHandler</w:t>
-      </w:r>
+        <w:t xml:space="preserve"> </w:t>
+      </w:r>
+      <w:proofErr w:type="spellStart"/>
+      <w:r>
+        <w:rPr>
+          <w:rFonts w:ascii="Times New Roman" w:eastAsia="Times New Roman" w:hAnsi="Times New Roman" w:cs="Times New Roman"/>
+        </w:rPr>
+        <w:t>LoginAuthenticationHandler</w:t>
+      </w:r>
+      <w:proofErr w:type="spellEnd"/>
     </w:p>
     <w:p>
       <w:pPr>
@@ -1812,7 +2084,21 @@
         <w:rPr>
           <w:rFonts w:ascii="Times New Roman" w:eastAsia="Times New Roman" w:hAnsi="Times New Roman" w:cs="Times New Roman"/>
         </w:rPr>
-        <w:t>Al iniciar la aplicación se muestra el mensaje "LoginManager instanciado UNA SOLA VEZ</w:t>
+        <w:t>Al iniciar la aplicación se muestra el mensaje "</w:t>
+      </w:r>
+      <w:proofErr w:type="spellStart"/>
+      <w:r>
+        <w:rPr>
+          <w:rFonts w:ascii="Times New Roman" w:eastAsia="Times New Roman" w:hAnsi="Times New Roman" w:cs="Times New Roman"/>
+        </w:rPr>
+        <w:t>LoginManager</w:t>
+      </w:r>
+      <w:proofErr w:type="spellEnd"/>
+      <w:r>
+        <w:rPr>
+          <w:rFonts w:ascii="Times New Roman" w:eastAsia="Times New Roman" w:hAnsi="Times New Roman" w:cs="Times New Roman"/>
+        </w:rPr>
+        <w:t xml:space="preserve"> instanciado UNA SOLA VEZ</w:t>
       </w:r>
       <w:r>
         <w:rPr>
@@ -1824,7 +2110,21 @@
         <w:rPr>
           <w:rFonts w:ascii="Times New Roman" w:eastAsia="Times New Roman" w:hAnsi="Times New Roman" w:cs="Times New Roman"/>
         </w:rPr>
-        <w:t xml:space="preserve"> al realizar diferentes intentos de autenticación, se registran los inicios de sesión exitosos y fallidos sin que vuelva a crearse una nueva instancia. Esto demuestra el funcionamiento del patrón Singleton.</w:t>
+        <w:t xml:space="preserve"> al realizar diferentes intentos de autenticación, se registran los inicios de sesión exitosos y fallidos sin que vuelva a crearse una nueva instancia. Esto demuestra el funcionamiento del patrón </w:t>
+      </w:r>
+      <w:proofErr w:type="spellStart"/>
+      <w:r>
+        <w:rPr>
+          <w:rFonts w:ascii="Times New Roman" w:eastAsia="Times New Roman" w:hAnsi="Times New Roman" w:cs="Times New Roman"/>
+        </w:rPr>
+        <w:t>Singleton</w:t>
+      </w:r>
+      <w:proofErr w:type="spellEnd"/>
+      <w:r>
+        <w:rPr>
+          <w:rFonts w:ascii="Times New Roman" w:eastAsia="Times New Roman" w:hAnsi="Times New Roman" w:cs="Times New Roman"/>
+        </w:rPr>
+        <w:t>.</w:t>
       </w:r>
     </w:p>
     <w:p>
@@ -1915,7 +2215,35 @@
         <w:rPr>
           <w:rFonts w:ascii="Times New Roman" w:eastAsia="Times New Roman" w:hAnsi="Times New Roman" w:cs="Times New Roman"/>
         </w:rPr>
-        <w:t>Se verifica el uso del patrón Singleton ya que el sistema mantiene una única instancia en memoria de la clase LoginManager durante todo el tiempo que la aplicación está encendida. Sin importar cuántos usuarios intenten iniciar sesión o cuántas peticiones lleguen al servidor, el sistema no crea copias adicionales.</w:t>
+        <w:t xml:space="preserve">Se verifica el uso del patrón </w:t>
+      </w:r>
+      <w:proofErr w:type="spellStart"/>
+      <w:r>
+        <w:rPr>
+          <w:rFonts w:ascii="Times New Roman" w:eastAsia="Times New Roman" w:hAnsi="Times New Roman" w:cs="Times New Roman"/>
+        </w:rPr>
+        <w:t>Singleton</w:t>
+      </w:r>
+      <w:proofErr w:type="spellEnd"/>
+      <w:r>
+        <w:rPr>
+          <w:rFonts w:ascii="Times New Roman" w:eastAsia="Times New Roman" w:hAnsi="Times New Roman" w:cs="Times New Roman"/>
+        </w:rPr>
+        <w:t xml:space="preserve"> ya que el sistema mantiene una única instancia en memoria de la clase </w:t>
+      </w:r>
+      <w:proofErr w:type="spellStart"/>
+      <w:r>
+        <w:rPr>
+          <w:rFonts w:ascii="Times New Roman" w:eastAsia="Times New Roman" w:hAnsi="Times New Roman" w:cs="Times New Roman"/>
+        </w:rPr>
+        <w:t>LoginManager</w:t>
+      </w:r>
+      <w:proofErr w:type="spellEnd"/>
+      <w:r>
+        <w:rPr>
+          <w:rFonts w:ascii="Times New Roman" w:eastAsia="Times New Roman" w:hAnsi="Times New Roman" w:cs="Times New Roman"/>
+        </w:rPr>
+        <w:t xml:space="preserve"> durante todo el tiempo que la aplicación está encendida. Sin importar cuántos usuarios intenten iniciar sesión o cuántas peticiones lleguen al servidor, el sistema no crea copias adicionales.</w:t>
       </w:r>
     </w:p>
     <w:p>
@@ -2084,8 +2412,19 @@
           <w:color w:val="000000" w:themeColor="text1"/>
         </w:rPr>
         <w:lastRenderedPageBreak/>
-        <w:t>Análisis para la aplicación del Factory Method</w:t>
-      </w:r>
+        <w:t xml:space="preserve">Análisis para la aplicación del Factory </w:t>
+      </w:r>
+      <w:proofErr w:type="spellStart"/>
+      <w:r>
+        <w:rPr>
+          <w:rFonts w:ascii="Times New Roman" w:eastAsia="Times New Roman" w:hAnsi="Times New Roman" w:cs="Times New Roman"/>
+          <w:b/>
+          <w:bCs/>
+          <w:color w:val="000000" w:themeColor="text1"/>
+        </w:rPr>
+        <w:t>Method</w:t>
+      </w:r>
+      <w:proofErr w:type="spellEnd"/>
     </w:p>
     <w:p>
       <w:pPr>
@@ -2148,7 +2487,23 @@
           <w:rFonts w:ascii="Times New Roman" w:eastAsia="Times New Roman" w:hAnsi="Times New Roman" w:cs="Times New Roman"/>
           <w:color w:val="000000" w:themeColor="text1"/>
         </w:rPr>
-        <w:t>Servir como un centro de fabricación especializado para las alertas visuales del sistema. Durante el inicio de sesión pueden ocurrir distintos eventos, como un acceso exitoso o un fallo de credenciales. En lugar de que el sistema se encargue de armar manualmente cada aviso en diferentes partes del programa, le pide a la fábrica (NotificacionFactory) que cree la alerta correspondiente según la situación. Esto evita repetir código, mantiene la aplicación ordenada y facilita agregar nuevos tipos de avisos a futuro sin alterar la lógica del inicio de sesión.</w:t>
+        <w:t>Servir como un centro de fabricación especializado para las alertas visuales del sistema. Durante el inicio de sesión pueden ocurrir distintos eventos, como un acceso exitoso o un fallo de credenciales. En lugar de que el sistema se encargue de armar manualmente cada aviso en diferentes partes del programa, le pide a la fábrica (</w:t>
+      </w:r>
+      <w:proofErr w:type="spellStart"/>
+      <w:r>
+        <w:rPr>
+          <w:rFonts w:ascii="Times New Roman" w:eastAsia="Times New Roman" w:hAnsi="Times New Roman" w:cs="Times New Roman"/>
+          <w:color w:val="000000" w:themeColor="text1"/>
+        </w:rPr>
+        <w:t>NotificacionFactory</w:t>
+      </w:r>
+      <w:proofErr w:type="spellEnd"/>
+      <w:r>
+        <w:rPr>
+          <w:rFonts w:ascii="Times New Roman" w:eastAsia="Times New Roman" w:hAnsi="Times New Roman" w:cs="Times New Roman"/>
+          <w:color w:val="000000" w:themeColor="text1"/>
+        </w:rPr>
+        <w:t>) que cree la alerta correspondiente según la situación. Esto evita repetir código, mantiene la aplicación ordenada y facilita agregar nuevos tipos de avisos a futuro sin alterar la lógica del inicio de sesión.</w:t>
       </w:r>
     </w:p>
     <w:p>
@@ -2251,7 +2606,21 @@
         <w:rPr>
           <w:rFonts w:ascii="Times New Roman" w:eastAsia="Times New Roman" w:hAnsi="Times New Roman" w:cs="Times New Roman"/>
         </w:rPr>
-        <w:t xml:space="preserve"> Este diagrama muestra la estructura del patrón Factory Method y su integración en el proceso de notificaciones del sistema.</w:t>
+        <w:t xml:space="preserve"> Este diagrama muestra la estructura del patrón Factory </w:t>
+      </w:r>
+      <w:proofErr w:type="spellStart"/>
+      <w:r>
+        <w:rPr>
+          <w:rFonts w:ascii="Times New Roman" w:eastAsia="Times New Roman" w:hAnsi="Times New Roman" w:cs="Times New Roman"/>
+        </w:rPr>
+        <w:t>Method</w:t>
+      </w:r>
+      <w:proofErr w:type="spellEnd"/>
+      <w:r>
+        <w:rPr>
+          <w:rFonts w:ascii="Times New Roman" w:eastAsia="Times New Roman" w:hAnsi="Times New Roman" w:cs="Times New Roman"/>
+        </w:rPr>
+        <w:t xml:space="preserve"> y su integración en el proceso de notificaciones del sistema.</w:t>
       </w:r>
     </w:p>
     <w:p>
@@ -2280,19 +2649,41 @@
         </w:rPr>
         <w:t xml:space="preserve"> Define el contrato base con los métodos </w:t>
       </w:r>
+      <w:proofErr w:type="spellStart"/>
       <w:proofErr w:type="gramStart"/>
       <w:r>
         <w:rPr>
           <w:rFonts w:ascii="Times New Roman" w:eastAsia="Times New Roman" w:hAnsi="Times New Roman" w:cs="Times New Roman"/>
         </w:rPr>
-        <w:t>getTipo(</w:t>
+        <w:t>getTipo</w:t>
+      </w:r>
+      <w:proofErr w:type="spellEnd"/>
+      <w:r>
+        <w:rPr>
+          <w:rFonts w:ascii="Times New Roman" w:eastAsia="Times New Roman" w:hAnsi="Times New Roman" w:cs="Times New Roman"/>
+        </w:rPr>
+        <w:t>(</w:t>
       </w:r>
       <w:proofErr w:type="gramEnd"/>
       <w:r>
         <w:rPr>
           <w:rFonts w:ascii="Times New Roman" w:eastAsia="Times New Roman" w:hAnsi="Times New Roman" w:cs="Times New Roman"/>
         </w:rPr>
-        <w:t>) y getMensaje().</w:t>
+        <w:t xml:space="preserve">) y </w:t>
+      </w:r>
+      <w:proofErr w:type="spellStart"/>
+      <w:r>
+        <w:rPr>
+          <w:rFonts w:ascii="Times New Roman" w:eastAsia="Times New Roman" w:hAnsi="Times New Roman" w:cs="Times New Roman"/>
+        </w:rPr>
+        <w:t>getMensaje</w:t>
+      </w:r>
+      <w:proofErr w:type="spellEnd"/>
+      <w:r>
+        <w:rPr>
+          <w:rFonts w:ascii="Times New Roman" w:eastAsia="Times New Roman" w:hAnsi="Times New Roman" w:cs="Times New Roman"/>
+        </w:rPr>
+        <w:t>().</w:t>
       </w:r>
     </w:p>
     <w:p>
@@ -2307,19 +2698,79 @@
           <w:rFonts w:ascii="Times New Roman" w:eastAsia="Times New Roman" w:hAnsi="Times New Roman" w:cs="Times New Roman"/>
         </w:rPr>
       </w:pPr>
-      <w:r>
-        <w:rPr>
-          <w:rFonts w:ascii="Times New Roman" w:eastAsia="Times New Roman" w:hAnsi="Times New Roman" w:cs="Times New Roman"/>
-          <w:b/>
-          <w:bCs/>
-        </w:rPr>
-        <w:t>NotificacionExito, NotificacionFallo y NotificacionInfo:</w:t>
-      </w:r>
-      <w:r>
-        <w:rPr>
-          <w:rFonts w:ascii="Times New Roman" w:eastAsia="Times New Roman" w:hAnsi="Times New Roman" w:cs="Times New Roman"/>
-        </w:rPr>
-        <w:t xml:space="preserve"> Son las clases concretas que implementan la interfaz Notificacion para representar los distintos tipos de alertas.</w:t>
+      <w:proofErr w:type="spellStart"/>
+      <w:r>
+        <w:rPr>
+          <w:rFonts w:ascii="Times New Roman" w:eastAsia="Times New Roman" w:hAnsi="Times New Roman" w:cs="Times New Roman"/>
+          <w:b/>
+          <w:bCs/>
+        </w:rPr>
+        <w:t>NotificacionExito</w:t>
+      </w:r>
+      <w:proofErr w:type="spellEnd"/>
+      <w:r>
+        <w:rPr>
+          <w:rFonts w:ascii="Times New Roman" w:eastAsia="Times New Roman" w:hAnsi="Times New Roman" w:cs="Times New Roman"/>
+          <w:b/>
+          <w:bCs/>
+        </w:rPr>
+        <w:t xml:space="preserve">, </w:t>
+      </w:r>
+      <w:proofErr w:type="spellStart"/>
+      <w:r>
+        <w:rPr>
+          <w:rFonts w:ascii="Times New Roman" w:eastAsia="Times New Roman" w:hAnsi="Times New Roman" w:cs="Times New Roman"/>
+          <w:b/>
+          <w:bCs/>
+        </w:rPr>
+        <w:t>NotificacionFallo</w:t>
+      </w:r>
+      <w:proofErr w:type="spellEnd"/>
+      <w:r>
+        <w:rPr>
+          <w:rFonts w:ascii="Times New Roman" w:eastAsia="Times New Roman" w:hAnsi="Times New Roman" w:cs="Times New Roman"/>
+          <w:b/>
+          <w:bCs/>
+        </w:rPr>
+        <w:t xml:space="preserve"> y </w:t>
+      </w:r>
+      <w:proofErr w:type="spellStart"/>
+      <w:r>
+        <w:rPr>
+          <w:rFonts w:ascii="Times New Roman" w:eastAsia="Times New Roman" w:hAnsi="Times New Roman" w:cs="Times New Roman"/>
+          <w:b/>
+          <w:bCs/>
+        </w:rPr>
+        <w:t>NotificacionInfo</w:t>
+      </w:r>
+      <w:proofErr w:type="spellEnd"/>
+      <w:r>
+        <w:rPr>
+          <w:rFonts w:ascii="Times New Roman" w:eastAsia="Times New Roman" w:hAnsi="Times New Roman" w:cs="Times New Roman"/>
+          <w:b/>
+          <w:bCs/>
+        </w:rPr>
+        <w:t>:</w:t>
+      </w:r>
+      <w:r>
+        <w:rPr>
+          <w:rFonts w:ascii="Times New Roman" w:eastAsia="Times New Roman" w:hAnsi="Times New Roman" w:cs="Times New Roman"/>
+        </w:rPr>
+        <w:t xml:space="preserve"> Son las clases concretas que implementan la interfaz </w:t>
+      </w:r>
+      <w:proofErr w:type="spellStart"/>
+      <w:r>
+        <w:rPr>
+          <w:rFonts w:ascii="Times New Roman" w:eastAsia="Times New Roman" w:hAnsi="Times New Roman" w:cs="Times New Roman"/>
+        </w:rPr>
+        <w:t>Notificacion</w:t>
+      </w:r>
+      <w:proofErr w:type="spellEnd"/>
+      <w:r>
+        <w:rPr>
+          <w:rFonts w:ascii="Times New Roman" w:eastAsia="Times New Roman" w:hAnsi="Times New Roman" w:cs="Times New Roman"/>
+        </w:rPr>
+        <w:t xml:space="preserve"> para representar los distintos tipos de alertas.</w:t>
       </w:r>
     </w:p>
     <w:p>
@@ -2334,6 +2785,7 @@
           <w:rFonts w:ascii="Times New Roman" w:eastAsia="Times New Roman" w:hAnsi="Times New Roman" w:cs="Times New Roman"/>
         </w:rPr>
       </w:pPr>
+      <w:proofErr w:type="spellStart"/>
       <w:r>
         <w:rPr>
           <w:rFonts w:ascii="Times New Roman" w:eastAsia="Times New Roman" w:hAnsi="Times New Roman" w:cs="Times New Roman"/>
@@ -2341,7 +2793,16 @@
           <w:bCs/>
         </w:rPr>
         <w:lastRenderedPageBreak/>
-        <w:t>NotificacionFactory:</w:t>
+        <w:t>NotificacionFactory</w:t>
+      </w:r>
+      <w:proofErr w:type="spellEnd"/>
+      <w:r>
+        <w:rPr>
+          <w:rFonts w:ascii="Times New Roman" w:eastAsia="Times New Roman" w:hAnsi="Times New Roman" w:cs="Times New Roman"/>
+          <w:b/>
+          <w:bCs/>
+        </w:rPr>
+        <w:t>:</w:t>
       </w:r>
       <w:r>
         <w:rPr>
@@ -2362,13 +2823,41 @@
           <w:rFonts w:ascii="Times New Roman" w:hAnsi="Times New Roman" w:cs="Times New Roman"/>
         </w:rPr>
       </w:pPr>
-      <w:r>
-        <w:rPr>
-          <w:rFonts w:ascii="Times New Roman" w:eastAsia="Times New Roman" w:hAnsi="Times New Roman" w:cs="Times New Roman"/>
-          <w:b/>
-          <w:bCs/>
-        </w:rPr>
-        <w:t>LoginAuthenticationHandler y SecurityConfig:</w:t>
+      <w:proofErr w:type="spellStart"/>
+      <w:r>
+        <w:rPr>
+          <w:rFonts w:ascii="Times New Roman" w:eastAsia="Times New Roman" w:hAnsi="Times New Roman" w:cs="Times New Roman"/>
+          <w:b/>
+          <w:bCs/>
+        </w:rPr>
+        <w:t>LoginAuthenticationHandler</w:t>
+      </w:r>
+      <w:proofErr w:type="spellEnd"/>
+      <w:r>
+        <w:rPr>
+          <w:rFonts w:ascii="Times New Roman" w:eastAsia="Times New Roman" w:hAnsi="Times New Roman" w:cs="Times New Roman"/>
+          <w:b/>
+          <w:bCs/>
+        </w:rPr>
+        <w:t xml:space="preserve"> y </w:t>
+      </w:r>
+      <w:proofErr w:type="spellStart"/>
+      <w:r>
+        <w:rPr>
+          <w:rFonts w:ascii="Times New Roman" w:eastAsia="Times New Roman" w:hAnsi="Times New Roman" w:cs="Times New Roman"/>
+          <w:b/>
+          <w:bCs/>
+        </w:rPr>
+        <w:t>SecurityConfig</w:t>
+      </w:r>
+      <w:proofErr w:type="spellEnd"/>
+      <w:r>
+        <w:rPr>
+          <w:rFonts w:ascii="Times New Roman" w:eastAsia="Times New Roman" w:hAnsi="Times New Roman" w:cs="Times New Roman"/>
+          <w:b/>
+          <w:bCs/>
+        </w:rPr>
+        <w:t>:</w:t>
       </w:r>
       <w:r>
         <w:rPr>
@@ -2401,8 +2890,19 @@
           <w:bCs/>
           <w:color w:val="000000" w:themeColor="text1"/>
         </w:rPr>
-        <w:t>Aplicación del patrón Factory Method</w:t>
-      </w:r>
+        <w:t xml:space="preserve">Aplicación del patrón Factory </w:t>
+      </w:r>
+      <w:proofErr w:type="spellStart"/>
+      <w:r>
+        <w:rPr>
+          <w:rFonts w:ascii="Times New Roman" w:eastAsia="Times New Roman" w:hAnsi="Times New Roman" w:cs="Times New Roman"/>
+          <w:b/>
+          <w:bCs/>
+          <w:color w:val="000000" w:themeColor="text1"/>
+        </w:rPr>
+        <w:t>Method</w:t>
+      </w:r>
+      <w:proofErr w:type="spellEnd"/>
     </w:p>
     <w:p>
       <w:pPr>
@@ -2426,8 +2926,17 @@
           <w:rFonts w:ascii="Times New Roman" w:eastAsia="Times New Roman" w:hAnsi="Times New Roman" w:cs="Times New Roman"/>
           <w:color w:val="000000" w:themeColor="text1"/>
         </w:rPr>
-        <w:t xml:space="preserve"> Notificacion</w:t>
-      </w:r>
+        <w:t xml:space="preserve"> </w:t>
+      </w:r>
+      <w:proofErr w:type="spellStart"/>
+      <w:r>
+        <w:rPr>
+          <w:rFonts w:ascii="Times New Roman" w:eastAsia="Times New Roman" w:hAnsi="Times New Roman" w:cs="Times New Roman"/>
+          <w:color w:val="000000" w:themeColor="text1"/>
+        </w:rPr>
+        <w:t>Notificacion</w:t>
+      </w:r>
+      <w:proofErr w:type="spellEnd"/>
     </w:p>
     <w:p>
       <w:pPr>
@@ -2493,14 +3002,25 @@
           <w:color w:val="000000" w:themeColor="text1"/>
         </w:rPr>
       </w:pPr>
-      <w:r>
-        <w:rPr>
-          <w:rFonts w:ascii="Times New Roman" w:eastAsia="Times New Roman" w:hAnsi="Times New Roman" w:cs="Times New Roman"/>
-          <w:b/>
-          <w:bCs/>
-          <w:color w:val="000000" w:themeColor="text1"/>
-        </w:rPr>
-        <w:t xml:space="preserve">Explicacion: </w:t>
+      <w:proofErr w:type="spellStart"/>
+      <w:r>
+        <w:rPr>
+          <w:rFonts w:ascii="Times New Roman" w:eastAsia="Times New Roman" w:hAnsi="Times New Roman" w:cs="Times New Roman"/>
+          <w:b/>
+          <w:bCs/>
+          <w:color w:val="000000" w:themeColor="text1"/>
+        </w:rPr>
+        <w:t>Explicacion</w:t>
+      </w:r>
+      <w:proofErr w:type="spellEnd"/>
+      <w:r>
+        <w:rPr>
+          <w:rFonts w:ascii="Times New Roman" w:eastAsia="Times New Roman" w:hAnsi="Times New Roman" w:cs="Times New Roman"/>
+          <w:b/>
+          <w:bCs/>
+          <w:color w:val="000000" w:themeColor="text1"/>
+        </w:rPr>
+        <w:t xml:space="preserve">: </w:t>
       </w:r>
       <w:r>
         <w:rPr>
@@ -2509,13 +3029,22 @@
         </w:rPr>
         <w:t>Define los métodos que obligatoriamente debe tener cualquier notificación (</w:t>
       </w:r>
+      <w:proofErr w:type="spellStart"/>
       <w:proofErr w:type="gramStart"/>
       <w:r>
         <w:rPr>
           <w:rFonts w:ascii="Times New Roman" w:eastAsia="Times New Roman" w:hAnsi="Times New Roman" w:cs="Times New Roman"/>
           <w:color w:val="000000" w:themeColor="text1"/>
         </w:rPr>
-        <w:t>getMensaje(</w:t>
+        <w:t>getMensaje</w:t>
+      </w:r>
+      <w:proofErr w:type="spellEnd"/>
+      <w:r>
+        <w:rPr>
+          <w:rFonts w:ascii="Times New Roman" w:eastAsia="Times New Roman" w:hAnsi="Times New Roman" w:cs="Times New Roman"/>
+          <w:color w:val="000000" w:themeColor="text1"/>
+        </w:rPr>
+        <w:t>(</w:t>
       </w:r>
       <w:proofErr w:type="gramEnd"/>
       <w:r>
@@ -2523,7 +3052,23 @@
           <w:rFonts w:ascii="Times New Roman" w:eastAsia="Times New Roman" w:hAnsi="Times New Roman" w:cs="Times New Roman"/>
           <w:color w:val="000000" w:themeColor="text1"/>
         </w:rPr>
-        <w:t>) y getTipo()). Esto permite que el resto del sistema trate a todas las alertas por igual, sin importar de qué tipo sean.</w:t>
+        <w:t xml:space="preserve">) y </w:t>
+      </w:r>
+      <w:proofErr w:type="spellStart"/>
+      <w:r>
+        <w:rPr>
+          <w:rFonts w:ascii="Times New Roman" w:eastAsia="Times New Roman" w:hAnsi="Times New Roman" w:cs="Times New Roman"/>
+          <w:color w:val="000000" w:themeColor="text1"/>
+        </w:rPr>
+        <w:t>getTipo</w:t>
+      </w:r>
+      <w:proofErr w:type="spellEnd"/>
+      <w:r>
+        <w:rPr>
+          <w:rFonts w:ascii="Times New Roman" w:eastAsia="Times New Roman" w:hAnsi="Times New Roman" w:cs="Times New Roman"/>
+          <w:color w:val="000000" w:themeColor="text1"/>
+        </w:rPr>
+        <w:t>()). Esto permite que el resto del sistema trate a todas las alertas por igual, sin importar de qué tipo sean.</w:t>
       </w:r>
     </w:p>
     <w:p>
@@ -2557,8 +3102,17 @@
           <w:rFonts w:ascii="Times New Roman" w:eastAsia="Times New Roman" w:hAnsi="Times New Roman" w:cs="Times New Roman"/>
           <w:color w:val="000000" w:themeColor="text1"/>
         </w:rPr>
-        <w:t xml:space="preserve">  NotificacionExito</w:t>
-      </w:r>
+        <w:t xml:space="preserve">  </w:t>
+      </w:r>
+      <w:proofErr w:type="spellStart"/>
+      <w:r>
+        <w:rPr>
+          <w:rFonts w:ascii="Times New Roman" w:eastAsia="Times New Roman" w:hAnsi="Times New Roman" w:cs="Times New Roman"/>
+          <w:color w:val="000000" w:themeColor="text1"/>
+        </w:rPr>
+        <w:t>NotificacionExito</w:t>
+      </w:r>
+      <w:proofErr w:type="spellEnd"/>
     </w:p>
     <w:p>
       <w:pPr>
@@ -2624,21 +3178,64 @@
           <w:color w:val="000000" w:themeColor="text1"/>
         </w:rPr>
       </w:pPr>
-      <w:r>
-        <w:rPr>
-          <w:rFonts w:ascii="Times New Roman" w:eastAsia="Times New Roman" w:hAnsi="Times New Roman" w:cs="Times New Roman"/>
-          <w:b/>
-          <w:bCs/>
-          <w:color w:val="000000" w:themeColor="text1"/>
-        </w:rPr>
-        <w:t>Explicacion:</w:t>
-      </w:r>
-      <w:r>
-        <w:rPr>
-          <w:rFonts w:ascii="Times New Roman" w:eastAsia="Times New Roman" w:hAnsi="Times New Roman" w:cs="Times New Roman"/>
-          <w:color w:val="000000" w:themeColor="text1"/>
-        </w:rPr>
-        <w:t xml:space="preserve"> Implementa Notificacion para configurar el mensaje de bienvenida y asignar el tipo "success", el cual activa el color verde en el CSS.</w:t>
+      <w:proofErr w:type="spellStart"/>
+      <w:r>
+        <w:rPr>
+          <w:rFonts w:ascii="Times New Roman" w:eastAsia="Times New Roman" w:hAnsi="Times New Roman" w:cs="Times New Roman"/>
+          <w:b/>
+          <w:bCs/>
+          <w:color w:val="000000" w:themeColor="text1"/>
+        </w:rPr>
+        <w:t>Explicacion</w:t>
+      </w:r>
+      <w:proofErr w:type="spellEnd"/>
+      <w:r>
+        <w:rPr>
+          <w:rFonts w:ascii="Times New Roman" w:eastAsia="Times New Roman" w:hAnsi="Times New Roman" w:cs="Times New Roman"/>
+          <w:b/>
+          <w:bCs/>
+          <w:color w:val="000000" w:themeColor="text1"/>
+        </w:rPr>
+        <w:t>:</w:t>
+      </w:r>
+      <w:r>
+        <w:rPr>
+          <w:rFonts w:ascii="Times New Roman" w:eastAsia="Times New Roman" w:hAnsi="Times New Roman" w:cs="Times New Roman"/>
+          <w:color w:val="000000" w:themeColor="text1"/>
+        </w:rPr>
+        <w:t xml:space="preserve"> Implementa </w:t>
+      </w:r>
+      <w:proofErr w:type="spellStart"/>
+      <w:r>
+        <w:rPr>
+          <w:rFonts w:ascii="Times New Roman" w:eastAsia="Times New Roman" w:hAnsi="Times New Roman" w:cs="Times New Roman"/>
+          <w:color w:val="000000" w:themeColor="text1"/>
+        </w:rPr>
+        <w:t>Notificacion</w:t>
+      </w:r>
+      <w:proofErr w:type="spellEnd"/>
+      <w:r>
+        <w:rPr>
+          <w:rFonts w:ascii="Times New Roman" w:eastAsia="Times New Roman" w:hAnsi="Times New Roman" w:cs="Times New Roman"/>
+          <w:color w:val="000000" w:themeColor="text1"/>
+        </w:rPr>
+        <w:t xml:space="preserve"> para configurar el mensaje de bienvenida y asignar el tipo "</w:t>
+      </w:r>
+      <w:proofErr w:type="spellStart"/>
+      <w:r>
+        <w:rPr>
+          <w:rFonts w:ascii="Times New Roman" w:eastAsia="Times New Roman" w:hAnsi="Times New Roman" w:cs="Times New Roman"/>
+          <w:color w:val="000000" w:themeColor="text1"/>
+        </w:rPr>
+        <w:t>success</w:t>
+      </w:r>
+      <w:proofErr w:type="spellEnd"/>
+      <w:r>
+        <w:rPr>
+          <w:rFonts w:ascii="Times New Roman" w:eastAsia="Times New Roman" w:hAnsi="Times New Roman" w:cs="Times New Roman"/>
+          <w:color w:val="000000" w:themeColor="text1"/>
+        </w:rPr>
+        <w:t>", el cual activa el color verde en el CSS.</w:t>
       </w:r>
     </w:p>
     <w:p>
@@ -2673,8 +3270,17 @@
           <w:rFonts w:ascii="Times New Roman" w:eastAsia="Times New Roman" w:hAnsi="Times New Roman" w:cs="Times New Roman"/>
           <w:color w:val="000000" w:themeColor="text1"/>
         </w:rPr>
-        <w:t xml:space="preserve"> NotificacionFallo</w:t>
-      </w:r>
+        <w:t xml:space="preserve"> </w:t>
+      </w:r>
+      <w:proofErr w:type="spellStart"/>
+      <w:r>
+        <w:rPr>
+          <w:rFonts w:ascii="Times New Roman" w:eastAsia="Times New Roman" w:hAnsi="Times New Roman" w:cs="Times New Roman"/>
+          <w:color w:val="000000" w:themeColor="text1"/>
+        </w:rPr>
+        <w:t>NotificacionFallo</w:t>
+      </w:r>
+      <w:proofErr w:type="spellEnd"/>
     </w:p>
     <w:p>
       <w:pPr>
@@ -2740,21 +3346,64 @@
           <w:color w:val="000000" w:themeColor="text1"/>
         </w:rPr>
       </w:pPr>
-      <w:r>
-        <w:rPr>
-          <w:rFonts w:ascii="Times New Roman" w:eastAsia="Times New Roman" w:hAnsi="Times New Roman" w:cs="Times New Roman"/>
-          <w:b/>
-          <w:bCs/>
-          <w:color w:val="000000" w:themeColor="text1"/>
-        </w:rPr>
-        <w:t>Explicacion:</w:t>
-      </w:r>
-      <w:r>
-        <w:rPr>
-          <w:rFonts w:ascii="Times New Roman" w:eastAsia="Times New Roman" w:hAnsi="Times New Roman" w:cs="Times New Roman"/>
-          <w:color w:val="000000" w:themeColor="text1"/>
-        </w:rPr>
-        <w:t xml:space="preserve"> Implementa Notificacion para definir el mensaje de error de credenciales y asignar el tipo "warning", activando el color Amarillo.</w:t>
+      <w:proofErr w:type="spellStart"/>
+      <w:r>
+        <w:rPr>
+          <w:rFonts w:ascii="Times New Roman" w:eastAsia="Times New Roman" w:hAnsi="Times New Roman" w:cs="Times New Roman"/>
+          <w:b/>
+          <w:bCs/>
+          <w:color w:val="000000" w:themeColor="text1"/>
+        </w:rPr>
+        <w:t>Explicacion</w:t>
+      </w:r>
+      <w:proofErr w:type="spellEnd"/>
+      <w:r>
+        <w:rPr>
+          <w:rFonts w:ascii="Times New Roman" w:eastAsia="Times New Roman" w:hAnsi="Times New Roman" w:cs="Times New Roman"/>
+          <w:b/>
+          <w:bCs/>
+          <w:color w:val="000000" w:themeColor="text1"/>
+        </w:rPr>
+        <w:t>:</w:t>
+      </w:r>
+      <w:r>
+        <w:rPr>
+          <w:rFonts w:ascii="Times New Roman" w:eastAsia="Times New Roman" w:hAnsi="Times New Roman" w:cs="Times New Roman"/>
+          <w:color w:val="000000" w:themeColor="text1"/>
+        </w:rPr>
+        <w:t xml:space="preserve"> Implementa </w:t>
+      </w:r>
+      <w:proofErr w:type="spellStart"/>
+      <w:r>
+        <w:rPr>
+          <w:rFonts w:ascii="Times New Roman" w:eastAsia="Times New Roman" w:hAnsi="Times New Roman" w:cs="Times New Roman"/>
+          <w:color w:val="000000" w:themeColor="text1"/>
+        </w:rPr>
+        <w:t>Notificacion</w:t>
+      </w:r>
+      <w:proofErr w:type="spellEnd"/>
+      <w:r>
+        <w:rPr>
+          <w:rFonts w:ascii="Times New Roman" w:eastAsia="Times New Roman" w:hAnsi="Times New Roman" w:cs="Times New Roman"/>
+          <w:color w:val="000000" w:themeColor="text1"/>
+        </w:rPr>
+        <w:t xml:space="preserve"> para definir el mensaje de error de credenciales y asignar el tipo "</w:t>
+      </w:r>
+      <w:proofErr w:type="spellStart"/>
+      <w:r>
+        <w:rPr>
+          <w:rFonts w:ascii="Times New Roman" w:eastAsia="Times New Roman" w:hAnsi="Times New Roman" w:cs="Times New Roman"/>
+          <w:color w:val="000000" w:themeColor="text1"/>
+        </w:rPr>
+        <w:t>warning</w:t>
+      </w:r>
+      <w:proofErr w:type="spellEnd"/>
+      <w:r>
+        <w:rPr>
+          <w:rFonts w:ascii="Times New Roman" w:eastAsia="Times New Roman" w:hAnsi="Times New Roman" w:cs="Times New Roman"/>
+          <w:color w:val="000000" w:themeColor="text1"/>
+        </w:rPr>
+        <w:t>", activando el color Amarillo.</w:t>
       </w:r>
     </w:p>
     <w:p>
@@ -2788,8 +3437,17 @@
           <w:rFonts w:ascii="Times New Roman" w:eastAsia="Times New Roman" w:hAnsi="Times New Roman" w:cs="Times New Roman"/>
           <w:color w:val="000000" w:themeColor="text1"/>
         </w:rPr>
-        <w:t xml:space="preserve"> NotificacionInfo</w:t>
-      </w:r>
+        <w:t xml:space="preserve"> </w:t>
+      </w:r>
+      <w:proofErr w:type="spellStart"/>
+      <w:r>
+        <w:rPr>
+          <w:rFonts w:ascii="Times New Roman" w:eastAsia="Times New Roman" w:hAnsi="Times New Roman" w:cs="Times New Roman"/>
+          <w:color w:val="000000" w:themeColor="text1"/>
+        </w:rPr>
+        <w:t>NotificacionInfo</w:t>
+      </w:r>
+      <w:proofErr w:type="spellEnd"/>
     </w:p>
     <w:p>
       <w:pPr>
@@ -2869,7 +3527,39 @@
           <w:rFonts w:ascii="Times New Roman" w:eastAsia="Times New Roman" w:hAnsi="Times New Roman" w:cs="Times New Roman"/>
           <w:color w:val="000000" w:themeColor="text1"/>
         </w:rPr>
-        <w:t xml:space="preserve"> Implementa Notificacion para enviar el mensaje de salida segura y asignar el tipo "info", activando el color azul.</w:t>
+        <w:t xml:space="preserve"> Implementa </w:t>
+      </w:r>
+      <w:proofErr w:type="spellStart"/>
+      <w:r>
+        <w:rPr>
+          <w:rFonts w:ascii="Times New Roman" w:eastAsia="Times New Roman" w:hAnsi="Times New Roman" w:cs="Times New Roman"/>
+          <w:color w:val="000000" w:themeColor="text1"/>
+        </w:rPr>
+        <w:t>Notificacion</w:t>
+      </w:r>
+      <w:proofErr w:type="spellEnd"/>
+      <w:r>
+        <w:rPr>
+          <w:rFonts w:ascii="Times New Roman" w:eastAsia="Times New Roman" w:hAnsi="Times New Roman" w:cs="Times New Roman"/>
+          <w:color w:val="000000" w:themeColor="text1"/>
+        </w:rPr>
+        <w:t xml:space="preserve"> para enviar el mensaje de salida segura y asignar el tipo "</w:t>
+      </w:r>
+      <w:proofErr w:type="spellStart"/>
+      <w:r>
+        <w:rPr>
+          <w:rFonts w:ascii="Times New Roman" w:eastAsia="Times New Roman" w:hAnsi="Times New Roman" w:cs="Times New Roman"/>
+          <w:color w:val="000000" w:themeColor="text1"/>
+        </w:rPr>
+        <w:t>info</w:t>
+      </w:r>
+      <w:proofErr w:type="spellEnd"/>
+      <w:r>
+        <w:rPr>
+          <w:rFonts w:ascii="Times New Roman" w:eastAsia="Times New Roman" w:hAnsi="Times New Roman" w:cs="Times New Roman"/>
+          <w:color w:val="000000" w:themeColor="text1"/>
+        </w:rPr>
+        <w:t>", activando el color azul.</w:t>
       </w:r>
     </w:p>
     <w:p>
@@ -2932,6 +3622,7 @@
         <w:lastRenderedPageBreak/>
         <w:t xml:space="preserve">Clase Creadora: </w:t>
       </w:r>
+      <w:proofErr w:type="spellStart"/>
       <w:r>
         <w:rPr>
           <w:rFonts w:ascii="Times New Roman" w:eastAsia="Times New Roman" w:hAnsi="Times New Roman" w:cs="Times New Roman"/>
@@ -2939,6 +3630,7 @@
         </w:rPr>
         <w:t>NotificacionFactory</w:t>
       </w:r>
+      <w:proofErr w:type="spellEnd"/>
     </w:p>
     <w:p>
       <w:pPr>
@@ -3020,21 +3712,39 @@
         </w:rPr>
         <w:t xml:space="preserve">Contiene el método estático </w:t>
       </w:r>
+      <w:proofErr w:type="spellStart"/>
       <w:proofErr w:type="gramStart"/>
       <w:r>
         <w:rPr>
           <w:rFonts w:ascii="Times New Roman" w:eastAsia="Times New Roman" w:hAnsi="Times New Roman" w:cs="Times New Roman"/>
           <w:color w:val="000000" w:themeColor="text1"/>
         </w:rPr>
-        <w:t>crearNotificacion(</w:t>
-      </w:r>
+        <w:t>crearNotificacion</w:t>
+      </w:r>
+      <w:proofErr w:type="spellEnd"/>
+      <w:r>
+        <w:rPr>
+          <w:rFonts w:ascii="Times New Roman" w:eastAsia="Times New Roman" w:hAnsi="Times New Roman" w:cs="Times New Roman"/>
+          <w:color w:val="000000" w:themeColor="text1"/>
+        </w:rPr>
+        <w:t>(</w:t>
+      </w:r>
+      <w:proofErr w:type="spellStart"/>
       <w:proofErr w:type="gramEnd"/>
       <w:r>
         <w:rPr>
           <w:rFonts w:ascii="Times New Roman" w:eastAsia="Times New Roman" w:hAnsi="Times New Roman" w:cs="Times New Roman"/>
           <w:color w:val="000000" w:themeColor="text1"/>
         </w:rPr>
-        <w:t>String tipo). Evalúa la orden recibida ("SUCCESS", "FAILURE" o "LOGOUT") e instancia únicamente la clase concreta que corresponde, centralizando toda la lógica de creación en un solo punto.</w:t>
+        <w:t>String</w:t>
+      </w:r>
+      <w:proofErr w:type="spellEnd"/>
+      <w:r>
+        <w:rPr>
+          <w:rFonts w:ascii="Times New Roman" w:eastAsia="Times New Roman" w:hAnsi="Times New Roman" w:cs="Times New Roman"/>
+          <w:color w:val="000000" w:themeColor="text1"/>
+        </w:rPr>
+        <w:t xml:space="preserve"> tipo). Evalúa la orden recibida ("SUCCESS", "FAILURE" o "LOGOUT") e instancia únicamente la clase concreta que corresponde, centralizando toda la lógica de creación en un solo punto.</w:t>
       </w:r>
     </w:p>
     <w:p>
@@ -3187,12 +3897,14 @@
         </w:rPr>
         <w:t xml:space="preserve"> </w:t>
       </w:r>
+      <w:proofErr w:type="spellStart"/>
       <w:r>
         <w:rPr>
           <w:rFonts w:ascii="Times New Roman" w:eastAsia="Times New Roman" w:hAnsi="Times New Roman" w:cs="Times New Roman"/>
         </w:rPr>
         <w:t>LoginAuthenticationHandler</w:t>
       </w:r>
+      <w:proofErr w:type="spellEnd"/>
     </w:p>
     <w:p>
       <w:pPr>
@@ -3258,19 +3970,43 @@
           <w:bCs/>
         </w:rPr>
       </w:pPr>
-      <w:r>
-        <w:rPr>
-          <w:rFonts w:ascii="Times New Roman" w:eastAsia="Times New Roman" w:hAnsi="Times New Roman" w:cs="Times New Roman"/>
-          <w:b/>
-          <w:bCs/>
-        </w:rPr>
-        <w:t xml:space="preserve">Explicacion: </w:t>
-      </w:r>
-      <w:r>
-        <w:rPr>
-          <w:rFonts w:ascii="Times New Roman" w:eastAsia="Times New Roman" w:hAnsi="Times New Roman" w:cs="Times New Roman"/>
-        </w:rPr>
-        <w:t xml:space="preserve">Cuando Spring Security valida las credenciales correctamente, el handler llama a la fábrica para crear la notificación de bienvenida en caso de ser exitoso el inicio de </w:t>
+      <w:proofErr w:type="spellStart"/>
+      <w:r>
+        <w:rPr>
+          <w:rFonts w:ascii="Times New Roman" w:eastAsia="Times New Roman" w:hAnsi="Times New Roman" w:cs="Times New Roman"/>
+          <w:b/>
+          <w:bCs/>
+        </w:rPr>
+        <w:t>Explicacion</w:t>
+      </w:r>
+      <w:proofErr w:type="spellEnd"/>
+      <w:r>
+        <w:rPr>
+          <w:rFonts w:ascii="Times New Roman" w:eastAsia="Times New Roman" w:hAnsi="Times New Roman" w:cs="Times New Roman"/>
+          <w:b/>
+          <w:bCs/>
+        </w:rPr>
+        <w:t xml:space="preserve">: </w:t>
+      </w:r>
+      <w:r>
+        <w:rPr>
+          <w:rFonts w:ascii="Times New Roman" w:eastAsia="Times New Roman" w:hAnsi="Times New Roman" w:cs="Times New Roman"/>
+        </w:rPr>
+        <w:t xml:space="preserve">Cuando Spring Security valida las credenciales correctamente, el </w:t>
+      </w:r>
+      <w:proofErr w:type="spellStart"/>
+      <w:r>
+        <w:rPr>
+          <w:rFonts w:ascii="Times New Roman" w:eastAsia="Times New Roman" w:hAnsi="Times New Roman" w:cs="Times New Roman"/>
+        </w:rPr>
+        <w:t>handler</w:t>
+      </w:r>
+      <w:proofErr w:type="spellEnd"/>
+      <w:r>
+        <w:rPr>
+          <w:rFonts w:ascii="Times New Roman" w:eastAsia="Times New Roman" w:hAnsi="Times New Roman" w:cs="Times New Roman"/>
+        </w:rPr>
+        <w:t xml:space="preserve"> llama a la fábrica para crear la notificación de bienvenida en caso de ser exitoso el inicio de </w:t>
       </w:r>
       <w:r>
         <w:rPr>
@@ -3395,8 +4131,16 @@
         <w:rPr>
           <w:rFonts w:ascii="Times New Roman" w:eastAsia="Times New Roman" w:hAnsi="Times New Roman" w:cs="Times New Roman"/>
         </w:rPr>
-        <w:t xml:space="preserve"> SecurityConfig</w:t>
-      </w:r>
+        <w:t xml:space="preserve"> </w:t>
+      </w:r>
+      <w:proofErr w:type="spellStart"/>
+      <w:r>
+        <w:rPr>
+          <w:rFonts w:ascii="Times New Roman" w:eastAsia="Times New Roman" w:hAnsi="Times New Roman" w:cs="Times New Roman"/>
+        </w:rPr>
+        <w:t>SecurityConfig</w:t>
+      </w:r>
+      <w:proofErr w:type="spellEnd"/>
     </w:p>
     <w:p>
       <w:pPr>
@@ -3471,7 +4215,49 @@
         <w:rPr>
           <w:rFonts w:ascii="Times New Roman" w:eastAsia="Times New Roman" w:hAnsi="Times New Roman" w:cs="Times New Roman"/>
         </w:rPr>
-        <w:t xml:space="preserve"> Define un manejador de salida para el logout. Al cerrar sesión, este intercepta el evento, pide a la fábrica la notificación con NotificacionFactory.crearNotificacion("LOGOUT") y la guarda en la nueva sesión HTTP antes de redirigir a /login para mostrar el mensaje azul de cierre seguro.</w:t>
+        <w:t xml:space="preserve"> Define un manejador de salida para el </w:t>
+      </w:r>
+      <w:proofErr w:type="spellStart"/>
+      <w:r>
+        <w:rPr>
+          <w:rFonts w:ascii="Times New Roman" w:eastAsia="Times New Roman" w:hAnsi="Times New Roman" w:cs="Times New Roman"/>
+        </w:rPr>
+        <w:t>logout</w:t>
+      </w:r>
+      <w:proofErr w:type="spellEnd"/>
+      <w:r>
+        <w:rPr>
+          <w:rFonts w:ascii="Times New Roman" w:eastAsia="Times New Roman" w:hAnsi="Times New Roman" w:cs="Times New Roman"/>
+        </w:rPr>
+        <w:t xml:space="preserve">. Al cerrar sesión, este intercepta el evento, pide a la fábrica la notificación con </w:t>
+      </w:r>
+      <w:proofErr w:type="spellStart"/>
+      <w:r>
+        <w:rPr>
+          <w:rFonts w:ascii="Times New Roman" w:eastAsia="Times New Roman" w:hAnsi="Times New Roman" w:cs="Times New Roman"/>
+        </w:rPr>
+        <w:t>NotificacionFactory.crearNotificacion</w:t>
+      </w:r>
+      <w:proofErr w:type="spellEnd"/>
+      <w:r>
+        <w:rPr>
+          <w:rFonts w:ascii="Times New Roman" w:eastAsia="Times New Roman" w:hAnsi="Times New Roman" w:cs="Times New Roman"/>
+        </w:rPr>
+        <w:t>("LOGOUT") y la guarda en la nueva sesión HTTP antes de redirigir a /</w:t>
+      </w:r>
+      <w:proofErr w:type="spellStart"/>
+      <w:r>
+        <w:rPr>
+          <w:rFonts w:ascii="Times New Roman" w:eastAsia="Times New Roman" w:hAnsi="Times New Roman" w:cs="Times New Roman"/>
+        </w:rPr>
+        <w:t>login</w:t>
+      </w:r>
+      <w:proofErr w:type="spellEnd"/>
+      <w:r>
+        <w:rPr>
+          <w:rFonts w:ascii="Times New Roman" w:eastAsia="Times New Roman" w:hAnsi="Times New Roman" w:cs="Times New Roman"/>
+        </w:rPr>
+        <w:t xml:space="preserve"> para mostrar el mensaje azul de cierre seguro.</w:t>
       </w:r>
     </w:p>
     <w:p>
@@ -3588,7 +4374,35 @@
         <w:rPr>
           <w:rFonts w:ascii="Times New Roman" w:eastAsia="Times New Roman" w:hAnsi="Times New Roman" w:cs="Times New Roman"/>
         </w:rPr>
-        <w:t>Usa Thymeleaf para mostrar la alerta en pantalla leyendo la notificación creada por la fábrica: verifica si existe un mensaje para activar la ventana, le asigna el color CSS correspondiente según su tipo (éxito, fallo o logout) y escribe el texto que el usuario debe ver.</w:t>
+        <w:t xml:space="preserve">Usa </w:t>
+      </w:r>
+      <w:proofErr w:type="spellStart"/>
+      <w:r>
+        <w:rPr>
+          <w:rFonts w:ascii="Times New Roman" w:eastAsia="Times New Roman" w:hAnsi="Times New Roman" w:cs="Times New Roman"/>
+        </w:rPr>
+        <w:t>Thymeleaf</w:t>
+      </w:r>
+      <w:proofErr w:type="spellEnd"/>
+      <w:r>
+        <w:rPr>
+          <w:rFonts w:ascii="Times New Roman" w:eastAsia="Times New Roman" w:hAnsi="Times New Roman" w:cs="Times New Roman"/>
+        </w:rPr>
+        <w:t xml:space="preserve"> para mostrar la alerta en pantalla leyendo la notificación creada por la fábrica: verifica si existe un mensaje para activar la ventana, le asigna el color CSS correspondiente según su tipo (éxito, fallo o </w:t>
+      </w:r>
+      <w:proofErr w:type="spellStart"/>
+      <w:r>
+        <w:rPr>
+          <w:rFonts w:ascii="Times New Roman" w:eastAsia="Times New Roman" w:hAnsi="Times New Roman" w:cs="Times New Roman"/>
+        </w:rPr>
+        <w:t>logout</w:t>
+      </w:r>
+      <w:proofErr w:type="spellEnd"/>
+      <w:r>
+        <w:rPr>
+          <w:rFonts w:ascii="Times New Roman" w:eastAsia="Times New Roman" w:hAnsi="Times New Roman" w:cs="Times New Roman"/>
+        </w:rPr>
+        <w:t>) y escribe el texto que el usuario debe ver.</w:t>
       </w:r>
     </w:p>
     <w:p>
@@ -3653,7 +4467,35 @@
         <w:rPr>
           <w:rFonts w:ascii="Times New Roman" w:hAnsi="Times New Roman" w:cs="Times New Roman"/>
         </w:rPr>
-        <w:t>Se verifica la aplicación del patrón Factory Method al observar la generación dinámica de la interfaz según el evento ocurrido en el inicio de sesión. El sistema no crea manualmente cada aviso en el código del servidor, sino que delega esa tarea a la fábrica (NotificacionFactory). Esta analiza la situación y construye el objeto de notificación correspondiente para que la pantalla despliegue el mensaje y el color adecuado.</w:t>
+        <w:t xml:space="preserve">Se verifica la aplicación del patrón Factory </w:t>
+      </w:r>
+      <w:proofErr w:type="spellStart"/>
+      <w:r>
+        <w:rPr>
+          <w:rFonts w:ascii="Times New Roman" w:hAnsi="Times New Roman" w:cs="Times New Roman"/>
+        </w:rPr>
+        <w:t>Method</w:t>
+      </w:r>
+      <w:proofErr w:type="spellEnd"/>
+      <w:r>
+        <w:rPr>
+          <w:rFonts w:ascii="Times New Roman" w:hAnsi="Times New Roman" w:cs="Times New Roman"/>
+        </w:rPr>
+        <w:t xml:space="preserve"> al observar la generación dinámica de la interfaz según el evento ocurrido en el inicio de sesión. El sistema no crea manualmente cada aviso en el código del servidor, sino que delega esa tarea a la fábrica (</w:t>
+      </w:r>
+      <w:proofErr w:type="spellStart"/>
+      <w:r>
+        <w:rPr>
+          <w:rFonts w:ascii="Times New Roman" w:hAnsi="Times New Roman" w:cs="Times New Roman"/>
+        </w:rPr>
+        <w:t>NotificacionFactory</w:t>
+      </w:r>
+      <w:proofErr w:type="spellEnd"/>
+      <w:r>
+        <w:rPr>
+          <w:rFonts w:ascii="Times New Roman" w:hAnsi="Times New Roman" w:cs="Times New Roman"/>
+        </w:rPr>
+        <w:t>). Esta analiza la situación y construye el objeto de notificación correspondiente para que la pantalla despliegue el mensaje y el color adecuado.</w:t>
       </w:r>
     </w:p>
     <w:p>
@@ -3914,7 +4756,25 @@
           <w:bCs/>
         </w:rPr>
         <w:lastRenderedPageBreak/>
-        <w:t>Análisis para la aplicación del Abstract Factory</w:t>
+        <w:t xml:space="preserve">Análisis para la aplicación del </w:t>
+      </w:r>
+      <w:proofErr w:type="spellStart"/>
+      <w:r>
+        <w:rPr>
+          <w:rFonts w:ascii="Times New Roman" w:eastAsia="Times New Roman" w:hAnsi="Times New Roman" w:cs="Times New Roman"/>
+          <w:b/>
+          <w:bCs/>
+        </w:rPr>
+        <w:t>Abstract</w:t>
+      </w:r>
+      <w:proofErr w:type="spellEnd"/>
+      <w:r>
+        <w:rPr>
+          <w:rFonts w:ascii="Times New Roman" w:eastAsia="Times New Roman" w:hAnsi="Times New Roman" w:cs="Times New Roman"/>
+          <w:b/>
+          <w:bCs/>
+        </w:rPr>
+        <w:t xml:space="preserve"> Factory</w:t>
       </w:r>
     </w:p>
     <w:p>
@@ -3979,7 +4839,23 @@
           <w:rFonts w:ascii="Times New Roman" w:hAnsi="Times New Roman" w:cs="Times New Roman"/>
           <w:lang w:val="es-CO"/>
         </w:rPr>
-        <w:t xml:space="preserve">El patrón Abstract Factory nos permite agrupar estas dos tareas en un solo "paquete" indivisible. De esta forma, si el acceso es </w:t>
+        <w:t xml:space="preserve">El patrón </w:t>
+      </w:r>
+      <w:proofErr w:type="spellStart"/>
+      <w:r>
+        <w:rPr>
+          <w:rFonts w:ascii="Times New Roman" w:hAnsi="Times New Roman" w:cs="Times New Roman"/>
+          <w:lang w:val="es-CO"/>
+        </w:rPr>
+        <w:t>Abstract</w:t>
+      </w:r>
+      <w:proofErr w:type="spellEnd"/>
+      <w:r>
+        <w:rPr>
+          <w:rFonts w:ascii="Times New Roman" w:hAnsi="Times New Roman" w:cs="Times New Roman"/>
+          <w:lang w:val="es-CO"/>
+        </w:rPr>
+        <w:t xml:space="preserve"> Factory nos permite agrupar estas dos tareas en un solo "paquete" indivisible. De esta forma, si el acceso es </w:t>
       </w:r>
       <w:r>
         <w:rPr>
@@ -4113,7 +4989,39 @@
           <w:rFonts w:ascii="Times New Roman" w:eastAsia="Times New Roman" w:hAnsi="Times New Roman" w:cs="Times New Roman"/>
           <w:lang w:val="es-CO"/>
         </w:rPr>
-        <w:t xml:space="preserve"> Este diagrama muestra la estructura del patrón Abstract Factory y cómo complementa al Factory Method existente en el sistema de inicio de sesión:</w:t>
+        <w:t xml:space="preserve"> Este diagrama muestra la estructura del patrón </w:t>
+      </w:r>
+      <w:proofErr w:type="spellStart"/>
+      <w:r>
+        <w:rPr>
+          <w:rFonts w:ascii="Times New Roman" w:eastAsia="Times New Roman" w:hAnsi="Times New Roman" w:cs="Times New Roman"/>
+          <w:lang w:val="es-CO"/>
+        </w:rPr>
+        <w:t>Abstract</w:t>
+      </w:r>
+      <w:proofErr w:type="spellEnd"/>
+      <w:r>
+        <w:rPr>
+          <w:rFonts w:ascii="Times New Roman" w:eastAsia="Times New Roman" w:hAnsi="Times New Roman" w:cs="Times New Roman"/>
+          <w:lang w:val="es-CO"/>
+        </w:rPr>
+        <w:t xml:space="preserve"> Factory y cómo complementa al Factory </w:t>
+      </w:r>
+      <w:proofErr w:type="spellStart"/>
+      <w:r>
+        <w:rPr>
+          <w:rFonts w:ascii="Times New Roman" w:eastAsia="Times New Roman" w:hAnsi="Times New Roman" w:cs="Times New Roman"/>
+          <w:lang w:val="es-CO"/>
+        </w:rPr>
+        <w:t>Method</w:t>
+      </w:r>
+      <w:proofErr w:type="spellEnd"/>
+      <w:r>
+        <w:rPr>
+          <w:rFonts w:ascii="Times New Roman" w:eastAsia="Times New Roman" w:hAnsi="Times New Roman" w:cs="Times New Roman"/>
+          <w:lang w:val="es-CO"/>
+        </w:rPr>
+        <w:t xml:space="preserve"> existente en el sistema de inicio de sesión:</w:t>
       </w:r>
     </w:p>
     <w:p>
@@ -4128,14 +5036,25 @@
           <w:lang w:val="es-CO"/>
         </w:rPr>
       </w:pPr>
-      <w:r>
-        <w:rPr>
-          <w:rFonts w:ascii="Times New Roman" w:eastAsia="Times New Roman" w:hAnsi="Times New Roman" w:cs="Times New Roman"/>
-          <w:b/>
-          <w:bCs/>
-          <w:lang w:val="es-CO"/>
-        </w:rPr>
-        <w:t xml:space="preserve">NotificacionFactory (Clase): </w:t>
+      <w:proofErr w:type="spellStart"/>
+      <w:r>
+        <w:rPr>
+          <w:rFonts w:ascii="Times New Roman" w:eastAsia="Times New Roman" w:hAnsi="Times New Roman" w:cs="Times New Roman"/>
+          <w:b/>
+          <w:bCs/>
+          <w:lang w:val="es-CO"/>
+        </w:rPr>
+        <w:t>NotificacionFactory</w:t>
+      </w:r>
+      <w:proofErr w:type="spellEnd"/>
+      <w:r>
+        <w:rPr>
+          <w:rFonts w:ascii="Times New Roman" w:eastAsia="Times New Roman" w:hAnsi="Times New Roman" w:cs="Times New Roman"/>
+          <w:b/>
+          <w:bCs/>
+          <w:lang w:val="es-CO"/>
+        </w:rPr>
+        <w:t xml:space="preserve"> (Clase): </w:t>
       </w:r>
       <w:r>
         <w:rPr>
@@ -4158,7 +5077,23 @@
           <w:rFonts w:ascii="Times New Roman" w:eastAsia="Times New Roman" w:hAnsi="Times New Roman" w:cs="Times New Roman"/>
           <w:lang w:val="es-CO"/>
         </w:rPr>
-        <w:t>como el punto de acceso central que recibe el tipo de evento y retorna la fábrica adecuada, manteniendo la compatibilidad con el Factory Method anterior.</w:t>
+        <w:t xml:space="preserve">como el punto de acceso central que recibe el tipo de evento y retorna la fábrica adecuada, manteniendo la compatibilidad con el Factory </w:t>
+      </w:r>
+      <w:proofErr w:type="spellStart"/>
+      <w:r>
+        <w:rPr>
+          <w:rFonts w:ascii="Times New Roman" w:eastAsia="Times New Roman" w:hAnsi="Times New Roman" w:cs="Times New Roman"/>
+          <w:lang w:val="es-CO"/>
+        </w:rPr>
+        <w:t>Method</w:t>
+      </w:r>
+      <w:proofErr w:type="spellEnd"/>
+      <w:r>
+        <w:rPr>
+          <w:rFonts w:ascii="Times New Roman" w:eastAsia="Times New Roman" w:hAnsi="Times New Roman" w:cs="Times New Roman"/>
+          <w:lang w:val="es-CO"/>
+        </w:rPr>
+        <w:t xml:space="preserve"> anterior.</w:t>
       </w:r>
     </w:p>
     <w:p>
@@ -4180,14 +5115,25 @@
         </w:rPr>
         <w:t>​</w:t>
       </w:r>
-      <w:r>
-        <w:rPr>
-          <w:rFonts w:ascii="Times New Roman" w:eastAsia="Times New Roman" w:hAnsi="Times New Roman" w:cs="Times New Roman"/>
-          <w:b/>
-          <w:bCs/>
-          <w:lang w:val="es-CO"/>
-        </w:rPr>
-        <w:t>LoginAbstractFactory (Interfaz):</w:t>
+      <w:proofErr w:type="spellStart"/>
+      <w:r>
+        <w:rPr>
+          <w:rFonts w:ascii="Times New Roman" w:eastAsia="Times New Roman" w:hAnsi="Times New Roman" w:cs="Times New Roman"/>
+          <w:b/>
+          <w:bCs/>
+          <w:lang w:val="es-CO"/>
+        </w:rPr>
+        <w:t>LoginAbstractFactory</w:t>
+      </w:r>
+      <w:proofErr w:type="spellEnd"/>
+      <w:r>
+        <w:rPr>
+          <w:rFonts w:ascii="Times New Roman" w:eastAsia="Times New Roman" w:hAnsi="Times New Roman" w:cs="Times New Roman"/>
+          <w:b/>
+          <w:bCs/>
+          <w:lang w:val="es-CO"/>
+        </w:rPr>
+        <w:t xml:space="preserve"> (Interfaz):</w:t>
       </w:r>
       <w:r>
         <w:rPr>
@@ -4196,13 +5142,22 @@
         </w:rPr>
         <w:t xml:space="preserve"> Define el contrato base para la creación de las familias de objetos con los métodos </w:t>
       </w:r>
+      <w:proofErr w:type="spellStart"/>
       <w:proofErr w:type="gramStart"/>
       <w:r>
         <w:rPr>
           <w:rFonts w:ascii="Times New Roman" w:eastAsia="Times New Roman" w:hAnsi="Times New Roman" w:cs="Times New Roman"/>
           <w:lang w:val="es-CO"/>
         </w:rPr>
-        <w:t>crearNotificacionUI(</w:t>
+        <w:t>crearNotificacionUI</w:t>
+      </w:r>
+      <w:proofErr w:type="spellEnd"/>
+      <w:r>
+        <w:rPr>
+          <w:rFonts w:ascii="Times New Roman" w:eastAsia="Times New Roman" w:hAnsi="Times New Roman" w:cs="Times New Roman"/>
+          <w:lang w:val="es-CO"/>
+        </w:rPr>
+        <w:t>(</w:t>
       </w:r>
       <w:proofErr w:type="gramEnd"/>
       <w:r>
@@ -4210,7 +5165,23 @@
           <w:rFonts w:ascii="Times New Roman" w:eastAsia="Times New Roman" w:hAnsi="Times New Roman" w:cs="Times New Roman"/>
           <w:lang w:val="es-CO"/>
         </w:rPr>
-        <w:t>) y crearAuditoria().</w:t>
+        <w:t xml:space="preserve">) y </w:t>
+      </w:r>
+      <w:proofErr w:type="spellStart"/>
+      <w:r>
+        <w:rPr>
+          <w:rFonts w:ascii="Times New Roman" w:eastAsia="Times New Roman" w:hAnsi="Times New Roman" w:cs="Times New Roman"/>
+          <w:lang w:val="es-CO"/>
+        </w:rPr>
+        <w:t>crearAuditoria</w:t>
+      </w:r>
+      <w:proofErr w:type="spellEnd"/>
+      <w:r>
+        <w:rPr>
+          <w:rFonts w:ascii="Times New Roman" w:eastAsia="Times New Roman" w:hAnsi="Times New Roman" w:cs="Times New Roman"/>
+          <w:lang w:val="es-CO"/>
+        </w:rPr>
+        <w:t>().</w:t>
       </w:r>
     </w:p>
     <w:p>
@@ -4232,21 +5203,88 @@
         </w:rPr>
         <w:t>​</w:t>
       </w:r>
-      <w:r>
-        <w:rPr>
-          <w:rFonts w:ascii="Times New Roman" w:eastAsia="Times New Roman" w:hAnsi="Times New Roman" w:cs="Times New Roman"/>
-          <w:b/>
-          <w:bCs/>
-          <w:lang w:val="es-CO"/>
-        </w:rPr>
-        <w:t>ExitoFactory, FalloFactory y LogoutFactory (Clases Concretas):</w:t>
-      </w:r>
-      <w:r>
-        <w:rPr>
-          <w:rFonts w:ascii="Times New Roman" w:eastAsia="Times New Roman" w:hAnsi="Times New Roman" w:cs="Times New Roman"/>
-          <w:lang w:val="es-CO"/>
-        </w:rPr>
-        <w:t xml:space="preserve"> Implementan la interfaz LoginAbstractFactory para instanciar de manera sincronizada las parejas de productos de cada familia.</w:t>
+      <w:proofErr w:type="spellStart"/>
+      <w:r>
+        <w:rPr>
+          <w:rFonts w:ascii="Times New Roman" w:eastAsia="Times New Roman" w:hAnsi="Times New Roman" w:cs="Times New Roman"/>
+          <w:b/>
+          <w:bCs/>
+          <w:lang w:val="es-CO"/>
+        </w:rPr>
+        <w:t>ExitoFactory</w:t>
+      </w:r>
+      <w:proofErr w:type="spellEnd"/>
+      <w:r>
+        <w:rPr>
+          <w:rFonts w:ascii="Times New Roman" w:eastAsia="Times New Roman" w:hAnsi="Times New Roman" w:cs="Times New Roman"/>
+          <w:b/>
+          <w:bCs/>
+          <w:lang w:val="es-CO"/>
+        </w:rPr>
+        <w:t xml:space="preserve">, </w:t>
+      </w:r>
+      <w:proofErr w:type="spellStart"/>
+      <w:r>
+        <w:rPr>
+          <w:rFonts w:ascii="Times New Roman" w:eastAsia="Times New Roman" w:hAnsi="Times New Roman" w:cs="Times New Roman"/>
+          <w:b/>
+          <w:bCs/>
+          <w:lang w:val="es-CO"/>
+        </w:rPr>
+        <w:t>FalloFactory</w:t>
+      </w:r>
+      <w:proofErr w:type="spellEnd"/>
+      <w:r>
+        <w:rPr>
+          <w:rFonts w:ascii="Times New Roman" w:eastAsia="Times New Roman" w:hAnsi="Times New Roman" w:cs="Times New Roman"/>
+          <w:b/>
+          <w:bCs/>
+          <w:lang w:val="es-CO"/>
+        </w:rPr>
+        <w:t xml:space="preserve"> y </w:t>
+      </w:r>
+      <w:proofErr w:type="spellStart"/>
+      <w:r>
+        <w:rPr>
+          <w:rFonts w:ascii="Times New Roman" w:eastAsia="Times New Roman" w:hAnsi="Times New Roman" w:cs="Times New Roman"/>
+          <w:b/>
+          <w:bCs/>
+          <w:lang w:val="es-CO"/>
+        </w:rPr>
+        <w:t>LogoutFactory</w:t>
+      </w:r>
+      <w:proofErr w:type="spellEnd"/>
+      <w:r>
+        <w:rPr>
+          <w:rFonts w:ascii="Times New Roman" w:eastAsia="Times New Roman" w:hAnsi="Times New Roman" w:cs="Times New Roman"/>
+          <w:b/>
+          <w:bCs/>
+          <w:lang w:val="es-CO"/>
+        </w:rPr>
+        <w:t xml:space="preserve"> (Clases Concretas):</w:t>
+      </w:r>
+      <w:r>
+        <w:rPr>
+          <w:rFonts w:ascii="Times New Roman" w:eastAsia="Times New Roman" w:hAnsi="Times New Roman" w:cs="Times New Roman"/>
+          <w:lang w:val="es-CO"/>
+        </w:rPr>
+        <w:t xml:space="preserve"> Implementan la interfaz </w:t>
+      </w:r>
+      <w:proofErr w:type="spellStart"/>
+      <w:r>
+        <w:rPr>
+          <w:rFonts w:ascii="Times New Roman" w:eastAsia="Times New Roman" w:hAnsi="Times New Roman" w:cs="Times New Roman"/>
+          <w:lang w:val="es-CO"/>
+        </w:rPr>
+        <w:t>LoginAbstractFactory</w:t>
+      </w:r>
+      <w:proofErr w:type="spellEnd"/>
+      <w:r>
+        <w:rPr>
+          <w:rFonts w:ascii="Times New Roman" w:eastAsia="Times New Roman" w:hAnsi="Times New Roman" w:cs="Times New Roman"/>
+          <w:lang w:val="es-CO"/>
+        </w:rPr>
+        <w:t xml:space="preserve"> para instanciar de manera sincronizada las parejas de productos de cada familia.</w:t>
       </w:r>
     </w:p>
     <w:p>
@@ -4268,14 +5306,45 @@
         </w:rPr>
         <w:t>​</w:t>
       </w:r>
-      <w:r>
-        <w:rPr>
-          <w:rFonts w:ascii="Times New Roman" w:eastAsia="Times New Roman" w:hAnsi="Times New Roman" w:cs="Times New Roman"/>
-          <w:b/>
-          <w:bCs/>
-          <w:lang w:val="es-CO"/>
-        </w:rPr>
-        <w:t xml:space="preserve">Notificacion y RegistroAuditoria (Interfaces): </w:t>
+      <w:proofErr w:type="spellStart"/>
+      <w:r>
+        <w:rPr>
+          <w:rFonts w:ascii="Times New Roman" w:eastAsia="Times New Roman" w:hAnsi="Times New Roman" w:cs="Times New Roman"/>
+          <w:b/>
+          <w:bCs/>
+          <w:lang w:val="es-CO"/>
+        </w:rPr>
+        <w:t>Notificacion</w:t>
+      </w:r>
+      <w:proofErr w:type="spellEnd"/>
+      <w:r>
+        <w:rPr>
+          <w:rFonts w:ascii="Times New Roman" w:eastAsia="Times New Roman" w:hAnsi="Times New Roman" w:cs="Times New Roman"/>
+          <w:b/>
+          <w:bCs/>
+          <w:lang w:val="es-CO"/>
+        </w:rPr>
+        <w:t xml:space="preserve"> y </w:t>
+      </w:r>
+      <w:proofErr w:type="spellStart"/>
+      <w:r>
+        <w:rPr>
+          <w:rFonts w:ascii="Times New Roman" w:eastAsia="Times New Roman" w:hAnsi="Times New Roman" w:cs="Times New Roman"/>
+          <w:b/>
+          <w:bCs/>
+          <w:lang w:val="es-CO"/>
+        </w:rPr>
+        <w:t>RegistroAuditoria</w:t>
+      </w:r>
+      <w:proofErr w:type="spellEnd"/>
+      <w:r>
+        <w:rPr>
+          <w:rFonts w:ascii="Times New Roman" w:eastAsia="Times New Roman" w:hAnsi="Times New Roman" w:cs="Times New Roman"/>
+          <w:b/>
+          <w:bCs/>
+          <w:lang w:val="es-CO"/>
+        </w:rPr>
+        <w:t xml:space="preserve"> (Interfaces): </w:t>
       </w:r>
       <w:r>
         <w:rPr>
@@ -4284,13 +5353,22 @@
         </w:rPr>
         <w:t>Definen los contratos base para los productos de interfaz gráfica (</w:t>
       </w:r>
+      <w:proofErr w:type="spellStart"/>
       <w:proofErr w:type="gramStart"/>
       <w:r>
         <w:rPr>
           <w:rFonts w:ascii="Times New Roman" w:eastAsia="Times New Roman" w:hAnsi="Times New Roman" w:cs="Times New Roman"/>
           <w:lang w:val="es-CO"/>
         </w:rPr>
-        <w:t>getTipo(</w:t>
+        <w:t>getTipo</w:t>
+      </w:r>
+      <w:proofErr w:type="spellEnd"/>
+      <w:r>
+        <w:rPr>
+          <w:rFonts w:ascii="Times New Roman" w:eastAsia="Times New Roman" w:hAnsi="Times New Roman" w:cs="Times New Roman"/>
+          <w:lang w:val="es-CO"/>
+        </w:rPr>
+        <w:t>(</w:t>
       </w:r>
       <w:proofErr w:type="gramEnd"/>
       <w:r>
@@ -4298,7 +5376,39 @@
           <w:rFonts w:ascii="Times New Roman" w:eastAsia="Times New Roman" w:hAnsi="Times New Roman" w:cs="Times New Roman"/>
           <w:lang w:val="es-CO"/>
         </w:rPr>
-        <w:t>), getMensaje()) y de trazabilidad técnica (generarLog()).</w:t>
+        <w:t xml:space="preserve">), </w:t>
+      </w:r>
+      <w:proofErr w:type="spellStart"/>
+      <w:r>
+        <w:rPr>
+          <w:rFonts w:ascii="Times New Roman" w:eastAsia="Times New Roman" w:hAnsi="Times New Roman" w:cs="Times New Roman"/>
+          <w:lang w:val="es-CO"/>
+        </w:rPr>
+        <w:t>getMensaje</w:t>
+      </w:r>
+      <w:proofErr w:type="spellEnd"/>
+      <w:r>
+        <w:rPr>
+          <w:rFonts w:ascii="Times New Roman" w:eastAsia="Times New Roman" w:hAnsi="Times New Roman" w:cs="Times New Roman"/>
+          <w:lang w:val="es-CO"/>
+        </w:rPr>
+        <w:t>()) y de trazabilidad técnica (</w:t>
+      </w:r>
+      <w:proofErr w:type="spellStart"/>
+      <w:r>
+        <w:rPr>
+          <w:rFonts w:ascii="Times New Roman" w:eastAsia="Times New Roman" w:hAnsi="Times New Roman" w:cs="Times New Roman"/>
+          <w:lang w:val="es-CO"/>
+        </w:rPr>
+        <w:t>generarLog</w:t>
+      </w:r>
+      <w:proofErr w:type="spellEnd"/>
+      <w:r>
+        <w:rPr>
+          <w:rFonts w:ascii="Times New Roman" w:eastAsia="Times New Roman" w:hAnsi="Times New Roman" w:cs="Times New Roman"/>
+          <w:lang w:val="es-CO"/>
+        </w:rPr>
+        <w:t>()).</w:t>
       </w:r>
     </w:p>
     <w:p>
@@ -4321,21 +5431,88 @@
         <w:lastRenderedPageBreak/>
         <w:t>​</w:t>
       </w:r>
-      <w:r>
-        <w:rPr>
-          <w:rFonts w:ascii="Times New Roman" w:eastAsia="Times New Roman" w:hAnsi="Times New Roman" w:cs="Times New Roman"/>
-          <w:b/>
-          <w:bCs/>
-          <w:lang w:val="es-CO"/>
-        </w:rPr>
-        <w:t>NotificacionExito, NotificacionFallo y NotificacionInfo (Clases Concretas):</w:t>
-      </w:r>
-      <w:r>
-        <w:rPr>
-          <w:rFonts w:ascii="Times New Roman" w:eastAsia="Times New Roman" w:hAnsi="Times New Roman" w:cs="Times New Roman"/>
-          <w:lang w:val="es-CO"/>
-        </w:rPr>
-        <w:t xml:space="preserve"> Implementan la interfaz Notificacion para representar los mensajes en la vista web.</w:t>
+      <w:proofErr w:type="spellStart"/>
+      <w:r>
+        <w:rPr>
+          <w:rFonts w:ascii="Times New Roman" w:eastAsia="Times New Roman" w:hAnsi="Times New Roman" w:cs="Times New Roman"/>
+          <w:b/>
+          <w:bCs/>
+          <w:lang w:val="es-CO"/>
+        </w:rPr>
+        <w:t>NotificacionExito</w:t>
+      </w:r>
+      <w:proofErr w:type="spellEnd"/>
+      <w:r>
+        <w:rPr>
+          <w:rFonts w:ascii="Times New Roman" w:eastAsia="Times New Roman" w:hAnsi="Times New Roman" w:cs="Times New Roman"/>
+          <w:b/>
+          <w:bCs/>
+          <w:lang w:val="es-CO"/>
+        </w:rPr>
+        <w:t xml:space="preserve">, </w:t>
+      </w:r>
+      <w:proofErr w:type="spellStart"/>
+      <w:r>
+        <w:rPr>
+          <w:rFonts w:ascii="Times New Roman" w:eastAsia="Times New Roman" w:hAnsi="Times New Roman" w:cs="Times New Roman"/>
+          <w:b/>
+          <w:bCs/>
+          <w:lang w:val="es-CO"/>
+        </w:rPr>
+        <w:t>NotificacionFallo</w:t>
+      </w:r>
+      <w:proofErr w:type="spellEnd"/>
+      <w:r>
+        <w:rPr>
+          <w:rFonts w:ascii="Times New Roman" w:eastAsia="Times New Roman" w:hAnsi="Times New Roman" w:cs="Times New Roman"/>
+          <w:b/>
+          <w:bCs/>
+          <w:lang w:val="es-CO"/>
+        </w:rPr>
+        <w:t xml:space="preserve"> y </w:t>
+      </w:r>
+      <w:proofErr w:type="spellStart"/>
+      <w:r>
+        <w:rPr>
+          <w:rFonts w:ascii="Times New Roman" w:eastAsia="Times New Roman" w:hAnsi="Times New Roman" w:cs="Times New Roman"/>
+          <w:b/>
+          <w:bCs/>
+          <w:lang w:val="es-CO"/>
+        </w:rPr>
+        <w:t>NotificacionInfo</w:t>
+      </w:r>
+      <w:proofErr w:type="spellEnd"/>
+      <w:r>
+        <w:rPr>
+          <w:rFonts w:ascii="Times New Roman" w:eastAsia="Times New Roman" w:hAnsi="Times New Roman" w:cs="Times New Roman"/>
+          <w:b/>
+          <w:bCs/>
+          <w:lang w:val="es-CO"/>
+        </w:rPr>
+        <w:t xml:space="preserve"> (Clases Concretas):</w:t>
+      </w:r>
+      <w:r>
+        <w:rPr>
+          <w:rFonts w:ascii="Times New Roman" w:eastAsia="Times New Roman" w:hAnsi="Times New Roman" w:cs="Times New Roman"/>
+          <w:lang w:val="es-CO"/>
+        </w:rPr>
+        <w:t xml:space="preserve"> Implementan la interfaz </w:t>
+      </w:r>
+      <w:proofErr w:type="spellStart"/>
+      <w:r>
+        <w:rPr>
+          <w:rFonts w:ascii="Times New Roman" w:eastAsia="Times New Roman" w:hAnsi="Times New Roman" w:cs="Times New Roman"/>
+          <w:lang w:val="es-CO"/>
+        </w:rPr>
+        <w:t>Notificacion</w:t>
+      </w:r>
+      <w:proofErr w:type="spellEnd"/>
+      <w:r>
+        <w:rPr>
+          <w:rFonts w:ascii="Times New Roman" w:eastAsia="Times New Roman" w:hAnsi="Times New Roman" w:cs="Times New Roman"/>
+          <w:lang w:val="es-CO"/>
+        </w:rPr>
+        <w:t xml:space="preserve"> para representar los mensajes en la vista web.</w:t>
       </w:r>
     </w:p>
     <w:p>
@@ -4357,46 +5534,131 @@
         </w:rPr>
         <w:t>​</w:t>
       </w:r>
-      <w:r>
-        <w:rPr>
-          <w:rFonts w:ascii="Times New Roman" w:eastAsia="Times New Roman" w:hAnsi="Times New Roman" w:cs="Times New Roman"/>
-          <w:b/>
-          <w:bCs/>
-          <w:lang w:val="es-CO"/>
-        </w:rPr>
-        <w:t xml:space="preserve">AuditoriaExito, AuditoriaFallo y AuditoriaLogout (Clases Concretas): </w:t>
-      </w:r>
-      <w:r>
-        <w:rPr>
-          <w:rFonts w:ascii="Times New Roman" w:eastAsia="Times New Roman" w:hAnsi="Times New Roman" w:cs="Times New Roman"/>
-          <w:lang w:val="es-CO"/>
-        </w:rPr>
-        <w:t>Implementan la interfaz RegistroAuditoria para generar los registros detallados en la consola del sistema.</w:t>
-      </w:r>
-    </w:p>
-    <w:p>
-      <w:pPr>
-        <w:rPr>
-          <w:rFonts w:ascii="Times New Roman" w:eastAsia="Times New Roman" w:hAnsi="Times New Roman" w:cs="Times New Roman"/>
-          <w:lang w:val="es-CO"/>
-        </w:rPr>
-      </w:pPr>
-    </w:p>
-    <w:p>
-      <w:pPr>
-        <w:rPr>
-          <w:rFonts w:ascii="Times New Roman" w:eastAsia="Times New Roman" w:hAnsi="Times New Roman" w:cs="Times New Roman"/>
-          <w:b/>
-          <w:bCs/>
-        </w:rPr>
-      </w:pPr>
-      <w:r>
-        <w:rPr>
-          <w:rFonts w:ascii="Times New Roman" w:eastAsia="Times New Roman" w:hAnsi="Times New Roman" w:cs="Times New Roman"/>
-          <w:b/>
-          <w:bCs/>
-        </w:rPr>
-        <w:t>Aplicación del patrón Abstract Factory</w:t>
+      <w:proofErr w:type="spellStart"/>
+      <w:r>
+        <w:rPr>
+          <w:rFonts w:ascii="Times New Roman" w:eastAsia="Times New Roman" w:hAnsi="Times New Roman" w:cs="Times New Roman"/>
+          <w:b/>
+          <w:bCs/>
+          <w:lang w:val="es-CO"/>
+        </w:rPr>
+        <w:t>AuditoriaExito</w:t>
+      </w:r>
+      <w:proofErr w:type="spellEnd"/>
+      <w:r>
+        <w:rPr>
+          <w:rFonts w:ascii="Times New Roman" w:eastAsia="Times New Roman" w:hAnsi="Times New Roman" w:cs="Times New Roman"/>
+          <w:b/>
+          <w:bCs/>
+          <w:lang w:val="es-CO"/>
+        </w:rPr>
+        <w:t xml:space="preserve">, </w:t>
+      </w:r>
+      <w:proofErr w:type="spellStart"/>
+      <w:r>
+        <w:rPr>
+          <w:rFonts w:ascii="Times New Roman" w:eastAsia="Times New Roman" w:hAnsi="Times New Roman" w:cs="Times New Roman"/>
+          <w:b/>
+          <w:bCs/>
+          <w:lang w:val="es-CO"/>
+        </w:rPr>
+        <w:t>AuditoriaFallo</w:t>
+      </w:r>
+      <w:proofErr w:type="spellEnd"/>
+      <w:r>
+        <w:rPr>
+          <w:rFonts w:ascii="Times New Roman" w:eastAsia="Times New Roman" w:hAnsi="Times New Roman" w:cs="Times New Roman"/>
+          <w:b/>
+          <w:bCs/>
+          <w:lang w:val="es-CO"/>
+        </w:rPr>
+        <w:t xml:space="preserve"> y </w:t>
+      </w:r>
+      <w:proofErr w:type="spellStart"/>
+      <w:r>
+        <w:rPr>
+          <w:rFonts w:ascii="Times New Roman" w:eastAsia="Times New Roman" w:hAnsi="Times New Roman" w:cs="Times New Roman"/>
+          <w:b/>
+          <w:bCs/>
+          <w:lang w:val="es-CO"/>
+        </w:rPr>
+        <w:t>AuditoriaLogout</w:t>
+      </w:r>
+      <w:proofErr w:type="spellEnd"/>
+      <w:r>
+        <w:rPr>
+          <w:rFonts w:ascii="Times New Roman" w:eastAsia="Times New Roman" w:hAnsi="Times New Roman" w:cs="Times New Roman"/>
+          <w:b/>
+          <w:bCs/>
+          <w:lang w:val="es-CO"/>
+        </w:rPr>
+        <w:t xml:space="preserve"> (Clases Concretas): </w:t>
+      </w:r>
+      <w:r>
+        <w:rPr>
+          <w:rFonts w:ascii="Times New Roman" w:eastAsia="Times New Roman" w:hAnsi="Times New Roman" w:cs="Times New Roman"/>
+          <w:lang w:val="es-CO"/>
+        </w:rPr>
+        <w:t xml:space="preserve">Implementan la interfaz </w:t>
+      </w:r>
+      <w:proofErr w:type="spellStart"/>
+      <w:r>
+        <w:rPr>
+          <w:rFonts w:ascii="Times New Roman" w:eastAsia="Times New Roman" w:hAnsi="Times New Roman" w:cs="Times New Roman"/>
+          <w:lang w:val="es-CO"/>
+        </w:rPr>
+        <w:t>RegistroAuditoria</w:t>
+      </w:r>
+      <w:proofErr w:type="spellEnd"/>
+      <w:r>
+        <w:rPr>
+          <w:rFonts w:ascii="Times New Roman" w:eastAsia="Times New Roman" w:hAnsi="Times New Roman" w:cs="Times New Roman"/>
+          <w:lang w:val="es-CO"/>
+        </w:rPr>
+        <w:t xml:space="preserve"> para generar los registros detallados en la consola del sistema.</w:t>
+      </w:r>
+    </w:p>
+    <w:p>
+      <w:pPr>
+        <w:rPr>
+          <w:rFonts w:ascii="Times New Roman" w:eastAsia="Times New Roman" w:hAnsi="Times New Roman" w:cs="Times New Roman"/>
+          <w:lang w:val="es-CO"/>
+        </w:rPr>
+      </w:pPr>
+    </w:p>
+    <w:p>
+      <w:pPr>
+        <w:rPr>
+          <w:rFonts w:ascii="Times New Roman" w:eastAsia="Times New Roman" w:hAnsi="Times New Roman" w:cs="Times New Roman"/>
+          <w:b/>
+          <w:bCs/>
+        </w:rPr>
+      </w:pPr>
+      <w:r>
+        <w:rPr>
+          <w:rFonts w:ascii="Times New Roman" w:eastAsia="Times New Roman" w:hAnsi="Times New Roman" w:cs="Times New Roman"/>
+          <w:b/>
+          <w:bCs/>
+        </w:rPr>
+        <w:t xml:space="preserve">Aplicación del patrón </w:t>
+      </w:r>
+      <w:proofErr w:type="spellStart"/>
+      <w:r>
+        <w:rPr>
+          <w:rFonts w:ascii="Times New Roman" w:eastAsia="Times New Roman" w:hAnsi="Times New Roman" w:cs="Times New Roman"/>
+          <w:b/>
+          <w:bCs/>
+        </w:rPr>
+        <w:t>Abstract</w:t>
+      </w:r>
+      <w:proofErr w:type="spellEnd"/>
+      <w:r>
+        <w:rPr>
+          <w:rFonts w:ascii="Times New Roman" w:eastAsia="Times New Roman" w:hAnsi="Times New Roman" w:cs="Times New Roman"/>
+          <w:b/>
+          <w:bCs/>
+        </w:rPr>
+        <w:t xml:space="preserve"> Factory</w:t>
       </w:r>
     </w:p>
     <w:p>
@@ -4421,12 +5683,14 @@
         </w:rPr>
         <w:t xml:space="preserve">: </w:t>
       </w:r>
+      <w:proofErr w:type="spellStart"/>
       <w:r>
         <w:rPr>
           <w:rFonts w:ascii="Times New Roman" w:eastAsia="Times New Roman" w:hAnsi="Times New Roman" w:cs="Times New Roman"/>
         </w:rPr>
         <w:t>RegistroAuditoria</w:t>
       </w:r>
+      <w:proofErr w:type="spellEnd"/>
     </w:p>
     <w:p>
       <w:pPr>
@@ -4502,12 +5766,20 @@
         </w:rPr>
         <w:t xml:space="preserve">Define el contrato estandarizado que deben cumplir obligatoriamente todas las clases de auditoría, declarando el método </w:t>
       </w:r>
+      <w:proofErr w:type="spellStart"/>
       <w:proofErr w:type="gramStart"/>
       <w:r>
         <w:rPr>
           <w:rFonts w:ascii="Times New Roman" w:eastAsia="Times New Roman" w:hAnsi="Times New Roman" w:cs="Times New Roman"/>
         </w:rPr>
-        <w:t>generarLog(</w:t>
+        <w:t>generarLog</w:t>
+      </w:r>
+      <w:proofErr w:type="spellEnd"/>
+      <w:r>
+        <w:rPr>
+          <w:rFonts w:ascii="Times New Roman" w:eastAsia="Times New Roman" w:hAnsi="Times New Roman" w:cs="Times New Roman"/>
+        </w:rPr>
+        <w:t>(</w:t>
       </w:r>
       <w:proofErr w:type="gramEnd"/>
       <w:r>
@@ -4539,26 +5811,50 @@
         </w:rPr>
         <w:t xml:space="preserve">: </w:t>
       </w:r>
-      <w:r>
-        <w:rPr>
-          <w:rFonts w:ascii="Times New Roman" w:eastAsia="Times New Roman" w:hAnsi="Times New Roman" w:cs="Times New Roman"/>
-        </w:rPr>
-        <w:t xml:space="preserve">AuditoriaExito, </w:t>
-      </w:r>
+      <w:proofErr w:type="spellStart"/>
+      <w:r>
+        <w:rPr>
+          <w:rFonts w:ascii="Times New Roman" w:eastAsia="Times New Roman" w:hAnsi="Times New Roman" w:cs="Times New Roman"/>
+        </w:rPr>
+        <w:t>AuditoriaExito</w:t>
+      </w:r>
+      <w:proofErr w:type="spellEnd"/>
+      <w:r>
+        <w:rPr>
+          <w:rFonts w:ascii="Times New Roman" w:eastAsia="Times New Roman" w:hAnsi="Times New Roman" w:cs="Times New Roman"/>
+        </w:rPr>
+        <w:t xml:space="preserve">, </w:t>
+      </w:r>
+      <w:proofErr w:type="spellStart"/>
       <w:proofErr w:type="gramStart"/>
       <w:r>
         <w:rPr>
           <w:rFonts w:ascii="Times New Roman" w:eastAsia="Times New Roman" w:hAnsi="Times New Roman" w:cs="Times New Roman"/>
         </w:rPr>
-        <w:t>AuditoriaFallo ,</w:t>
+        <w:t>AuditoriaFallo</w:t>
+      </w:r>
+      <w:proofErr w:type="spellEnd"/>
+      <w:r>
+        <w:rPr>
+          <w:rFonts w:ascii="Times New Roman" w:eastAsia="Times New Roman" w:hAnsi="Times New Roman" w:cs="Times New Roman"/>
+        </w:rPr>
+        <w:t xml:space="preserve"> ,</w:t>
       </w:r>
       <w:proofErr w:type="gramEnd"/>
       <w:r>
         <w:rPr>
           <w:rFonts w:ascii="Times New Roman" w:eastAsia="Times New Roman" w:hAnsi="Times New Roman" w:cs="Times New Roman"/>
         </w:rPr>
-        <w:t xml:space="preserve"> AuditoriaLogout</w:t>
-      </w:r>
+        <w:t xml:space="preserve"> </w:t>
+      </w:r>
+      <w:proofErr w:type="spellStart"/>
+      <w:r>
+        <w:rPr>
+          <w:rFonts w:ascii="Times New Roman" w:eastAsia="Times New Roman" w:hAnsi="Times New Roman" w:cs="Times New Roman"/>
+        </w:rPr>
+        <w:t>AuditoriaLogout</w:t>
+      </w:r>
+      <w:proofErr w:type="spellEnd"/>
     </w:p>
     <w:p>
       <w:pPr>
@@ -4751,7 +6047,21 @@
         <w:rPr>
           <w:rFonts w:ascii="Times New Roman" w:eastAsia="Times New Roman" w:hAnsi="Times New Roman" w:cs="Times New Roman"/>
         </w:rPr>
-        <w:t>Implementan la interfaz RegistroAuditoria para construir los mensajes específicos de cada evento (éxito, fallo o cierre de sesión), capturando automáticamente la fecha, la hora exacta y el correo del usuario involucrado para mantener la trazabilidad.</w:t>
+        <w:t xml:space="preserve">Implementan la interfaz </w:t>
+      </w:r>
+      <w:proofErr w:type="spellStart"/>
+      <w:r>
+        <w:rPr>
+          <w:rFonts w:ascii="Times New Roman" w:eastAsia="Times New Roman" w:hAnsi="Times New Roman" w:cs="Times New Roman"/>
+        </w:rPr>
+        <w:t>RegistroAuditoria</w:t>
+      </w:r>
+      <w:proofErr w:type="spellEnd"/>
+      <w:r>
+        <w:rPr>
+          <w:rFonts w:ascii="Times New Roman" w:eastAsia="Times New Roman" w:hAnsi="Times New Roman" w:cs="Times New Roman"/>
+        </w:rPr>
+        <w:t xml:space="preserve"> para construir los mensajes específicos de cada evento (éxito, fallo o cierre de sesión), capturando automáticamente la fecha, la hora exacta y el correo del usuario involucrado para mantener la trazabilidad.</w:t>
       </w:r>
     </w:p>
     <w:p>
@@ -4781,12 +6091,14 @@
         </w:rPr>
         <w:t xml:space="preserve"> </w:t>
       </w:r>
+      <w:proofErr w:type="spellStart"/>
       <w:r>
         <w:rPr>
           <w:rFonts w:ascii="Times New Roman" w:eastAsia="Times New Roman" w:hAnsi="Times New Roman" w:cs="Times New Roman"/>
         </w:rPr>
         <w:t>LoginAbstractFactory</w:t>
       </w:r>
+      <w:proofErr w:type="spellEnd"/>
     </w:p>
     <w:p>
       <w:pPr>
@@ -4886,12 +6198,28 @@
         </w:rPr>
         <w:t xml:space="preserve"> </w:t>
       </w:r>
-      <w:r>
-        <w:rPr>
-          <w:rFonts w:ascii="Times New Roman" w:eastAsia="Times New Roman" w:hAnsi="Times New Roman" w:cs="Times New Roman"/>
-        </w:rPr>
-        <w:t>ExitoFactory, FalloFactory</w:t>
-      </w:r>
+      <w:proofErr w:type="spellStart"/>
+      <w:r>
+        <w:rPr>
+          <w:rFonts w:ascii="Times New Roman" w:eastAsia="Times New Roman" w:hAnsi="Times New Roman" w:cs="Times New Roman"/>
+        </w:rPr>
+        <w:t>ExitoFactory</w:t>
+      </w:r>
+      <w:proofErr w:type="spellEnd"/>
+      <w:r>
+        <w:rPr>
+          <w:rFonts w:ascii="Times New Roman" w:eastAsia="Times New Roman" w:hAnsi="Times New Roman" w:cs="Times New Roman"/>
+        </w:rPr>
+        <w:t xml:space="preserve">, </w:t>
+      </w:r>
+      <w:proofErr w:type="spellStart"/>
+      <w:r>
+        <w:rPr>
+          <w:rFonts w:ascii="Times New Roman" w:eastAsia="Times New Roman" w:hAnsi="Times New Roman" w:cs="Times New Roman"/>
+        </w:rPr>
+        <w:t>FalloFactory</w:t>
+      </w:r>
+      <w:proofErr w:type="spellEnd"/>
       <w:r>
         <w:rPr>
           <w:rFonts w:ascii="Times New Roman" w:eastAsia="Times New Roman" w:hAnsi="Times New Roman" w:cs="Times New Roman"/>
@@ -4902,8 +6230,16 @@
         <w:rPr>
           <w:rFonts w:ascii="Times New Roman" w:eastAsia="Times New Roman" w:hAnsi="Times New Roman" w:cs="Times New Roman"/>
         </w:rPr>
-        <w:t xml:space="preserve"> LogoutFactory</w:t>
-      </w:r>
+        <w:t xml:space="preserve"> </w:t>
+      </w:r>
+      <w:proofErr w:type="spellStart"/>
+      <w:r>
+        <w:rPr>
+          <w:rFonts w:ascii="Times New Roman" w:eastAsia="Times New Roman" w:hAnsi="Times New Roman" w:cs="Times New Roman"/>
+        </w:rPr>
+        <w:t>LogoutFactory</w:t>
+      </w:r>
+      <w:proofErr w:type="spellEnd"/>
     </w:p>
     <w:p>
       <w:pPr>
@@ -5183,8 +6519,16 @@
         <w:rPr>
           <w:rFonts w:ascii="Times New Roman" w:eastAsia="Times New Roman" w:hAnsi="Times New Roman" w:cs="Times New Roman"/>
         </w:rPr>
-        <w:t xml:space="preserve"> NotificacionFactory</w:t>
-      </w:r>
+        <w:t xml:space="preserve"> </w:t>
+      </w:r>
+      <w:proofErr w:type="spellStart"/>
+      <w:r>
+        <w:rPr>
+          <w:rFonts w:ascii="Times New Roman" w:eastAsia="Times New Roman" w:hAnsi="Times New Roman" w:cs="Times New Roman"/>
+        </w:rPr>
+        <w:t>NotificacionFactory</w:t>
+      </w:r>
+      <w:proofErr w:type="spellEnd"/>
     </w:p>
     <w:p>
       <w:pPr>
@@ -5252,7 +6596,35 @@
         <w:rPr>
           <w:rFonts w:ascii="Times New Roman" w:hAnsi="Times New Roman" w:cs="Times New Roman"/>
         </w:rPr>
-        <w:t xml:space="preserve"> Modificamos el Factory Method para que actúen en conjunto con el Abstract Factory, evaluando el tipo de evento recibido por parámetro ("EXITO", "FALLO" o "LOGOUT") y retornando la familia de objetos adecuada para instanciar en paralelo tanto el registro de auditoría en consola como la notificación visual en la sesión, sin alterar el funcionamiento previo de las alertas.</w:t>
+        <w:t xml:space="preserve"> Modificamos el Factory </w:t>
+      </w:r>
+      <w:proofErr w:type="spellStart"/>
+      <w:r>
+        <w:rPr>
+          <w:rFonts w:ascii="Times New Roman" w:hAnsi="Times New Roman" w:cs="Times New Roman"/>
+        </w:rPr>
+        <w:t>Method</w:t>
+      </w:r>
+      <w:proofErr w:type="spellEnd"/>
+      <w:r>
+        <w:rPr>
+          <w:rFonts w:ascii="Times New Roman" w:hAnsi="Times New Roman" w:cs="Times New Roman"/>
+        </w:rPr>
+        <w:t xml:space="preserve"> para que actúen en conjunto con el </w:t>
+      </w:r>
+      <w:proofErr w:type="spellStart"/>
+      <w:r>
+        <w:rPr>
+          <w:rFonts w:ascii="Times New Roman" w:hAnsi="Times New Roman" w:cs="Times New Roman"/>
+        </w:rPr>
+        <w:t>Abstract</w:t>
+      </w:r>
+      <w:proofErr w:type="spellEnd"/>
+      <w:r>
+        <w:rPr>
+          <w:rFonts w:ascii="Times New Roman" w:hAnsi="Times New Roman" w:cs="Times New Roman"/>
+        </w:rPr>
+        <w:t xml:space="preserve"> Factory, evaluando el tipo de evento recibido por parámetro ("EXITO", "FALLO" o "LOGOUT") y retornando la familia de objetos adecuada para instanciar en paralelo tanto el registro de auditoría en consola como la notificación visual en la sesión, sin alterar el funcionamiento previo de las alertas.</w:t>
       </w:r>
     </w:p>
     <w:p>
@@ -5414,12 +6786,14 @@
         </w:rPr>
         <w:t xml:space="preserve"> </w:t>
       </w:r>
+      <w:proofErr w:type="spellStart"/>
       <w:r>
         <w:rPr>
           <w:rFonts w:ascii="Times New Roman" w:eastAsia="Times New Roman" w:hAnsi="Times New Roman" w:cs="Times New Roman"/>
         </w:rPr>
         <w:t>LoginAuthenticationHandler</w:t>
       </w:r>
+      <w:proofErr w:type="spellEnd"/>
     </w:p>
     <w:p>
       <w:pPr>
@@ -5542,14 +6916,42 @@
         <w:rPr>
           <w:rFonts w:ascii="Times New Roman" w:hAnsi="Times New Roman" w:cs="Times New Roman"/>
         </w:rPr>
-        <w:t xml:space="preserve">Se actualizó el manejador de autenticación para que, al interceptar un inicio de sesión correcto o fallido, invoque al Factory Method y obtenga la familia de objetos </w:t>
+        <w:t xml:space="preserve">Se actualizó el manejador de autenticación para que, al interceptar un inicio de sesión correcto o fallido, invoque al Factory </w:t>
+      </w:r>
+      <w:proofErr w:type="spellStart"/>
+      <w:r>
+        <w:rPr>
+          <w:rFonts w:ascii="Times New Roman" w:hAnsi="Times New Roman" w:cs="Times New Roman"/>
+        </w:rPr>
+        <w:t>Method</w:t>
+      </w:r>
+      <w:proofErr w:type="spellEnd"/>
+      <w:r>
+        <w:rPr>
+          <w:rFonts w:ascii="Times New Roman" w:hAnsi="Times New Roman" w:cs="Times New Roman"/>
+        </w:rPr>
+        <w:t xml:space="preserve"> y obtenga la familia de objetos </w:t>
       </w:r>
       <w:r>
         <w:rPr>
           <w:rFonts w:ascii="Times New Roman" w:hAnsi="Times New Roman" w:cs="Times New Roman"/>
         </w:rPr>
         <w:lastRenderedPageBreak/>
-        <w:t>correspondiente. De esta manera, el sistema utiliza el Abstract Factory para instanciar en paralelo la alerta gráfica de la interfaz y el registro técnico de seguridad en la consola, manteniendo un acoplamiento limpio.</w:t>
+        <w:t xml:space="preserve">correspondiente. De esta manera, el sistema utiliza el </w:t>
+      </w:r>
+      <w:proofErr w:type="spellStart"/>
+      <w:r>
+        <w:rPr>
+          <w:rFonts w:ascii="Times New Roman" w:hAnsi="Times New Roman" w:cs="Times New Roman"/>
+        </w:rPr>
+        <w:t>Abstract</w:t>
+      </w:r>
+      <w:proofErr w:type="spellEnd"/>
+      <w:r>
+        <w:rPr>
+          <w:rFonts w:ascii="Times New Roman" w:hAnsi="Times New Roman" w:cs="Times New Roman"/>
+        </w:rPr>
+        <w:t xml:space="preserve"> Factory para instanciar en paralelo la alerta gráfica de la interfaz y el registro técnico de seguridad en la consola, manteniendo un acoplamiento limpio.</w:t>
       </w:r>
     </w:p>
     <w:p>
@@ -5586,12 +6988,14 @@
         </w:rPr>
         <w:t xml:space="preserve"> </w:t>
       </w:r>
+      <w:proofErr w:type="spellStart"/>
       <w:r>
         <w:rPr>
           <w:rFonts w:ascii="Times New Roman" w:eastAsia="Times New Roman" w:hAnsi="Times New Roman" w:cs="Times New Roman"/>
         </w:rPr>
         <w:t>LoginAuthenticationHandler</w:t>
       </w:r>
+      <w:proofErr w:type="spellEnd"/>
     </w:p>
     <w:p>
       <w:pPr>
@@ -5704,13 +7108,23 @@
         </w:rPr>
         <w:t xml:space="preserve">Se verifica la aplicación del patrón </w:t>
       </w:r>
+      <w:proofErr w:type="spellStart"/>
       <w:r>
         <w:rPr>
           <w:rFonts w:ascii="Times New Roman" w:hAnsi="Times New Roman" w:cs="Times New Roman"/>
           <w:i/>
           <w:iCs/>
         </w:rPr>
-        <w:t>Abstract Factory</w:t>
+        <w:t>Abstract</w:t>
+      </w:r>
+      <w:proofErr w:type="spellEnd"/>
+      <w:r>
+        <w:rPr>
+          <w:rFonts w:ascii="Times New Roman" w:hAnsi="Times New Roman" w:cs="Times New Roman"/>
+          <w:i/>
+          <w:iCs/>
+        </w:rPr>
+        <w:t xml:space="preserve"> Factory</w:t>
       </w:r>
       <w:r>
         <w:rPr>
@@ -5873,8 +7287,18 @@
           <w:b/>
           <w:bCs/>
         </w:rPr>
-        <w:t xml:space="preserve"> Builder</w:t>
-      </w:r>
+        <w:t xml:space="preserve"> </w:t>
+      </w:r>
+      <w:proofErr w:type="spellStart"/>
+      <w:r>
+        <w:rPr>
+          <w:rFonts w:ascii="Times New Roman" w:eastAsia="Times New Roman" w:hAnsi="Times New Roman" w:cs="Times New Roman"/>
+          <w:b/>
+          <w:bCs/>
+        </w:rPr>
+        <w:t>Builder</w:t>
+      </w:r>
+      <w:proofErr w:type="spellEnd"/>
     </w:p>
     <w:p>
       <w:pPr>
@@ -5945,7 +7369,21 @@
         <w:rPr>
           <w:rFonts w:ascii="Times New Roman" w:hAnsi="Times New Roman" w:cs="Times New Roman"/>
         </w:rPr>
-        <w:t xml:space="preserve"> Si utilizamos un constructor tradicional gigante o asignamos manualmente cada dato con métodos setter directamente en el controlador, el código se ensucia y se vuelve difícil de mantener. El patrón Builder nos permite centralizar esta lógica de creación, ensamblando el perfil del ciudadano paso a paso de forma limpia y ordenada antes de guardarlo en la base de datos, preparándonos además para futuras validaciones de los documentos de identidad.</w:t>
+        <w:t xml:space="preserve"> Si utilizamos un constructor tradicional gigante o asignamos manualmente cada dato con métodos setter directamente en el controlador, el código se ensucia y se vuelve difícil de mantener. El patrón </w:t>
+      </w:r>
+      <w:proofErr w:type="spellStart"/>
+      <w:r>
+        <w:rPr>
+          <w:rFonts w:ascii="Times New Roman" w:hAnsi="Times New Roman" w:cs="Times New Roman"/>
+        </w:rPr>
+        <w:t>Builder</w:t>
+      </w:r>
+      <w:proofErr w:type="spellEnd"/>
+      <w:r>
+        <w:rPr>
+          <w:rFonts w:ascii="Times New Roman" w:hAnsi="Times New Roman" w:cs="Times New Roman"/>
+        </w:rPr>
+        <w:t xml:space="preserve"> nos permite centralizar esta lógica de creación, ensamblando el perfil del ciudadano paso a paso de forma limpia y ordenada antes de guardarlo en la base de datos, preparándonos además para futuras validaciones de los documentos de identidad.</w:t>
       </w:r>
     </w:p>
     <w:p>
@@ -6129,48 +7567,102 @@
           <w:rFonts w:ascii="Times New Roman" w:eastAsia="Times New Roman" w:hAnsi="Times New Roman" w:cs="Times New Roman"/>
           <w:lang w:val="es-CO"/>
         </w:rPr>
-        <w:t xml:space="preserve"> Este diagrama muestra cómo funciona el patrón Builder para registrar un usuario en el sistema:</w:t>
-      </w:r>
-    </w:p>
-    <w:p>
-      <w:pPr>
-        <w:rPr>
-          <w:rFonts w:ascii="Times New Roman" w:eastAsia="Times New Roman" w:hAnsi="Times New Roman" w:cs="Times New Roman"/>
-          <w:lang w:val="es-CO"/>
-        </w:rPr>
-      </w:pPr>
-      <w:r>
-        <w:rPr>
-          <w:rFonts w:ascii="Times New Roman" w:eastAsia="Times New Roman" w:hAnsi="Times New Roman" w:cs="Times New Roman"/>
-          <w:b/>
-          <w:bCs/>
-          <w:lang w:val="es-CO"/>
-        </w:rPr>
-        <w:t xml:space="preserve">RegistroController (Clase): </w:t>
-      </w:r>
-      <w:r>
-        <w:rPr>
-          <w:rFonts w:ascii="Times New Roman" w:eastAsia="Times New Roman" w:hAnsi="Times New Roman" w:cs="Times New Roman"/>
-          <w:lang w:val="es-CO"/>
-        </w:rPr>
-        <w:t>Recibe los datos que el usuario escribe en la página web. Luego, le pide al Builder que arme al ciudadano paso a paso y finalmente lo manda a guardar.</w:t>
-      </w:r>
-    </w:p>
-    <w:p>
-      <w:pPr>
-        <w:rPr>
-          <w:rFonts w:ascii="Times New Roman" w:eastAsia="Times New Roman" w:hAnsi="Times New Roman" w:cs="Times New Roman"/>
-          <w:lang w:val="es-CO"/>
-        </w:rPr>
-      </w:pPr>
-      <w:r>
-        <w:rPr>
-          <w:rFonts w:ascii="Times New Roman" w:eastAsia="Times New Roman" w:hAnsi="Times New Roman" w:cs="Times New Roman"/>
-          <w:b/>
-          <w:bCs/>
-          <w:lang w:val="es-CO"/>
-        </w:rPr>
-        <w:t>CiudadanoBuilder (Clase):</w:t>
+        <w:t xml:space="preserve"> Este diagrama muestra cómo funciona el patrón </w:t>
+      </w:r>
+      <w:proofErr w:type="spellStart"/>
+      <w:r>
+        <w:rPr>
+          <w:rFonts w:ascii="Times New Roman" w:eastAsia="Times New Roman" w:hAnsi="Times New Roman" w:cs="Times New Roman"/>
+          <w:lang w:val="es-CO"/>
+        </w:rPr>
+        <w:t>Builder</w:t>
+      </w:r>
+      <w:proofErr w:type="spellEnd"/>
+      <w:r>
+        <w:rPr>
+          <w:rFonts w:ascii="Times New Roman" w:eastAsia="Times New Roman" w:hAnsi="Times New Roman" w:cs="Times New Roman"/>
+          <w:lang w:val="es-CO"/>
+        </w:rPr>
+        <w:t xml:space="preserve"> para registrar un usuario en el sistema:</w:t>
+      </w:r>
+    </w:p>
+    <w:p>
+      <w:pPr>
+        <w:rPr>
+          <w:rFonts w:ascii="Times New Roman" w:eastAsia="Times New Roman" w:hAnsi="Times New Roman" w:cs="Times New Roman"/>
+          <w:lang w:val="es-CO"/>
+        </w:rPr>
+      </w:pPr>
+      <w:proofErr w:type="spellStart"/>
+      <w:r>
+        <w:rPr>
+          <w:rFonts w:ascii="Times New Roman" w:eastAsia="Times New Roman" w:hAnsi="Times New Roman" w:cs="Times New Roman"/>
+          <w:b/>
+          <w:bCs/>
+          <w:lang w:val="es-CO"/>
+        </w:rPr>
+        <w:t>RegistroController</w:t>
+      </w:r>
+      <w:proofErr w:type="spellEnd"/>
+      <w:r>
+        <w:rPr>
+          <w:rFonts w:ascii="Times New Roman" w:eastAsia="Times New Roman" w:hAnsi="Times New Roman" w:cs="Times New Roman"/>
+          <w:b/>
+          <w:bCs/>
+          <w:lang w:val="es-CO"/>
+        </w:rPr>
+        <w:t xml:space="preserve"> (Clase): </w:t>
+      </w:r>
+      <w:r>
+        <w:rPr>
+          <w:rFonts w:ascii="Times New Roman" w:eastAsia="Times New Roman" w:hAnsi="Times New Roman" w:cs="Times New Roman"/>
+          <w:lang w:val="es-CO"/>
+        </w:rPr>
+        <w:t xml:space="preserve">Recibe los datos que el usuario escribe en la página web. Luego, le pide al </w:t>
+      </w:r>
+      <w:proofErr w:type="spellStart"/>
+      <w:r>
+        <w:rPr>
+          <w:rFonts w:ascii="Times New Roman" w:eastAsia="Times New Roman" w:hAnsi="Times New Roman" w:cs="Times New Roman"/>
+          <w:lang w:val="es-CO"/>
+        </w:rPr>
+        <w:t>Builder</w:t>
+      </w:r>
+      <w:proofErr w:type="spellEnd"/>
+      <w:r>
+        <w:rPr>
+          <w:rFonts w:ascii="Times New Roman" w:eastAsia="Times New Roman" w:hAnsi="Times New Roman" w:cs="Times New Roman"/>
+          <w:lang w:val="es-CO"/>
+        </w:rPr>
+        <w:t xml:space="preserve"> que arme al ciudadano paso a paso y finalmente lo manda a guardar.</w:t>
+      </w:r>
+    </w:p>
+    <w:p>
+      <w:pPr>
+        <w:rPr>
+          <w:rFonts w:ascii="Times New Roman" w:eastAsia="Times New Roman" w:hAnsi="Times New Roman" w:cs="Times New Roman"/>
+          <w:lang w:val="es-CO"/>
+        </w:rPr>
+      </w:pPr>
+      <w:proofErr w:type="spellStart"/>
+      <w:r>
+        <w:rPr>
+          <w:rFonts w:ascii="Times New Roman" w:eastAsia="Times New Roman" w:hAnsi="Times New Roman" w:cs="Times New Roman"/>
+          <w:b/>
+          <w:bCs/>
+          <w:lang w:val="es-CO"/>
+        </w:rPr>
+        <w:t>CiudadanoBuilder</w:t>
+      </w:r>
+      <w:proofErr w:type="spellEnd"/>
+      <w:r>
+        <w:rPr>
+          <w:rFonts w:ascii="Times New Roman" w:eastAsia="Times New Roman" w:hAnsi="Times New Roman" w:cs="Times New Roman"/>
+          <w:b/>
+          <w:bCs/>
+          <w:lang w:val="es-CO"/>
+        </w:rPr>
+        <w:t xml:space="preserve"> (Clase):</w:t>
       </w:r>
       <w:r>
         <w:rPr>
@@ -6185,19 +7677,55 @@
         </w:rPr>
         <w:t xml:space="preserve">Centraliza la lógica de creación del objeto mediante métodos encadenados (como </w:t>
       </w:r>
+      <w:proofErr w:type="spellStart"/>
       <w:proofErr w:type="gramStart"/>
       <w:r>
         <w:rPr>
           <w:rFonts w:ascii="Times New Roman" w:eastAsia="Times New Roman" w:hAnsi="Times New Roman" w:cs="Times New Roman"/>
         </w:rPr>
-        <w:t>conNombre(</w:t>
+        <w:t>conNombre</w:t>
+      </w:r>
+      <w:proofErr w:type="spellEnd"/>
+      <w:r>
+        <w:rPr>
+          <w:rFonts w:ascii="Times New Roman" w:eastAsia="Times New Roman" w:hAnsi="Times New Roman" w:cs="Times New Roman"/>
+        </w:rPr>
+        <w:t>(</w:t>
       </w:r>
       <w:proofErr w:type="gramEnd"/>
       <w:r>
         <w:rPr>
           <w:rFonts w:ascii="Times New Roman" w:eastAsia="Times New Roman" w:hAnsi="Times New Roman" w:cs="Times New Roman"/>
         </w:rPr>
-        <w:t>), conDocumento()) y un método final build() encargado de instanciar y retornar el objeto definitivo.</w:t>
+        <w:t xml:space="preserve">), </w:t>
+      </w:r>
+      <w:proofErr w:type="spellStart"/>
+      <w:r>
+        <w:rPr>
+          <w:rFonts w:ascii="Times New Roman" w:eastAsia="Times New Roman" w:hAnsi="Times New Roman" w:cs="Times New Roman"/>
+        </w:rPr>
+        <w:t>conDocumento</w:t>
+      </w:r>
+      <w:proofErr w:type="spellEnd"/>
+      <w:r>
+        <w:rPr>
+          <w:rFonts w:ascii="Times New Roman" w:eastAsia="Times New Roman" w:hAnsi="Times New Roman" w:cs="Times New Roman"/>
+        </w:rPr>
+        <w:t xml:space="preserve">()) y un método final </w:t>
+      </w:r>
+      <w:proofErr w:type="spellStart"/>
+      <w:r>
+        <w:rPr>
+          <w:rFonts w:ascii="Times New Roman" w:eastAsia="Times New Roman" w:hAnsi="Times New Roman" w:cs="Times New Roman"/>
+        </w:rPr>
+        <w:t>build</w:t>
+      </w:r>
+      <w:proofErr w:type="spellEnd"/>
+      <w:r>
+        <w:rPr>
+          <w:rFonts w:ascii="Times New Roman" w:eastAsia="Times New Roman" w:hAnsi="Times New Roman" w:cs="Times New Roman"/>
+        </w:rPr>
+        <w:t>() encargado de instanciar y retornar el objeto definitivo.</w:t>
       </w:r>
     </w:p>
     <w:p>
@@ -6231,14 +7759,25 @@
           <w:lang w:val="es-CO"/>
         </w:rPr>
       </w:pPr>
-      <w:r>
-        <w:rPr>
-          <w:rFonts w:ascii="Times New Roman" w:eastAsia="Times New Roman" w:hAnsi="Times New Roman" w:cs="Times New Roman"/>
-          <w:b/>
-          <w:bCs/>
-          <w:lang w:val="es-CO"/>
-        </w:rPr>
-        <w:t>CiudadanoRepository (Interfaz):</w:t>
+      <w:proofErr w:type="spellStart"/>
+      <w:r>
+        <w:rPr>
+          <w:rFonts w:ascii="Times New Roman" w:eastAsia="Times New Roman" w:hAnsi="Times New Roman" w:cs="Times New Roman"/>
+          <w:b/>
+          <w:bCs/>
+          <w:lang w:val="es-CO"/>
+        </w:rPr>
+        <w:t>CiudadanoRepository</w:t>
+      </w:r>
+      <w:proofErr w:type="spellEnd"/>
+      <w:r>
+        <w:rPr>
+          <w:rFonts w:ascii="Times New Roman" w:eastAsia="Times New Roman" w:hAnsi="Times New Roman" w:cs="Times New Roman"/>
+          <w:b/>
+          <w:bCs/>
+          <w:lang w:val="es-CO"/>
+        </w:rPr>
+        <w:t xml:space="preserve"> (Interfaz):</w:t>
       </w:r>
       <w:r>
         <w:rPr>
@@ -6311,6 +7850,7 @@
         <w:lastRenderedPageBreak/>
         <w:t xml:space="preserve">Aplicación del patrón </w:t>
       </w:r>
+      <w:proofErr w:type="spellStart"/>
       <w:r>
         <w:rPr>
           <w:rFonts w:ascii="Times New Roman" w:eastAsia="Times New Roman" w:hAnsi="Times New Roman" w:cs="Times New Roman"/>
@@ -6319,6 +7859,7 @@
         </w:rPr>
         <w:t>Builder</w:t>
       </w:r>
+      <w:proofErr w:type="spellEnd"/>
     </w:p>
     <w:p>
       <w:pPr>
@@ -6554,12 +8095,14 @@
         </w:rPr>
         <w:t xml:space="preserve">Clase: </w:t>
       </w:r>
+      <w:proofErr w:type="spellStart"/>
       <w:r>
         <w:rPr>
           <w:rFonts w:ascii="Times New Roman" w:eastAsia="Times New Roman" w:hAnsi="Times New Roman" w:cs="Times New Roman"/>
         </w:rPr>
         <w:t>CiudadanoBuilder</w:t>
       </w:r>
+      <w:proofErr w:type="spellEnd"/>
     </w:p>
     <w:p>
       <w:pPr>
@@ -6736,12 +8279,20 @@
         </w:rPr>
         <w:t xml:space="preserve">Es la clase encargada de aplicar el patrón. Contiene métodos individuales para ir agregando cada dato del usuario uno por uno. Al finalizar, utiliza el método </w:t>
       </w:r>
+      <w:proofErr w:type="spellStart"/>
       <w:proofErr w:type="gramStart"/>
       <w:r>
         <w:rPr>
           <w:rFonts w:ascii="Times New Roman" w:eastAsia="Times New Roman" w:hAnsi="Times New Roman" w:cs="Times New Roman"/>
         </w:rPr>
-        <w:t>build(</w:t>
+        <w:t>build</w:t>
+      </w:r>
+      <w:proofErr w:type="spellEnd"/>
+      <w:r>
+        <w:rPr>
+          <w:rFonts w:ascii="Times New Roman" w:eastAsia="Times New Roman" w:hAnsi="Times New Roman" w:cs="Times New Roman"/>
+        </w:rPr>
+        <w:t>(</w:t>
       </w:r>
       <w:proofErr w:type="gramEnd"/>
       <w:r>
@@ -6851,12 +8402,14 @@
         </w:rPr>
         <w:t xml:space="preserve">Clase: </w:t>
       </w:r>
+      <w:proofErr w:type="spellStart"/>
       <w:r>
         <w:rPr>
           <w:rFonts w:ascii="Times New Roman" w:hAnsi="Times New Roman" w:cs="Times New Roman"/>
         </w:rPr>
         <w:t>RegistroController</w:t>
       </w:r>
+      <w:proofErr w:type="spellEnd"/>
     </w:p>
     <w:p>
       <w:pPr>
@@ -6972,7 +8525,21 @@
         <w:rPr>
           <w:rFonts w:ascii="Times New Roman" w:hAnsi="Times New Roman" w:cs="Times New Roman"/>
         </w:rPr>
-        <w:t>Aquí se ve al patrón funcionando en la práctica. El controlador primero revisa que el documento y el correo no estén repetidos. Luego, utiliza el CiudadanoBuilder para ir uniendo paso a paso todos los datos que el usuario escribió en el formulario, para finalmente crearlo y guardarlo.</w:t>
+        <w:t xml:space="preserve">Aquí se ve al patrón funcionando en la práctica. El controlador primero revisa que el documento y el correo no estén repetidos. Luego, utiliza el </w:t>
+      </w:r>
+      <w:proofErr w:type="spellStart"/>
+      <w:r>
+        <w:rPr>
+          <w:rFonts w:ascii="Times New Roman" w:hAnsi="Times New Roman" w:cs="Times New Roman"/>
+        </w:rPr>
+        <w:t>CiudadanoBuilder</w:t>
+      </w:r>
+      <w:proofErr w:type="spellEnd"/>
+      <w:r>
+        <w:rPr>
+          <w:rFonts w:ascii="Times New Roman" w:hAnsi="Times New Roman" w:cs="Times New Roman"/>
+        </w:rPr>
+        <w:t xml:space="preserve"> para ir uniendo paso a paso todos los datos que el usuario escribió en el formulario, para finalmente crearlo y guardarlo.</w:t>
       </w:r>
     </w:p>
     <w:p>
@@ -7037,7 +8604,7 @@
           <w:lang w:val="es-CO"/>
         </w:rPr>
         <w:drawing>
-          <wp:anchor distT="0" distB="0" distL="114300" distR="114300" simplePos="0" relativeHeight="251658240" behindDoc="0" locked="0" layoutInCell="1" allowOverlap="1" wp14:anchorId="187B2A45" wp14:editId="401C9246">
+          <wp:anchor distT="0" distB="0" distL="114300" distR="114300" simplePos="0" relativeHeight="251658240" behindDoc="0" locked="0" layoutInCell="1" allowOverlap="1" wp14:anchorId="187B2A45" wp14:editId="46224D73">
             <wp:simplePos x="914400" y="1935480"/>
             <wp:positionH relativeFrom="column">
               <wp:align>left</wp:align>
@@ -7205,6 +8772,7 @@
         </w:rPr>
         <w:t xml:space="preserve">Análisis para la aplicación del </w:t>
       </w:r>
+      <w:proofErr w:type="spellStart"/>
       <w:r>
         <w:rPr>
           <w:rFonts w:ascii="Times New Roman" w:eastAsia="Times New Roman" w:hAnsi="Times New Roman" w:cs="Times New Roman"/>
@@ -7221,6 +8789,7 @@
         </w:rPr>
         <w:t>rototype</w:t>
       </w:r>
+      <w:proofErr w:type="spellEnd"/>
     </w:p>
     <w:p>
       <w:pPr>
@@ -7267,7 +8836,21 @@
         <w:rPr>
           <w:rFonts w:ascii="Times New Roman" w:hAnsi="Times New Roman" w:cs="Times New Roman"/>
         </w:rPr>
-        <w:t xml:space="preserve"> la visualización del Carné Digital requiere cargar información institucional invariable (escudo oficial, nombre de la República, entidad emisora y textos legales de seguridad). En lugar de instanciar y reasignar esta información desde cero cada vez que un usuario solicita ver su perfil, el sistema inicializa una única plantilla base en memoria al arrancar. Utilizando el patrón Prototype, el sistema simplemente clona esta </w:t>
+        <w:t xml:space="preserve"> la visualización del Carné Digital requiere cargar información institucional invariable (escudo oficial, nombre de la República, entidad emisora y textos legales de seguridad). En lugar de instanciar y reasignar esta información desde cero cada vez que un usuario solicita ver su perfil, el sistema inicializa una única plantilla base en memoria al arrancar. Utilizando el patrón </w:t>
+      </w:r>
+      <w:proofErr w:type="spellStart"/>
+      <w:r>
+        <w:rPr>
+          <w:rFonts w:ascii="Times New Roman" w:hAnsi="Times New Roman" w:cs="Times New Roman"/>
+        </w:rPr>
+        <w:t>Prototype</w:t>
+      </w:r>
+      <w:proofErr w:type="spellEnd"/>
+      <w:r>
+        <w:rPr>
+          <w:rFonts w:ascii="Times New Roman" w:hAnsi="Times New Roman" w:cs="Times New Roman"/>
+        </w:rPr>
+        <w:t xml:space="preserve">, el sistema simplemente clona esta </w:t>
       </w:r>
       <w:r>
         <w:rPr>
@@ -7311,6 +8894,7 @@
       <w:r>
         <w:rPr>
           <w:rFonts w:ascii="Times New Roman" w:hAnsi="Times New Roman" w:cs="Times New Roman"/>
+          <w:noProof/>
         </w:rPr>
         <w:drawing>
           <wp:inline distT="0" distB="0" distL="0" distR="0" wp14:anchorId="0A19F4FD" wp14:editId="7550F344">
@@ -7370,7 +8954,23 @@
           <w:rFonts w:ascii="Times New Roman" w:hAnsi="Times New Roman" w:cs="Times New Roman"/>
           <w:lang w:val="es-CO"/>
         </w:rPr>
-        <w:t xml:space="preserve"> Este diagrama ilustra la arquitectura del patrón Prototype para la generación del carné:</w:t>
+        <w:t xml:space="preserve"> Este diagrama ilustra la arquitectura del patrón </w:t>
+      </w:r>
+      <w:proofErr w:type="spellStart"/>
+      <w:r>
+        <w:rPr>
+          <w:rFonts w:ascii="Times New Roman" w:hAnsi="Times New Roman" w:cs="Times New Roman"/>
+          <w:lang w:val="es-CO"/>
+        </w:rPr>
+        <w:t>Prototype</w:t>
+      </w:r>
+      <w:proofErr w:type="spellEnd"/>
+      <w:r>
+        <w:rPr>
+          <w:rFonts w:ascii="Times New Roman" w:hAnsi="Times New Roman" w:cs="Times New Roman"/>
+          <w:lang w:val="es-CO"/>
+        </w:rPr>
+        <w:t xml:space="preserve"> para la generación del carné:</w:t>
       </w:r>
     </w:p>
     <w:p>
@@ -7384,14 +8984,25 @@
           <w:lang w:val="es-CO"/>
         </w:rPr>
       </w:pPr>
-      <w:r>
-        <w:rPr>
-          <w:rFonts w:ascii="Times New Roman" w:hAnsi="Times New Roman" w:cs="Times New Roman"/>
-          <w:b/>
-          <w:bCs/>
-          <w:lang w:val="es-CO"/>
-        </w:rPr>
-        <w:t>Cloneable (Interfaz):</w:t>
+      <w:proofErr w:type="spellStart"/>
+      <w:r>
+        <w:rPr>
+          <w:rFonts w:ascii="Times New Roman" w:hAnsi="Times New Roman" w:cs="Times New Roman"/>
+          <w:b/>
+          <w:bCs/>
+          <w:lang w:val="es-CO"/>
+        </w:rPr>
+        <w:t>Cloneable</w:t>
+      </w:r>
+      <w:proofErr w:type="spellEnd"/>
+      <w:r>
+        <w:rPr>
+          <w:rFonts w:ascii="Times New Roman" w:hAnsi="Times New Roman" w:cs="Times New Roman"/>
+          <w:b/>
+          <w:bCs/>
+          <w:lang w:val="es-CO"/>
+        </w:rPr>
+        <w:t xml:space="preserve"> (Interfaz):</w:t>
       </w:r>
       <w:r>
         <w:rPr>
@@ -7412,14 +9023,25 @@
           <w:lang w:val="es-CO"/>
         </w:rPr>
       </w:pPr>
-      <w:r>
-        <w:rPr>
-          <w:rFonts w:ascii="Times New Roman" w:hAnsi="Times New Roman" w:cs="Times New Roman"/>
-          <w:b/>
-          <w:bCs/>
-          <w:lang w:val="es-CO"/>
-        </w:rPr>
-        <w:t>CarneDigital (Clase):</w:t>
+      <w:proofErr w:type="spellStart"/>
+      <w:r>
+        <w:rPr>
+          <w:rFonts w:ascii="Times New Roman" w:hAnsi="Times New Roman" w:cs="Times New Roman"/>
+          <w:b/>
+          <w:bCs/>
+          <w:lang w:val="es-CO"/>
+        </w:rPr>
+        <w:t>CarneDigital</w:t>
+      </w:r>
+      <w:proofErr w:type="spellEnd"/>
+      <w:r>
+        <w:rPr>
+          <w:rFonts w:ascii="Times New Roman" w:hAnsi="Times New Roman" w:cs="Times New Roman"/>
+          <w:b/>
+          <w:bCs/>
+          <w:lang w:val="es-CO"/>
+        </w:rPr>
+        <w:t xml:space="preserve"> (Clase):</w:t>
       </w:r>
       <w:r>
         <w:rPr>
@@ -7470,21 +9092,48 @@
           <w:lang w:val="es-CO"/>
         </w:rPr>
       </w:pPr>
-      <w:r>
-        <w:rPr>
-          <w:rFonts w:ascii="Times New Roman" w:hAnsi="Times New Roman" w:cs="Times New Roman"/>
-          <w:b/>
-          <w:bCs/>
-          <w:lang w:val="es-CO"/>
-        </w:rPr>
-        <w:t>CarneController (Clase):</w:t>
-      </w:r>
-      <w:r>
-        <w:rPr>
-          <w:rFonts w:ascii="Times New Roman" w:hAnsi="Times New Roman" w:cs="Times New Roman"/>
-          <w:lang w:val="es-CO"/>
-        </w:rPr>
-        <w:t xml:space="preserve"> Actúa como el cliente. Mantiene una única instancia residente (carneBase) y, al recibir una petición en la ruta /perfil, solicita una copia clonada para personalizarla con los datos extraídos de la base de datos.</w:t>
+      <w:proofErr w:type="spellStart"/>
+      <w:r>
+        <w:rPr>
+          <w:rFonts w:ascii="Times New Roman" w:hAnsi="Times New Roman" w:cs="Times New Roman"/>
+          <w:b/>
+          <w:bCs/>
+          <w:lang w:val="es-CO"/>
+        </w:rPr>
+        <w:t>CarneController</w:t>
+      </w:r>
+      <w:proofErr w:type="spellEnd"/>
+      <w:r>
+        <w:rPr>
+          <w:rFonts w:ascii="Times New Roman" w:hAnsi="Times New Roman" w:cs="Times New Roman"/>
+          <w:b/>
+          <w:bCs/>
+          <w:lang w:val="es-CO"/>
+        </w:rPr>
+        <w:t xml:space="preserve"> (Clase):</w:t>
+      </w:r>
+      <w:r>
+        <w:rPr>
+          <w:rFonts w:ascii="Times New Roman" w:hAnsi="Times New Roman" w:cs="Times New Roman"/>
+          <w:lang w:val="es-CO"/>
+        </w:rPr>
+        <w:t xml:space="preserve"> Actúa como el cliente. Mantiene una única instancia residente (</w:t>
+      </w:r>
+      <w:proofErr w:type="spellStart"/>
+      <w:r>
+        <w:rPr>
+          <w:rFonts w:ascii="Times New Roman" w:hAnsi="Times New Roman" w:cs="Times New Roman"/>
+          <w:lang w:val="es-CO"/>
+        </w:rPr>
+        <w:t>carneBase</w:t>
+      </w:r>
+      <w:proofErr w:type="spellEnd"/>
+      <w:r>
+        <w:rPr>
+          <w:rFonts w:ascii="Times New Roman" w:hAnsi="Times New Roman" w:cs="Times New Roman"/>
+          <w:lang w:val="es-CO"/>
+        </w:rPr>
+        <w:t>) y, al recibir una petición en la ruta /perfil, solicita una copia clonada para personalizarla con los datos extraídos de la base de datos.</w:t>
       </w:r>
     </w:p>
     <w:p>
@@ -7538,8 +9187,18 @@
           <w:bCs/>
         </w:rPr>
         <w:lastRenderedPageBreak/>
-        <w:t>Aplicación del patrón Prototype</w:t>
-      </w:r>
+        <w:t xml:space="preserve">Aplicación del patrón </w:t>
+      </w:r>
+      <w:proofErr w:type="spellStart"/>
+      <w:r>
+        <w:rPr>
+          <w:rFonts w:ascii="Times New Roman" w:hAnsi="Times New Roman" w:cs="Times New Roman"/>
+          <w:b/>
+          <w:bCs/>
+        </w:rPr>
+        <w:t>Prototype</w:t>
+      </w:r>
+      <w:proofErr w:type="spellEnd"/>
     </w:p>
     <w:p>
       <w:pPr>
@@ -7555,27 +9214,30 @@
         </w:rPr>
         <w:t xml:space="preserve">Clase: </w:t>
       </w:r>
+      <w:proofErr w:type="spellStart"/>
       <w:r>
         <w:rPr>
           <w:rFonts w:ascii="Times New Roman" w:hAnsi="Times New Roman" w:cs="Times New Roman"/>
         </w:rPr>
         <w:t>CarneDigital</w:t>
       </w:r>
-    </w:p>
-    <w:p>
-      <w:pPr>
-        <w:rPr>
-          <w:rFonts w:ascii="Times New Roman" w:hAnsi="Times New Roman" w:cs="Times New Roman"/>
-          <w:b/>
-          <w:bCs/>
-          <w:lang w:val="es-CO"/>
-        </w:rPr>
-      </w:pPr>
-      <w:r>
-        <w:rPr>
-          <w:rFonts w:ascii="Times New Roman" w:hAnsi="Times New Roman" w:cs="Times New Roman"/>
-          <w:b/>
-          <w:bCs/>
+      <w:proofErr w:type="spellEnd"/>
+    </w:p>
+    <w:p>
+      <w:pPr>
+        <w:rPr>
+          <w:rFonts w:ascii="Times New Roman" w:hAnsi="Times New Roman" w:cs="Times New Roman"/>
+          <w:b/>
+          <w:bCs/>
+          <w:lang w:val="es-CO"/>
+        </w:rPr>
+      </w:pPr>
+      <w:r>
+        <w:rPr>
+          <w:rFonts w:ascii="Times New Roman" w:hAnsi="Times New Roman" w:cs="Times New Roman"/>
+          <w:b/>
+          <w:bCs/>
+          <w:noProof/>
           <w:lang w:val="es-CO"/>
         </w:rPr>
         <w:drawing>
@@ -7629,6 +9291,7 @@
           <w:rFonts w:ascii="Times New Roman" w:hAnsi="Times New Roman" w:cs="Times New Roman"/>
           <w:b/>
           <w:bCs/>
+          <w:noProof/>
           <w:lang w:val="es-CO"/>
         </w:rPr>
         <w:drawing>
@@ -7700,7 +9363,21 @@
         <w:rPr>
           <w:rFonts w:ascii="Times New Roman" w:hAnsi="Times New Roman" w:cs="Times New Roman"/>
         </w:rPr>
-        <w:t>) delegando la tarea a la máquina virtual de Java (super.clone()), lo que permite realizar una copia exacta a nivel de memoria sin volver a ejecutar la lógica de asignación de las variables institucionales.</w:t>
+        <w:t>) delegando la tarea a la máquina virtual de Java (</w:t>
+      </w:r>
+      <w:proofErr w:type="spellStart"/>
+      <w:r>
+        <w:rPr>
+          <w:rFonts w:ascii="Times New Roman" w:hAnsi="Times New Roman" w:cs="Times New Roman"/>
+        </w:rPr>
+        <w:t>super.clone</w:t>
+      </w:r>
+      <w:proofErr w:type="spellEnd"/>
+      <w:r>
+        <w:rPr>
+          <w:rFonts w:ascii="Times New Roman" w:hAnsi="Times New Roman" w:cs="Times New Roman"/>
+        </w:rPr>
+        <w:t>()), lo que permite realizar una copia exacta a nivel de memoria sin volver a ejecutar la lógica de asignación de las variables institucionales.</w:t>
       </w:r>
     </w:p>
     <w:p>
@@ -7763,26 +9440,29 @@
         </w:rPr>
         <w:t xml:space="preserve">Clase: </w:t>
       </w:r>
+      <w:proofErr w:type="spellStart"/>
       <w:r>
         <w:rPr>
           <w:rFonts w:ascii="Times New Roman" w:hAnsi="Times New Roman" w:cs="Times New Roman"/>
         </w:rPr>
         <w:t>CarneController</w:t>
       </w:r>
-    </w:p>
-    <w:p>
-      <w:pPr>
-        <w:rPr>
-          <w:rFonts w:ascii="Times New Roman" w:hAnsi="Times New Roman" w:cs="Times New Roman"/>
-          <w:b/>
-          <w:bCs/>
-        </w:rPr>
-      </w:pPr>
-      <w:r>
-        <w:rPr>
-          <w:rFonts w:ascii="Times New Roman" w:hAnsi="Times New Roman" w:cs="Times New Roman"/>
-          <w:b/>
-          <w:bCs/>
+      <w:proofErr w:type="spellEnd"/>
+    </w:p>
+    <w:p>
+      <w:pPr>
+        <w:rPr>
+          <w:rFonts w:ascii="Times New Roman" w:hAnsi="Times New Roman" w:cs="Times New Roman"/>
+          <w:b/>
+          <w:bCs/>
+        </w:rPr>
+      </w:pPr>
+      <w:r>
+        <w:rPr>
+          <w:rFonts w:ascii="Times New Roman" w:hAnsi="Times New Roman" w:cs="Times New Roman"/>
+          <w:b/>
+          <w:bCs/>
+          <w:noProof/>
         </w:rPr>
         <w:drawing>
           <wp:inline distT="0" distB="0" distL="0" distR="0" wp14:anchorId="48654FE9" wp14:editId="3F278571">
@@ -7834,6 +9514,7 @@
           <w:rFonts w:ascii="Times New Roman" w:hAnsi="Times New Roman" w:cs="Times New Roman"/>
           <w:b/>
           <w:bCs/>
+          <w:noProof/>
         </w:rPr>
         <w:drawing>
           <wp:inline distT="0" distB="0" distL="0" distR="0" wp14:anchorId="68417366" wp14:editId="4F5BED7D">
@@ -7906,7 +9587,21 @@
         <w:rPr>
           <w:rFonts w:ascii="Times New Roman" w:hAnsi="Times New Roman" w:cs="Times New Roman"/>
         </w:rPr>
-        <w:t>) sobre la plantilla en memoria y posteriormente utiliza los setters para inyectar únicamente el nombre, el documento y la fecha de expedición del ciudadano autenticado.</w:t>
+        <w:t xml:space="preserve">) sobre la plantilla en memoria y posteriormente utiliza los </w:t>
+      </w:r>
+      <w:proofErr w:type="spellStart"/>
+      <w:r>
+        <w:rPr>
+          <w:rFonts w:ascii="Times New Roman" w:hAnsi="Times New Roman" w:cs="Times New Roman"/>
+        </w:rPr>
+        <w:t>setters</w:t>
+      </w:r>
+      <w:proofErr w:type="spellEnd"/>
+      <w:r>
+        <w:rPr>
+          <w:rFonts w:ascii="Times New Roman" w:hAnsi="Times New Roman" w:cs="Times New Roman"/>
+        </w:rPr>
+        <w:t xml:space="preserve"> para inyectar únicamente el nombre, el documento y la fecha de expedición del ciudadano autenticado.</w:t>
       </w:r>
     </w:p>
     <w:p>
@@ -8018,6 +9713,7 @@
         <w:lastRenderedPageBreak/>
         <w:t xml:space="preserve">HTML: </w:t>
       </w:r>
+      <w:proofErr w:type="spellStart"/>
       <w:r>
         <w:rPr>
           <w:rFonts w:ascii="Times New Roman" w:hAnsi="Times New Roman" w:cs="Times New Roman"/>
@@ -8025,21 +9721,23 @@
         </w:rPr>
         <w:t>carne_digital</w:t>
       </w:r>
-    </w:p>
-    <w:p>
-      <w:pPr>
-        <w:rPr>
-          <w:rFonts w:ascii="Times New Roman" w:hAnsi="Times New Roman" w:cs="Times New Roman"/>
-          <w:b/>
-          <w:bCs/>
-          <w:lang w:val="es-CO"/>
-        </w:rPr>
-      </w:pPr>
-      <w:r>
-        <w:rPr>
-          <w:rFonts w:ascii="Times New Roman" w:hAnsi="Times New Roman" w:cs="Times New Roman"/>
-          <w:b/>
-          <w:bCs/>
+      <w:proofErr w:type="spellEnd"/>
+    </w:p>
+    <w:p>
+      <w:pPr>
+        <w:rPr>
+          <w:rFonts w:ascii="Times New Roman" w:hAnsi="Times New Roman" w:cs="Times New Roman"/>
+          <w:b/>
+          <w:bCs/>
+          <w:lang w:val="es-CO"/>
+        </w:rPr>
+      </w:pPr>
+      <w:r>
+        <w:rPr>
+          <w:rFonts w:ascii="Times New Roman" w:hAnsi="Times New Roman" w:cs="Times New Roman"/>
+          <w:b/>
+          <w:bCs/>
+          <w:noProof/>
           <w:lang w:val="es-CO"/>
         </w:rPr>
         <w:drawing>
@@ -8165,35 +9863,52 @@
         <w:rPr>
           <w:rFonts w:ascii="Times New Roman" w:hAnsi="Times New Roman" w:cs="Times New Roman"/>
         </w:rPr>
-        <w:t>Se confirma el éxito de la implementación visualizando el documento estructurado en la interfaz. El patrón Prototype clona exitosamente los elementos de diseño institucionales (rutas de imagen y textos legales</w:t>
-      </w:r>
-      <w:r>
-        <w:rPr>
-          <w:rFonts w:ascii="Times New Roman" w:hAnsi="Times New Roman" w:cs="Times New Roman"/>
-        </w:rPr>
-        <w:t>), integrándolos</w:t>
-      </w:r>
-      <w:r>
-        <w:rPr>
-          <w:rFonts w:ascii="Times New Roman" w:hAnsi="Times New Roman" w:cs="Times New Roman"/>
-        </w:rPr>
-        <w:t xml:space="preserve"> con los datos del usuario logueado en una vista unificada.</w:t>
-      </w:r>
-    </w:p>
-    <w:p>
-      <w:pPr>
-        <w:rPr>
-          <w:rFonts w:ascii="Times New Roman" w:hAnsi="Times New Roman" w:cs="Times New Roman"/>
-          <w:b/>
-          <w:bCs/>
-          <w:lang w:val="es-CO"/>
-        </w:rPr>
-      </w:pPr>
-      <w:r>
-        <w:rPr>
-          <w:rFonts w:ascii="Times New Roman" w:hAnsi="Times New Roman" w:cs="Times New Roman"/>
-          <w:b/>
-          <w:bCs/>
+        <w:t xml:space="preserve">Se confirma el éxito de la implementación visualizando el documento estructurado en la interfaz. El patrón </w:t>
+      </w:r>
+      <w:proofErr w:type="spellStart"/>
+      <w:r>
+        <w:rPr>
+          <w:rFonts w:ascii="Times New Roman" w:hAnsi="Times New Roman" w:cs="Times New Roman"/>
+        </w:rPr>
+        <w:t>Prototype</w:t>
+      </w:r>
+      <w:proofErr w:type="spellEnd"/>
+      <w:r>
+        <w:rPr>
+          <w:rFonts w:ascii="Times New Roman" w:hAnsi="Times New Roman" w:cs="Times New Roman"/>
+        </w:rPr>
+        <w:t xml:space="preserve"> clona exitosamente los elementos de diseño institucionales (rutas de imagen y textos legales), integrándolos con los datos del usuario </w:t>
+      </w:r>
+      <w:proofErr w:type="spellStart"/>
+      <w:r>
+        <w:rPr>
+          <w:rFonts w:ascii="Times New Roman" w:hAnsi="Times New Roman" w:cs="Times New Roman"/>
+        </w:rPr>
+        <w:t>logueado</w:t>
+      </w:r>
+      <w:proofErr w:type="spellEnd"/>
+      <w:r>
+        <w:rPr>
+          <w:rFonts w:ascii="Times New Roman" w:hAnsi="Times New Roman" w:cs="Times New Roman"/>
+        </w:rPr>
+        <w:t xml:space="preserve"> en una vista unificada.</w:t>
+      </w:r>
+    </w:p>
+    <w:p>
+      <w:pPr>
+        <w:rPr>
+          <w:rFonts w:ascii="Times New Roman" w:hAnsi="Times New Roman" w:cs="Times New Roman"/>
+          <w:b/>
+          <w:bCs/>
+          <w:lang w:val="es-CO"/>
+        </w:rPr>
+      </w:pPr>
+      <w:r>
+        <w:rPr>
+          <w:rFonts w:ascii="Times New Roman" w:hAnsi="Times New Roman" w:cs="Times New Roman"/>
+          <w:b/>
+          <w:bCs/>
+          <w:noProof/>
           <w:lang w:val="es-CO"/>
         </w:rPr>
         <w:drawing>
@@ -8247,6 +9962,7 @@
           <w:rFonts w:ascii="Times New Roman" w:hAnsi="Times New Roman" w:cs="Times New Roman"/>
           <w:b/>
           <w:bCs/>
+          <w:noProof/>
           <w:lang w:val="es-CO"/>
         </w:rPr>
         <w:lastRenderedPageBreak/>
@@ -8327,6 +10043,756 @@
         </w:rPr>
       </w:pPr>
     </w:p>
+    <w:p>
+      <w:pPr>
+        <w:rPr>
+          <w:rFonts w:ascii="Times New Roman" w:hAnsi="Times New Roman" w:cs="Times New Roman"/>
+          <w:b/>
+          <w:bCs/>
+          <w:lang w:val="es-CO"/>
+        </w:rPr>
+      </w:pPr>
+    </w:p>
+    <w:p>
+      <w:pPr>
+        <w:rPr>
+          <w:rFonts w:ascii="Times New Roman" w:hAnsi="Times New Roman" w:cs="Times New Roman"/>
+          <w:b/>
+          <w:bCs/>
+          <w:lang w:val="es-CO"/>
+        </w:rPr>
+      </w:pPr>
+    </w:p>
+    <w:p>
+      <w:pPr>
+        <w:rPr>
+          <w:rFonts w:ascii="Times New Roman" w:hAnsi="Times New Roman" w:cs="Times New Roman"/>
+          <w:b/>
+          <w:bCs/>
+          <w:lang w:val="es-CO"/>
+        </w:rPr>
+      </w:pPr>
+      <w:r>
+        <w:rPr>
+          <w:rFonts w:ascii="Times New Roman" w:hAnsi="Times New Roman" w:cs="Times New Roman"/>
+          <w:b/>
+          <w:bCs/>
+          <w:lang w:val="es-CO"/>
+        </w:rPr>
+        <w:t>Pasos para Ejecutar el proyecto</w:t>
+      </w:r>
+    </w:p>
+    <w:p>
+      <w:pPr>
+        <w:pStyle w:val="Prrafodelista"/>
+        <w:numPr>
+          <w:ilvl w:val="0"/>
+          <w:numId w:val="8"/>
+        </w:numPr>
+        <w:rPr>
+          <w:rFonts w:ascii="Times New Roman" w:hAnsi="Times New Roman" w:cs="Times New Roman"/>
+          <w:lang w:val="es-CO"/>
+        </w:rPr>
+      </w:pPr>
+      <w:r>
+        <w:rPr>
+          <w:rFonts w:ascii="Times New Roman" w:hAnsi="Times New Roman" w:cs="Times New Roman"/>
+          <w:lang w:val="es-CO"/>
+        </w:rPr>
+        <w:t xml:space="preserve">En este caso usamos visual </w:t>
+      </w:r>
+      <w:r>
+        <w:rPr>
+          <w:rFonts w:ascii="Times New Roman" w:hAnsi="Times New Roman" w:cs="Times New Roman"/>
+          <w:lang w:val="es-CO"/>
+        </w:rPr>
+        <w:t>estudio,</w:t>
+      </w:r>
+      <w:r>
+        <w:rPr>
+          <w:rFonts w:ascii="Times New Roman" w:hAnsi="Times New Roman" w:cs="Times New Roman"/>
+          <w:lang w:val="es-CO"/>
+        </w:rPr>
+        <w:t xml:space="preserve"> tener las extensiones </w:t>
+      </w:r>
+      <w:r>
+        <w:rPr>
+          <w:rFonts w:ascii="Times New Roman" w:hAnsi="Times New Roman" w:cs="Times New Roman"/>
+        </w:rPr>
+        <w:t xml:space="preserve">Spring </w:t>
+      </w:r>
+      <w:proofErr w:type="spellStart"/>
+      <w:r>
+        <w:rPr>
+          <w:rFonts w:ascii="Times New Roman" w:hAnsi="Times New Roman" w:cs="Times New Roman"/>
+        </w:rPr>
+        <w:t>Boot</w:t>
+      </w:r>
+      <w:proofErr w:type="spellEnd"/>
+      <w:r>
+        <w:rPr>
+          <w:rFonts w:ascii="Times New Roman" w:hAnsi="Times New Roman" w:cs="Times New Roman"/>
+        </w:rPr>
+        <w:t xml:space="preserve"> </w:t>
+      </w:r>
+      <w:proofErr w:type="spellStart"/>
+      <w:r>
+        <w:rPr>
+          <w:rFonts w:ascii="Times New Roman" w:hAnsi="Times New Roman" w:cs="Times New Roman"/>
+        </w:rPr>
+        <w:t>Extension</w:t>
+      </w:r>
+      <w:proofErr w:type="spellEnd"/>
+      <w:r>
+        <w:rPr>
+          <w:rFonts w:ascii="Times New Roman" w:hAnsi="Times New Roman" w:cs="Times New Roman"/>
+        </w:rPr>
+        <w:t xml:space="preserve"> Pack</w:t>
+      </w:r>
+      <w:r>
+        <w:rPr>
+          <w:rFonts w:ascii="Times New Roman" w:hAnsi="Times New Roman" w:cs="Times New Roman"/>
+        </w:rPr>
+        <w:t xml:space="preserve">, </w:t>
+      </w:r>
+      <w:proofErr w:type="spellStart"/>
+      <w:r>
+        <w:rPr>
+          <w:rFonts w:ascii="Times New Roman" w:hAnsi="Times New Roman" w:cs="Times New Roman"/>
+        </w:rPr>
+        <w:t>Extension</w:t>
+      </w:r>
+      <w:proofErr w:type="spellEnd"/>
+      <w:r>
+        <w:rPr>
+          <w:rFonts w:ascii="Times New Roman" w:hAnsi="Times New Roman" w:cs="Times New Roman"/>
+        </w:rPr>
+        <w:t xml:space="preserve"> Pack </w:t>
+      </w:r>
+      <w:proofErr w:type="spellStart"/>
+      <w:r>
+        <w:rPr>
+          <w:rFonts w:ascii="Times New Roman" w:hAnsi="Times New Roman" w:cs="Times New Roman"/>
+        </w:rPr>
+        <w:t>for</w:t>
+      </w:r>
+      <w:proofErr w:type="spellEnd"/>
+      <w:r>
+        <w:rPr>
+          <w:rFonts w:ascii="Times New Roman" w:hAnsi="Times New Roman" w:cs="Times New Roman"/>
+        </w:rPr>
+        <w:t xml:space="preserve"> Java</w:t>
+      </w:r>
+      <w:r>
+        <w:rPr>
+          <w:rFonts w:ascii="Times New Roman" w:hAnsi="Times New Roman" w:cs="Times New Roman"/>
+        </w:rPr>
+        <w:t>.</w:t>
+      </w:r>
+    </w:p>
+    <w:p>
+      <w:pPr>
+        <w:pStyle w:val="Prrafodelista"/>
+        <w:rPr>
+          <w:rFonts w:ascii="Times New Roman" w:hAnsi="Times New Roman" w:cs="Times New Roman"/>
+          <w:lang w:val="es-CO"/>
+        </w:rPr>
+      </w:pPr>
+    </w:p>
+    <w:p>
+      <w:pPr>
+        <w:pStyle w:val="Prrafodelista"/>
+        <w:rPr>
+          <w:rFonts w:ascii="Times New Roman" w:hAnsi="Times New Roman" w:cs="Times New Roman"/>
+          <w:lang w:val="es-CO"/>
+        </w:rPr>
+      </w:pPr>
+      <w:r>
+        <w:rPr>
+          <w:rFonts w:ascii="Times New Roman" w:hAnsi="Times New Roman" w:cs="Times New Roman"/>
+          <w:lang w:val="es-CO"/>
+        </w:rPr>
+        <w:drawing>
+          <wp:inline distT="0" distB="0" distL="0" distR="0" wp14:anchorId="192DC52A" wp14:editId="0BF18F96">
+            <wp:extent cx="3749365" cy="723963"/>
+            <wp:effectExtent l="0" t="0" r="3810" b="0"/>
+            <wp:docPr id="24" name="Imagen 24"/>
+            <wp:cNvGraphicFramePr>
+              <a:graphicFrameLocks xmlns:a="http://schemas.openxmlformats.org/drawingml/2006/main" noChangeAspect="1"/>
+            </wp:cNvGraphicFramePr>
+            <a:graphic xmlns:a="http://schemas.openxmlformats.org/drawingml/2006/main">
+              <a:graphicData uri="http://schemas.openxmlformats.org/drawingml/2006/picture">
+                <pic:pic xmlns:pic="http://schemas.openxmlformats.org/drawingml/2006/picture">
+                  <pic:nvPicPr>
+                    <pic:cNvPr id="1" name=""/>
+                    <pic:cNvPicPr/>
+                  </pic:nvPicPr>
+                  <pic:blipFill>
+                    <a:blip r:embed="rId61"/>
+                    <a:stretch>
+                      <a:fillRect/>
+                    </a:stretch>
+                  </pic:blipFill>
+                  <pic:spPr>
+                    <a:xfrm>
+                      <a:off x="0" y="0"/>
+                      <a:ext cx="3749365" cy="723963"/>
+                    </a:xfrm>
+                    <a:prstGeom prst="rect">
+                      <a:avLst/>
+                    </a:prstGeom>
+                  </pic:spPr>
+                </pic:pic>
+              </a:graphicData>
+            </a:graphic>
+          </wp:inline>
+        </w:drawing>
+      </w:r>
+    </w:p>
+    <w:p>
+      <w:pPr>
+        <w:pStyle w:val="Prrafodelista"/>
+        <w:rPr>
+          <w:rFonts w:ascii="Times New Roman" w:hAnsi="Times New Roman" w:cs="Times New Roman"/>
+          <w:lang w:val="es-CO"/>
+        </w:rPr>
+      </w:pPr>
+    </w:p>
+    <w:p>
+      <w:pPr>
+        <w:pStyle w:val="Prrafodelista"/>
+        <w:rPr>
+          <w:rFonts w:ascii="Times New Roman" w:hAnsi="Times New Roman" w:cs="Times New Roman"/>
+          <w:lang w:val="es-CO"/>
+        </w:rPr>
+      </w:pPr>
+    </w:p>
+    <w:p>
+      <w:pPr>
+        <w:pStyle w:val="Prrafodelista"/>
+        <w:rPr>
+          <w:rFonts w:ascii="Times New Roman" w:hAnsi="Times New Roman" w:cs="Times New Roman"/>
+          <w:lang w:val="es-CO"/>
+        </w:rPr>
+      </w:pPr>
+      <w:r>
+        <w:rPr>
+          <w:rFonts w:ascii="Times New Roman" w:hAnsi="Times New Roman" w:cs="Times New Roman"/>
+          <w:lang w:val="es-CO"/>
+        </w:rPr>
+        <w:drawing>
+          <wp:inline distT="0" distB="0" distL="0" distR="0" wp14:anchorId="4DDEFE10" wp14:editId="7EC58A85">
+            <wp:extent cx="3734124" cy="731583"/>
+            <wp:effectExtent l="0" t="0" r="0" b="0"/>
+            <wp:docPr id="25" name="Imagen 25"/>
+            <wp:cNvGraphicFramePr>
+              <a:graphicFrameLocks xmlns:a="http://schemas.openxmlformats.org/drawingml/2006/main" noChangeAspect="1"/>
+            </wp:cNvGraphicFramePr>
+            <a:graphic xmlns:a="http://schemas.openxmlformats.org/drawingml/2006/main">
+              <a:graphicData uri="http://schemas.openxmlformats.org/drawingml/2006/picture">
+                <pic:pic xmlns:pic="http://schemas.openxmlformats.org/drawingml/2006/picture">
+                  <pic:nvPicPr>
+                    <pic:cNvPr id="1" name=""/>
+                    <pic:cNvPicPr/>
+                  </pic:nvPicPr>
+                  <pic:blipFill>
+                    <a:blip r:embed="rId62"/>
+                    <a:stretch>
+                      <a:fillRect/>
+                    </a:stretch>
+                  </pic:blipFill>
+                  <pic:spPr>
+                    <a:xfrm>
+                      <a:off x="0" y="0"/>
+                      <a:ext cx="3734124" cy="731583"/>
+                    </a:xfrm>
+                    <a:prstGeom prst="rect">
+                      <a:avLst/>
+                    </a:prstGeom>
+                  </pic:spPr>
+                </pic:pic>
+              </a:graphicData>
+            </a:graphic>
+          </wp:inline>
+        </w:drawing>
+      </w:r>
+    </w:p>
+    <w:p>
+      <w:pPr>
+        <w:pStyle w:val="Prrafodelista"/>
+        <w:rPr>
+          <w:rFonts w:ascii="Times New Roman" w:hAnsi="Times New Roman" w:cs="Times New Roman"/>
+          <w:lang w:val="es-CO"/>
+        </w:rPr>
+      </w:pPr>
+    </w:p>
+    <w:p>
+      <w:pPr>
+        <w:pStyle w:val="Prrafodelista"/>
+        <w:rPr>
+          <w:rFonts w:ascii="Times New Roman" w:hAnsi="Times New Roman" w:cs="Times New Roman"/>
+          <w:lang w:val="es-CO"/>
+        </w:rPr>
+      </w:pPr>
+    </w:p>
+    <w:p>
+      <w:pPr>
+        <w:pStyle w:val="Prrafodelista"/>
+        <w:numPr>
+          <w:ilvl w:val="0"/>
+          <w:numId w:val="8"/>
+        </w:numPr>
+        <w:rPr>
+          <w:rFonts w:ascii="Times New Roman" w:hAnsi="Times New Roman" w:cs="Times New Roman"/>
+          <w:lang w:val="es-CO"/>
+        </w:rPr>
+      </w:pPr>
+      <w:r>
+        <w:rPr>
+          <w:rFonts w:ascii="Times New Roman" w:hAnsi="Times New Roman" w:cs="Times New Roman"/>
+        </w:rPr>
+        <w:lastRenderedPageBreak/>
+        <w:t xml:space="preserve">Servidor MySQL activo (vía </w:t>
+      </w:r>
+      <w:proofErr w:type="spellStart"/>
+      <w:r>
+        <w:rPr>
+          <w:rFonts w:ascii="Times New Roman" w:hAnsi="Times New Roman" w:cs="Times New Roman"/>
+        </w:rPr>
+        <w:t>Laragon</w:t>
+      </w:r>
+      <w:proofErr w:type="spellEnd"/>
+      <w:r>
+        <w:rPr>
+          <w:rFonts w:ascii="Times New Roman" w:hAnsi="Times New Roman" w:cs="Times New Roman"/>
+        </w:rPr>
+        <w:t>, XAMPP o MySQL Server).</w:t>
+      </w:r>
+    </w:p>
+    <w:p>
+      <w:pPr>
+        <w:rPr>
+          <w:rFonts w:ascii="Times New Roman" w:hAnsi="Times New Roman" w:cs="Times New Roman"/>
+          <w:lang w:val="es-CO"/>
+        </w:rPr>
+      </w:pPr>
+    </w:p>
+    <w:p>
+      <w:pPr>
+        <w:rPr>
+          <w:rFonts w:ascii="Times New Roman" w:hAnsi="Times New Roman" w:cs="Times New Roman"/>
+          <w:lang w:val="es-CO"/>
+        </w:rPr>
+      </w:pPr>
+      <w:r>
+        <w:rPr>
+          <w:rFonts w:ascii="Times New Roman" w:hAnsi="Times New Roman" w:cs="Times New Roman"/>
+          <w:lang w:val="es-CO"/>
+        </w:rPr>
+        <w:t xml:space="preserve">           </w:t>
+      </w:r>
+      <w:r>
+        <w:rPr>
+          <w:rFonts w:ascii="Times New Roman" w:hAnsi="Times New Roman" w:cs="Times New Roman"/>
+          <w:lang w:val="es-CO"/>
+        </w:rPr>
+        <w:drawing>
+          <wp:inline distT="0" distB="0" distL="0" distR="0" wp14:anchorId="3EDC6441" wp14:editId="5CE7F068">
+            <wp:extent cx="4191000" cy="2787345"/>
+            <wp:effectExtent l="0" t="0" r="0" b="0"/>
+            <wp:docPr id="26" name="Imagen 26"/>
+            <wp:cNvGraphicFramePr>
+              <a:graphicFrameLocks xmlns:a="http://schemas.openxmlformats.org/drawingml/2006/main" noChangeAspect="1"/>
+            </wp:cNvGraphicFramePr>
+            <a:graphic xmlns:a="http://schemas.openxmlformats.org/drawingml/2006/main">
+              <a:graphicData uri="http://schemas.openxmlformats.org/drawingml/2006/picture">
+                <pic:pic xmlns:pic="http://schemas.openxmlformats.org/drawingml/2006/picture">
+                  <pic:nvPicPr>
+                    <pic:cNvPr id="1" name=""/>
+                    <pic:cNvPicPr/>
+                  </pic:nvPicPr>
+                  <pic:blipFill>
+                    <a:blip r:embed="rId63"/>
+                    <a:stretch>
+                      <a:fillRect/>
+                    </a:stretch>
+                  </pic:blipFill>
+                  <pic:spPr>
+                    <a:xfrm>
+                      <a:off x="0" y="0"/>
+                      <a:ext cx="4198454" cy="2792303"/>
+                    </a:xfrm>
+                    <a:prstGeom prst="rect">
+                      <a:avLst/>
+                    </a:prstGeom>
+                  </pic:spPr>
+                </pic:pic>
+              </a:graphicData>
+            </a:graphic>
+          </wp:inline>
+        </w:drawing>
+      </w:r>
+    </w:p>
+    <w:p>
+      <w:pPr>
+        <w:pStyle w:val="Prrafodelista"/>
+        <w:numPr>
+          <w:ilvl w:val="0"/>
+          <w:numId w:val="8"/>
+        </w:numPr>
+        <w:rPr>
+          <w:rFonts w:ascii="Times New Roman" w:hAnsi="Times New Roman" w:cs="Times New Roman"/>
+          <w:lang w:val="es-CO"/>
+        </w:rPr>
+      </w:pPr>
+      <w:r>
+        <w:rPr>
+          <w:rFonts w:ascii="Times New Roman" w:hAnsi="Times New Roman" w:cs="Times New Roman"/>
+        </w:rPr>
+        <w:t>Inicie el servicio de MySQL.</w:t>
+      </w:r>
+    </w:p>
+    <w:p>
+      <w:pPr>
+        <w:pStyle w:val="Prrafodelista"/>
+        <w:rPr>
+          <w:rFonts w:ascii="Times New Roman" w:hAnsi="Times New Roman" w:cs="Times New Roman"/>
+          <w:lang w:val="es-CO"/>
+        </w:rPr>
+      </w:pPr>
+      <w:r>
+        <w:rPr>
+          <w:rFonts w:ascii="Times New Roman" w:hAnsi="Times New Roman" w:cs="Times New Roman"/>
+          <w:lang w:val="es-CO"/>
+        </w:rPr>
+        <w:drawing>
+          <wp:inline distT="0" distB="0" distL="0" distR="0" wp14:anchorId="171BDEB8" wp14:editId="233C0546">
+            <wp:extent cx="4221480" cy="2816035"/>
+            <wp:effectExtent l="0" t="0" r="7620" b="3810"/>
+            <wp:docPr id="23" name="Imagen 23"/>
+            <wp:cNvGraphicFramePr>
+              <a:graphicFrameLocks xmlns:a="http://schemas.openxmlformats.org/drawingml/2006/main" noChangeAspect="1"/>
+            </wp:cNvGraphicFramePr>
+            <a:graphic xmlns:a="http://schemas.openxmlformats.org/drawingml/2006/main">
+              <a:graphicData uri="http://schemas.openxmlformats.org/drawingml/2006/picture">
+                <pic:pic xmlns:pic="http://schemas.openxmlformats.org/drawingml/2006/picture">
+                  <pic:nvPicPr>
+                    <pic:cNvPr id="1" name=""/>
+                    <pic:cNvPicPr/>
+                  </pic:nvPicPr>
+                  <pic:blipFill>
+                    <a:blip r:embed="rId64"/>
+                    <a:stretch>
+                      <a:fillRect/>
+                    </a:stretch>
+                  </pic:blipFill>
+                  <pic:spPr>
+                    <a:xfrm>
+                      <a:off x="0" y="0"/>
+                      <a:ext cx="4227311" cy="2819925"/>
+                    </a:xfrm>
+                    <a:prstGeom prst="rect">
+                      <a:avLst/>
+                    </a:prstGeom>
+                  </pic:spPr>
+                </pic:pic>
+              </a:graphicData>
+            </a:graphic>
+          </wp:inline>
+        </w:drawing>
+      </w:r>
+    </w:p>
+    <w:p>
+      <w:pPr>
+        <w:pStyle w:val="Prrafodelista"/>
+        <w:numPr>
+          <w:ilvl w:val="0"/>
+          <w:numId w:val="8"/>
+        </w:numPr>
+        <w:rPr>
+          <w:rFonts w:ascii="Times New Roman" w:hAnsi="Times New Roman" w:cs="Times New Roman"/>
+          <w:lang w:val="es-CO"/>
+        </w:rPr>
+      </w:pPr>
+      <w:r>
+        <w:rPr>
+          <w:rFonts w:ascii="Times New Roman" w:hAnsi="Times New Roman" w:cs="Times New Roman"/>
+        </w:rPr>
+        <w:t>Cree una base de datos vacía llamada exactamente: identidad_digital</w:t>
+      </w:r>
+      <w:r>
+        <w:rPr>
+          <w:rFonts w:ascii="Times New Roman" w:hAnsi="Times New Roman" w:cs="Times New Roman"/>
+        </w:rPr>
+        <w:t xml:space="preserve"> </w:t>
+      </w:r>
+      <w:r>
+        <w:rPr>
+          <w:rFonts w:ascii="Times New Roman" w:hAnsi="Times New Roman" w:cs="Times New Roman"/>
+        </w:rPr>
+        <w:t>(Las</w:t>
+      </w:r>
+      <w:r>
+        <w:rPr>
+          <w:rFonts w:ascii="Times New Roman" w:hAnsi="Times New Roman" w:cs="Times New Roman"/>
+        </w:rPr>
+        <w:t xml:space="preserve"> tablas se crean al iniciar la aplicación)</w:t>
+      </w:r>
+      <w:r>
+        <w:rPr>
+          <w:rFonts w:ascii="Times New Roman" w:hAnsi="Times New Roman" w:cs="Times New Roman"/>
+        </w:rPr>
+        <w:t>.</w:t>
+      </w:r>
+    </w:p>
+    <w:p>
+      <w:pPr>
+        <w:pStyle w:val="Prrafodelista"/>
+        <w:rPr>
+          <w:rFonts w:ascii="Times New Roman" w:hAnsi="Times New Roman" w:cs="Times New Roman"/>
+          <w:lang w:val="es-CO"/>
+        </w:rPr>
+      </w:pPr>
+      <w:r>
+        <w:rPr>
+          <w:rFonts w:ascii="Times New Roman" w:hAnsi="Times New Roman" w:cs="Times New Roman"/>
+          <w:lang w:val="es-CO"/>
+        </w:rPr>
+        <w:drawing>
+          <wp:inline distT="0" distB="0" distL="0" distR="0" wp14:anchorId="58F6FA85" wp14:editId="36083510">
+            <wp:extent cx="2975951" cy="1866900"/>
+            <wp:effectExtent l="0" t="0" r="0" b="0"/>
+            <wp:docPr id="22" name="Imagen 22"/>
+            <wp:cNvGraphicFramePr>
+              <a:graphicFrameLocks xmlns:a="http://schemas.openxmlformats.org/drawingml/2006/main" noChangeAspect="1"/>
+            </wp:cNvGraphicFramePr>
+            <a:graphic xmlns:a="http://schemas.openxmlformats.org/drawingml/2006/main">
+              <a:graphicData uri="http://schemas.openxmlformats.org/drawingml/2006/picture">
+                <pic:pic xmlns:pic="http://schemas.openxmlformats.org/drawingml/2006/picture">
+                  <pic:nvPicPr>
+                    <pic:cNvPr id="1" name=""/>
+                    <pic:cNvPicPr/>
+                  </pic:nvPicPr>
+                  <pic:blipFill>
+                    <a:blip r:embed="rId65"/>
+                    <a:stretch>
+                      <a:fillRect/>
+                    </a:stretch>
+                  </pic:blipFill>
+                  <pic:spPr>
+                    <a:xfrm>
+                      <a:off x="0" y="0"/>
+                      <a:ext cx="2987349" cy="1874050"/>
+                    </a:xfrm>
+                    <a:prstGeom prst="rect">
+                      <a:avLst/>
+                    </a:prstGeom>
+                  </pic:spPr>
+                </pic:pic>
+              </a:graphicData>
+            </a:graphic>
+          </wp:inline>
+        </w:drawing>
+      </w:r>
+    </w:p>
+    <w:p>
+      <w:pPr>
+        <w:pStyle w:val="Prrafodelista"/>
+        <w:numPr>
+          <w:ilvl w:val="0"/>
+          <w:numId w:val="8"/>
+        </w:numPr>
+        <w:rPr>
+          <w:rFonts w:ascii="Times New Roman" w:hAnsi="Times New Roman" w:cs="Times New Roman"/>
+          <w:lang w:val="es-CO"/>
+        </w:rPr>
+      </w:pPr>
+      <w:r>
+        <w:rPr>
+          <w:rFonts w:ascii="Times New Roman" w:hAnsi="Times New Roman" w:cs="Times New Roman"/>
+        </w:rPr>
+        <w:lastRenderedPageBreak/>
+        <w:t xml:space="preserve">Abra VS </w:t>
+      </w:r>
+      <w:proofErr w:type="spellStart"/>
+      <w:r>
+        <w:rPr>
+          <w:rFonts w:ascii="Times New Roman" w:hAnsi="Times New Roman" w:cs="Times New Roman"/>
+        </w:rPr>
+        <w:t>Code</w:t>
+      </w:r>
+      <w:proofErr w:type="spellEnd"/>
+      <w:r>
+        <w:rPr>
+          <w:rFonts w:ascii="Times New Roman" w:hAnsi="Times New Roman" w:cs="Times New Roman"/>
+        </w:rPr>
+        <w:t xml:space="preserve"> y seleccione</w:t>
+      </w:r>
+      <w:r>
+        <w:rPr>
+          <w:rFonts w:ascii="Times New Roman" w:hAnsi="Times New Roman" w:cs="Times New Roman"/>
+        </w:rPr>
+        <w:t xml:space="preserve"> la carpeta raíz del proyecto.</w:t>
+      </w:r>
+    </w:p>
+    <w:p>
+      <w:pPr>
+        <w:pStyle w:val="Prrafodelista"/>
+        <w:rPr>
+          <w:rFonts w:ascii="Times New Roman" w:hAnsi="Times New Roman" w:cs="Times New Roman"/>
+          <w:lang w:val="es-CO"/>
+        </w:rPr>
+      </w:pPr>
+      <w:r>
+        <w:rPr>
+          <w:rFonts w:ascii="Times New Roman" w:hAnsi="Times New Roman" w:cs="Times New Roman"/>
+          <w:lang w:val="es-CO"/>
+        </w:rPr>
+        <w:drawing>
+          <wp:inline distT="0" distB="0" distL="0" distR="0" wp14:anchorId="2A8A53CD" wp14:editId="18A443CA">
+            <wp:extent cx="3050632" cy="2598420"/>
+            <wp:effectExtent l="0" t="0" r="0" b="0"/>
+            <wp:docPr id="21" name="Imagen 21"/>
+            <wp:cNvGraphicFramePr>
+              <a:graphicFrameLocks xmlns:a="http://schemas.openxmlformats.org/drawingml/2006/main" noChangeAspect="1"/>
+            </wp:cNvGraphicFramePr>
+            <a:graphic xmlns:a="http://schemas.openxmlformats.org/drawingml/2006/main">
+              <a:graphicData uri="http://schemas.openxmlformats.org/drawingml/2006/picture">
+                <pic:pic xmlns:pic="http://schemas.openxmlformats.org/drawingml/2006/picture">
+                  <pic:nvPicPr>
+                    <pic:cNvPr id="1" name=""/>
+                    <pic:cNvPicPr/>
+                  </pic:nvPicPr>
+                  <pic:blipFill>
+                    <a:blip r:embed="rId66"/>
+                    <a:stretch>
+                      <a:fillRect/>
+                    </a:stretch>
+                  </pic:blipFill>
+                  <pic:spPr>
+                    <a:xfrm>
+                      <a:off x="0" y="0"/>
+                      <a:ext cx="3061805" cy="2607937"/>
+                    </a:xfrm>
+                    <a:prstGeom prst="rect">
+                      <a:avLst/>
+                    </a:prstGeom>
+                  </pic:spPr>
+                </pic:pic>
+              </a:graphicData>
+            </a:graphic>
+          </wp:inline>
+        </w:drawing>
+      </w:r>
+    </w:p>
+    <w:p>
+      <w:pPr>
+        <w:pStyle w:val="Prrafodelista"/>
+        <w:rPr>
+          <w:rFonts w:ascii="Times New Roman" w:hAnsi="Times New Roman" w:cs="Times New Roman"/>
+          <w:lang w:val="es-CO"/>
+        </w:rPr>
+      </w:pPr>
+    </w:p>
+    <w:p>
+      <w:pPr>
+        <w:pStyle w:val="Prrafodelista"/>
+        <w:rPr>
+          <w:rFonts w:ascii="Times New Roman" w:hAnsi="Times New Roman" w:cs="Times New Roman"/>
+          <w:lang w:val="es-CO"/>
+        </w:rPr>
+      </w:pPr>
+    </w:p>
+    <w:p>
+      <w:pPr>
+        <w:pStyle w:val="Prrafodelista"/>
+        <w:numPr>
+          <w:ilvl w:val="0"/>
+          <w:numId w:val="8"/>
+        </w:numPr>
+        <w:rPr>
+          <w:rFonts w:ascii="Times New Roman" w:hAnsi="Times New Roman" w:cs="Times New Roman"/>
+          <w:lang w:val="es-CO"/>
+        </w:rPr>
+      </w:pPr>
+      <w:r>
+        <w:rPr>
+          <w:rFonts w:ascii="Times New Roman" w:hAnsi="Times New Roman" w:cs="Times New Roman"/>
+          <w:lang w:val="es-CO"/>
+        </w:rPr>
+        <w:t xml:space="preserve">Ejecuta el proyecto </w:t>
+      </w:r>
+      <w:r>
+        <w:rPr>
+          <w:rFonts w:ascii="Times New Roman" w:hAnsi="Times New Roman" w:cs="Times New Roman"/>
+          <w:lang w:val="es-CO"/>
+        </w:rPr>
+        <w:t xml:space="preserve">e ingrese a </w:t>
+      </w:r>
+      <w:r>
+        <w:rPr>
+          <w:rFonts w:ascii="Times New Roman" w:hAnsi="Times New Roman" w:cs="Times New Roman"/>
+          <w:lang w:val="es-CO"/>
+        </w:rPr>
+        <w:t>http://localhost:8080/</w:t>
+      </w:r>
+    </w:p>
+    <w:p>
+      <w:pPr>
+        <w:rPr>
+          <w:rFonts w:ascii="Times New Roman" w:hAnsi="Times New Roman" w:cs="Times New Roman"/>
+          <w:lang w:val="es-CO"/>
+        </w:rPr>
+      </w:pPr>
+      <w:r>
+        <w:rPr>
+          <w:rFonts w:ascii="Times New Roman" w:hAnsi="Times New Roman" w:cs="Times New Roman"/>
+          <w:lang w:val="es-CO"/>
+        </w:rPr>
+        <w:t xml:space="preserve">          </w:t>
+      </w:r>
+      <w:r>
+        <w:rPr>
+          <w:rFonts w:ascii="Times New Roman" w:hAnsi="Times New Roman" w:cs="Times New Roman"/>
+          <w:lang w:val="es-CO"/>
+        </w:rPr>
+        <w:drawing>
+          <wp:inline distT="0" distB="0" distL="0" distR="0" wp14:anchorId="65DB0EC7" wp14:editId="45C356D6">
+            <wp:extent cx="3223260" cy="2470458"/>
+            <wp:effectExtent l="0" t="0" r="0" b="6350"/>
+            <wp:docPr id="20" name="Imagen 20"/>
+            <wp:cNvGraphicFramePr>
+              <a:graphicFrameLocks xmlns:a="http://schemas.openxmlformats.org/drawingml/2006/main" noChangeAspect="1"/>
+            </wp:cNvGraphicFramePr>
+            <a:graphic xmlns:a="http://schemas.openxmlformats.org/drawingml/2006/main">
+              <a:graphicData uri="http://schemas.openxmlformats.org/drawingml/2006/picture">
+                <pic:pic xmlns:pic="http://schemas.openxmlformats.org/drawingml/2006/picture">
+                  <pic:nvPicPr>
+                    <pic:cNvPr id="1" name=""/>
+                    <pic:cNvPicPr/>
+                  </pic:nvPicPr>
+                  <pic:blipFill>
+                    <a:blip r:embed="rId67"/>
+                    <a:stretch>
+                      <a:fillRect/>
+                    </a:stretch>
+                  </pic:blipFill>
+                  <pic:spPr>
+                    <a:xfrm>
+                      <a:off x="0" y="0"/>
+                      <a:ext cx="3238575" cy="2482196"/>
+                    </a:xfrm>
+                    <a:prstGeom prst="rect">
+                      <a:avLst/>
+                    </a:prstGeom>
+                  </pic:spPr>
+                </pic:pic>
+              </a:graphicData>
+            </a:graphic>
+          </wp:inline>
+        </w:drawing>
+      </w:r>
+    </w:p>
     <w:sectPr>
       <w:pgSz w:w="11906" w:h="16838"/>
       <w:pgMar w:top="1440" w:right="1440" w:bottom="1440" w:left="1440" w:header="720" w:footer="720" w:gutter="0"/>
@@ -8408,6 +10874,95 @@
 <file path=word/numbering.xml><?xml version="1.0" encoding="utf-8"?>
 <w:numbering xmlns:wpc="http://schemas.microsoft.com/office/word/2010/wordprocessingCanvas" xmlns:cx="http://schemas.microsoft.com/office/drawing/2014/chartex" xmlns:cx1="http://schemas.microsoft.com/office/drawing/2015/9/8/chartex" xmlns:cx2="http://schemas.microsoft.com/office/drawing/2015/10/21/chartex" xmlns:cx3="http://schemas.microsoft.com/office/drawing/2016/5/9/chartex" xmlns:cx4="http://schemas.microsoft.com/office/drawing/2016/5/10/chartex" xmlns:cx5="http://schemas.microsoft.com/office/drawing/2016/5/11/chartex" xmlns:cx6="http://schemas.microsoft.com/office/drawing/2016/5/12/chartex" xmlns:cx7="http://schemas.microsoft.com/office/drawing/2016/5/13/chartex" xmlns:cx8="http://schemas.microsoft.com/office/drawing/2016/5/14/chartex" xmlns:mc="http://schemas.openxmlformats.org/markup-compatibility/2006" xmlns:aink="http://schemas.microsoft.com/office/drawing/2016/ink" xmlns:am3d="http://schemas.microsoft.com/office/drawing/2017/model3d" xmlns:o="urn:schemas-microsoft-com:office:office" xmlns:oel="http://schemas.microsoft.com/office/2019/extlst" xmlns:r="http://schemas.openxmlformats.org/officeDocument/2006/relationships" xmlns:m="http://schemas.openxmlformats.org/officeDocument/2006/math" xmlns:v="urn:schemas-microsoft-com:vml" xmlns:wp14="http://schemas.microsoft.com/office/word/2010/wordprocessingDrawing" xmlns:wp="http://schemas.openxmlformats.org/drawingml/2006/wordprocessingDrawing" xmlns:w10="urn:schemas-microsoft-com:office:word" xmlns:w="http://schemas.openxmlformats.org/wordprocessingml/2006/main" xmlns:w14="http://schemas.microsoft.com/office/word/2010/wordml" xmlns:w15="http://schemas.microsoft.com/office/word/2012/wordml" xmlns:w16cex="http://schemas.microsoft.com/office/word/2018/wordml/cex" xmlns:w16cid="http://schemas.microsoft.com/office/word/2016/wordml/cid" xmlns:w16="http://schemas.microsoft.com/office/word/2018/wordml" xmlns:w16sdtdh="http://schemas.microsoft.com/office/word/2020/wordml/sdtdatahash" xmlns:w16se="http://schemas.microsoft.com/office/word/2015/wordml/symex" xmlns:wpg="http://schemas.microsoft.com/office/word/2010/wordprocessingGroup" xmlns:wpi="http://schemas.microsoft.com/office/word/2010/wordprocessingInk" xmlns:wne="http://schemas.microsoft.com/office/word/2006/wordml" xmlns:wps="http://schemas.microsoft.com/office/word/2010/wordprocessingShape" mc:Ignorable="w14 w15 w16se w16cid w16 w16cex w16sdtdh wp14">
   <w:abstractNum w:abstractNumId="0" w15:restartNumberingAfterBreak="0">
+    <w:nsid w:val="03186A91"/>
+    <w:multiLevelType w:val="hybridMultilevel"/>
+    <w:tmpl w:val="E48C9618"/>
+    <w:lvl w:ilvl="0" w:tplc="240A0011">
+      <w:start w:val="1"/>
+      <w:numFmt w:val="decimal"/>
+      <w:lvlText w:val="%1)"/>
+      <w:lvlJc w:val="left"/>
+      <w:pPr>
+        <w:ind w:left="720" w:hanging="360"/>
+      </w:pPr>
+      <w:rPr>
+        <w:rFonts w:hint="default"/>
+      </w:rPr>
+    </w:lvl>
+    <w:lvl w:ilvl="1" w:tplc="240A0019" w:tentative="1">
+      <w:start w:val="1"/>
+      <w:numFmt w:val="lowerLetter"/>
+      <w:lvlText w:val="%2."/>
+      <w:lvlJc w:val="left"/>
+      <w:pPr>
+        <w:ind w:left="1440" w:hanging="360"/>
+      </w:pPr>
+    </w:lvl>
+    <w:lvl w:ilvl="2" w:tplc="240A001B" w:tentative="1">
+      <w:start w:val="1"/>
+      <w:numFmt w:val="lowerRoman"/>
+      <w:lvlText w:val="%3."/>
+      <w:lvlJc w:val="right"/>
+      <w:pPr>
+        <w:ind w:left="2160" w:hanging="180"/>
+      </w:pPr>
+    </w:lvl>
+    <w:lvl w:ilvl="3" w:tplc="240A000F" w:tentative="1">
+      <w:start w:val="1"/>
+      <w:numFmt w:val="decimal"/>
+      <w:lvlText w:val="%4."/>
+      <w:lvlJc w:val="left"/>
+      <w:pPr>
+        <w:ind w:left="2880" w:hanging="360"/>
+      </w:pPr>
+    </w:lvl>
+    <w:lvl w:ilvl="4" w:tplc="240A0019" w:tentative="1">
+      <w:start w:val="1"/>
+      <w:numFmt w:val="lowerLetter"/>
+      <w:lvlText w:val="%5."/>
+      <w:lvlJc w:val="left"/>
+      <w:pPr>
+        <w:ind w:left="3600" w:hanging="360"/>
+      </w:pPr>
+    </w:lvl>
+    <w:lvl w:ilvl="5" w:tplc="240A001B" w:tentative="1">
+      <w:start w:val="1"/>
+      <w:numFmt w:val="lowerRoman"/>
+      <w:lvlText w:val="%6."/>
+      <w:lvlJc w:val="right"/>
+      <w:pPr>
+        <w:ind w:left="4320" w:hanging="180"/>
+      </w:pPr>
+    </w:lvl>
+    <w:lvl w:ilvl="6" w:tplc="240A000F" w:tentative="1">
+      <w:start w:val="1"/>
+      <w:numFmt w:val="decimal"/>
+      <w:lvlText w:val="%7."/>
+      <w:lvlJc w:val="left"/>
+      <w:pPr>
+        <w:ind w:left="5040" w:hanging="360"/>
+      </w:pPr>
+    </w:lvl>
+    <w:lvl w:ilvl="7" w:tplc="240A0019" w:tentative="1">
+      <w:start w:val="1"/>
+      <w:numFmt w:val="lowerLetter"/>
+      <w:lvlText w:val="%8."/>
+      <w:lvlJc w:val="left"/>
+      <w:pPr>
+        <w:ind w:left="5760" w:hanging="360"/>
+      </w:pPr>
+    </w:lvl>
+    <w:lvl w:ilvl="8" w:tplc="240A001B" w:tentative="1">
+      <w:start w:val="1"/>
+      <w:numFmt w:val="lowerRoman"/>
+      <w:lvlText w:val="%9."/>
+      <w:lvlJc w:val="right"/>
+      <w:pPr>
+        <w:ind w:left="6480" w:hanging="180"/>
+      </w:pPr>
+    </w:lvl>
+  </w:abstractNum>
+  <w:abstractNum w:abstractNumId="1" w15:restartNumberingAfterBreak="0">
     <w:nsid w:val="19E107C3"/>
     <w:multiLevelType w:val="multilevel"/>
     <w:tmpl w:val="E42606F0"/>
@@ -8556,7 +11111,7 @@
       </w:rPr>
     </w:lvl>
   </w:abstractNum>
-  <w:abstractNum w:abstractNumId="1" w15:restartNumberingAfterBreak="0">
+  <w:abstractNum w:abstractNumId="2" w15:restartNumberingAfterBreak="0">
     <w:nsid w:val="246219E9"/>
     <w:multiLevelType w:val="hybridMultilevel"/>
     <w:tmpl w:val="6A9C3D0E"/>
@@ -8669,7 +11224,7 @@
       </w:rPr>
     </w:lvl>
   </w:abstractNum>
-  <w:abstractNum w:abstractNumId="2" w15:restartNumberingAfterBreak="0">
+  <w:abstractNum w:abstractNumId="3" w15:restartNumberingAfterBreak="0">
     <w:nsid w:val="25DACA81"/>
     <w:multiLevelType w:val="hybridMultilevel"/>
     <w:tmpl w:val="83D06146"/>
@@ -8782,7 +11337,7 @@
       </w:rPr>
     </w:lvl>
   </w:abstractNum>
-  <w:abstractNum w:abstractNumId="3" w15:restartNumberingAfterBreak="0">
+  <w:abstractNum w:abstractNumId="4" w15:restartNumberingAfterBreak="0">
     <w:nsid w:val="3DE11FCC"/>
     <w:multiLevelType w:val="multilevel"/>
     <w:tmpl w:val="360CE07A"/>
@@ -8931,7 +11486,7 @@
       </w:rPr>
     </w:lvl>
   </w:abstractNum>
-  <w:abstractNum w:abstractNumId="4" w15:restartNumberingAfterBreak="0">
+  <w:abstractNum w:abstractNumId="5" w15:restartNumberingAfterBreak="0">
     <w:nsid w:val="3F5431B4"/>
     <w:multiLevelType w:val="hybridMultilevel"/>
     <w:tmpl w:val="EAE280C0"/>
@@ -9044,7 +11599,96 @@
       </w:rPr>
     </w:lvl>
   </w:abstractNum>
-  <w:abstractNum w:abstractNumId="5" w15:restartNumberingAfterBreak="0">
+  <w:abstractNum w:abstractNumId="6" w15:restartNumberingAfterBreak="0">
+    <w:nsid w:val="4BBF2140"/>
+    <w:multiLevelType w:val="hybridMultilevel"/>
+    <w:tmpl w:val="231EA89E"/>
+    <w:lvl w:ilvl="0" w:tplc="240A0011">
+      <w:start w:val="1"/>
+      <w:numFmt w:val="decimal"/>
+      <w:lvlText w:val="%1)"/>
+      <w:lvlJc w:val="left"/>
+      <w:pPr>
+        <w:ind w:left="720" w:hanging="360"/>
+      </w:pPr>
+      <w:rPr>
+        <w:rFonts w:hint="default"/>
+      </w:rPr>
+    </w:lvl>
+    <w:lvl w:ilvl="1" w:tplc="240A0019" w:tentative="1">
+      <w:start w:val="1"/>
+      <w:numFmt w:val="lowerLetter"/>
+      <w:lvlText w:val="%2."/>
+      <w:lvlJc w:val="left"/>
+      <w:pPr>
+        <w:ind w:left="1440" w:hanging="360"/>
+      </w:pPr>
+    </w:lvl>
+    <w:lvl w:ilvl="2" w:tplc="240A001B" w:tentative="1">
+      <w:start w:val="1"/>
+      <w:numFmt w:val="lowerRoman"/>
+      <w:lvlText w:val="%3."/>
+      <w:lvlJc w:val="right"/>
+      <w:pPr>
+        <w:ind w:left="2160" w:hanging="180"/>
+      </w:pPr>
+    </w:lvl>
+    <w:lvl w:ilvl="3" w:tplc="240A000F" w:tentative="1">
+      <w:start w:val="1"/>
+      <w:numFmt w:val="decimal"/>
+      <w:lvlText w:val="%4."/>
+      <w:lvlJc w:val="left"/>
+      <w:pPr>
+        <w:ind w:left="2880" w:hanging="360"/>
+      </w:pPr>
+    </w:lvl>
+    <w:lvl w:ilvl="4" w:tplc="240A0019" w:tentative="1">
+      <w:start w:val="1"/>
+      <w:numFmt w:val="lowerLetter"/>
+      <w:lvlText w:val="%5."/>
+      <w:lvlJc w:val="left"/>
+      <w:pPr>
+        <w:ind w:left="3600" w:hanging="360"/>
+      </w:pPr>
+    </w:lvl>
+    <w:lvl w:ilvl="5" w:tplc="240A001B" w:tentative="1">
+      <w:start w:val="1"/>
+      <w:numFmt w:val="lowerRoman"/>
+      <w:lvlText w:val="%6."/>
+      <w:lvlJc w:val="right"/>
+      <w:pPr>
+        <w:ind w:left="4320" w:hanging="180"/>
+      </w:pPr>
+    </w:lvl>
+    <w:lvl w:ilvl="6" w:tplc="240A000F" w:tentative="1">
+      <w:start w:val="1"/>
+      <w:numFmt w:val="decimal"/>
+      <w:lvlText w:val="%7."/>
+      <w:lvlJc w:val="left"/>
+      <w:pPr>
+        <w:ind w:left="5040" w:hanging="360"/>
+      </w:pPr>
+    </w:lvl>
+    <w:lvl w:ilvl="7" w:tplc="240A0019" w:tentative="1">
+      <w:start w:val="1"/>
+      <w:numFmt w:val="lowerLetter"/>
+      <w:lvlText w:val="%8."/>
+      <w:lvlJc w:val="left"/>
+      <w:pPr>
+        <w:ind w:left="5760" w:hanging="360"/>
+      </w:pPr>
+    </w:lvl>
+    <w:lvl w:ilvl="8" w:tplc="240A001B" w:tentative="1">
+      <w:start w:val="1"/>
+      <w:numFmt w:val="lowerRoman"/>
+      <w:lvlText w:val="%9."/>
+      <w:lvlJc w:val="right"/>
+      <w:pPr>
+        <w:ind w:left="6480" w:hanging="180"/>
+      </w:pPr>
+    </w:lvl>
+  </w:abstractNum>
+  <w:abstractNum w:abstractNumId="7" w15:restartNumberingAfterBreak="0">
     <w:nsid w:val="6DAD5CD1"/>
     <w:multiLevelType w:val="hybridMultilevel"/>
     <w:tmpl w:val="F28CA0AE"/>
@@ -9158,21 +11802,27 @@
     </w:lvl>
   </w:abstractNum>
   <w:num w:numId="1" w16cid:durableId="650259763">
+    <w:abstractNumId w:val="3"/>
+  </w:num>
+  <w:num w:numId="2" w16cid:durableId="2001883512">
     <w:abstractNumId w:val="2"/>
   </w:num>
-  <w:num w:numId="2" w16cid:durableId="2001883512">
+  <w:num w:numId="3" w16cid:durableId="749813625">
+    <w:abstractNumId w:val="5"/>
+  </w:num>
+  <w:num w:numId="4" w16cid:durableId="571739393">
+    <w:abstractNumId w:val="4"/>
+  </w:num>
+  <w:num w:numId="5" w16cid:durableId="2098936644">
+    <w:abstractNumId w:val="7"/>
+  </w:num>
+  <w:num w:numId="6" w16cid:durableId="1207837970">
     <w:abstractNumId w:val="1"/>
   </w:num>
-  <w:num w:numId="3" w16cid:durableId="749813625">
-    <w:abstractNumId w:val="4"/>
+  <w:num w:numId="7" w16cid:durableId="81613786">
+    <w:abstractNumId w:val="6"/>
   </w:num>
-  <w:num w:numId="4" w16cid:durableId="571739393">
-    <w:abstractNumId w:val="3"/>
-  </w:num>
-  <w:num w:numId="5" w16cid:durableId="2098936644">
-    <w:abstractNumId w:val="5"/>
-  </w:num>
-  <w:num w:numId="6" w16cid:durableId="1207837970">
+  <w:num w:numId="8" w16cid:durableId="1979720895">
     <w:abstractNumId w:val="0"/>
   </w:num>
 </w:numbering>
